--- a/code/0411/manuscript/0411_v3/draft_paper_0411_v3.docx
+++ b/code/0411/manuscript/0411_v3/draft_paper_0411_v3.docx
@@ -38,7 +38,7 @@
           <w:color w:val="999999"/>
           <w:sz w:val="18"/>
         </w:rPr>
-        <w:t>Draft v3  |  Generated 2026-04-13 14:24</w:t>
+        <w:t>Draft v3  |  Generated 2026-04-15 15:42</w:t>
       </w:r>
     </w:p>
     <w:p/>
@@ -87,7 +87,27 @@
         <w:rPr>
           <w:rFonts w:ascii="Times New Roman" w:hAnsi="Times New Roman" w:eastAsia="微软雅黑"/>
         </w:rPr>
-        <w:t>We develop a constraint-regularized probabilistic surrogate for uncertainty-to-risk analysis in a coupled neutronics-thermal-structural system, demonstrated on a heat-pipe-cooled reactor (HPR). The surrogate — a heteroscedastic multilayer perceptron trained on 2900 coupled OpenMC-FEniCS simulations with physics-consistent monotonicity and inequality constraints — maps 8 uncertain material parameters to predictive distributions over 15 coupled outputs. On the held-out test set, the surrogate achieves stress R² = 0.9291, RMSE = 7.92 MPa, and 90%-prediction-interval coverage of 0.947. Forward propagation of 20,000 prior samples shows that multi-physics coupling reduces the stress standard deviation by 29% relative to the decoupled prediction. Sobol analysis identifies E_intercept (S₁ = 0.586) and α_base (S₁ = 0.775) as dominant drivers of stress and keff, respectively, revealing distinct sensitivity pathways. Observation-driven MCMC calibration on 18 benchmark cases yields 87.5% posterior 90%-CI coverage and correctly stratifies exceedance risk at the 131 MPa design-screening threshold. Five direct high-fidelity re-evaluations at posterior mean parameters confirm stress agreement within 0.70 MPa MAE. The surrogate operates at a per-sample latency of 1.7 × 10⁻⁷ s (batched GPU), a speedup of ~1.3 × 10¹⁰ over the coupled solver.</w:t>
+        <w:t xml:space="preserve">We develop a constraint-regularized probabilistic surrogate for uncertainty-to-risk analysis in safety-critical coupled multiphysics systems and demonstrate it on a heat-pipe-cooled reactor (HPR) with fully coupled neutronics–thermal–structural feedback. A heteroscedastic multilayer perceptron is trained on coupled OpenMC–FEniCS simulations under physics-consistent monotonicity and inequality constraints, and maps uncertain material parameters to predictive distributions over the coupled outputs with well-calibrated intervals: the stress coefficient of determination reaches 0.929 and the 90% interval coverage reaches 0.947. Forward Monte Carlo propagation shows that multiphysics coupling reshapes the stress uncertainty distribution and reduces its standard deviation by 29% relative to the decoupled prediction. Sobol analysis identifies largely independent dominant pathways for stress and </w:t>
+      </w:r>
+      <w:r>
+        <w:rPr>
+          <w:rFonts w:ascii="Times New Roman" w:hAnsi="Times New Roman" w:eastAsia="微软雅黑"/>
+          <w:i/>
+        </w:rPr>
+        <w:t>k</w:t>
+      </w:r>
+      <w:r>
+        <w:rPr>
+          <w:rFonts w:ascii="Times New Roman" w:hAnsi="Times New Roman" w:eastAsia="微软雅黑"/>
+          <w:vertAlign w:val="subscript"/>
+        </w:rPr>
+        <w:t>eff</w:t>
+      </w:r>
+      <w:r>
+        <w:rPr>
+          <w:rFonts w:ascii="Times New Roman" w:hAnsi="Times New Roman" w:eastAsia="微软雅黑"/>
+        </w:rPr>
+        <w:t>. MCMC calibration against noisy observations yields a posterior 90% interval coverage of 87.5% and stratifies exceedance risk at an adopted 131 MPa design-screening threshold. The surrogate runs orders of magnitude faster than the coupled solver and thereby enables end-to-end probabilistic risk analysis that is otherwise infeasible at the high-fidelity level.</w:t>
       </w:r>
     </w:p>
     <w:p>
@@ -95,15 +115,27 @@
         <w:rPr>
           <w:rFonts w:ascii="Times New Roman" w:hAnsi="Times New Roman" w:eastAsia="微软雅黑"/>
         </w:rPr>
-        <w:t>本文面向耦合中子–热–力系统中的不确定性–风险分析，构建了一套约束正则化概率代理建模框架，并以热管冷却反应堆（HPR）作为工程验证对象。该代理模型采用异方差多层感知机，基于 2900 组耦合 OpenMC–FEniCS 仿真样本训练，嵌入物理一致的单调性与不等式约束，实现从 8 个材料不确定性输入到 15 个耦合输出概率分布的映射。测试集上，耦合稳态应力预测达到 R² = 0.9291，RMSE = 7.92 MPa，90% 预测区间覆盖率 0.947。对 20,000 个先验样本的前向传播表明，多物理耦合使应力标准差相对于解耦预测降低 29%。Sobol 分析识别 E_intercept（S₁ = 0.586）和 α_base （S₁ = 0.775）分别为应力和 keff 的主控因子，揭示独立的敏感性路径。基于 MCMC 的后验标定在 18 个基准案例上获得 87.5% 的 90%-CI 覆盖率，并在 131 MPa 设计筛选阈值处正确划分超阈风险。五次直接高保真重评估在后验均值参数处确认应力一致性（MAE = 0.70 MPa）。代理模型 GPU 批处理单样本延迟 1.7 × 10⁻⁷ s，相对耦合求解器加速约 1.3 × 10¹⁰ 倍。</w:t>
-      </w:r>
-    </w:p>
-    <w:p>
-      <w:r>
-        <w:rPr>
-          <w:rFonts w:ascii="Times New Roman" w:hAnsi="Times New Roman" w:eastAsia="微软雅黑"/>
-        </w:rPr>
-        <w:t>[注：NCS 摘要限 150 词，当前英文约 160 词，需进一步精简]</w:t>
+        <w:t xml:space="preserve">本文面向安全敏感的耦合多物理系统中的不确定性–风险分析，构建了一套约束正则化概率代理建模框架，并以具备完整中子–热–力耦合反馈的热管冷却反应堆（HPR）作为工程验证对象。代理模型采用异方差多层感知机，在物理一致的单调性与不等式约束下基于耦合 OpenMC–FEniCS 仿真训练，将材料不确定输入映射为耦合输出的预测分布，并给出良好校准的预测区间：应力决定系数达到 0.929，90% 区间覆盖率达到 0.947。前向蒙特卡洛传播表明，多物理耦合重塑了应力的不确定性分布，使其标准差相对解耦预测降低 29%。Sobol 分析识别出应力与 </w:t>
+      </w:r>
+      <w:r>
+        <w:rPr>
+          <w:rFonts w:ascii="Times New Roman" w:hAnsi="Times New Roman" w:eastAsia="微软雅黑"/>
+          <w:i/>
+        </w:rPr>
+        <w:t>k</w:t>
+      </w:r>
+      <w:r>
+        <w:rPr>
+          <w:rFonts w:ascii="Times New Roman" w:hAnsi="Times New Roman" w:eastAsia="微软雅黑"/>
+          <w:vertAlign w:val="subscript"/>
+        </w:rPr>
+        <w:t>eff</w:t>
+      </w:r>
+      <w:r>
+        <w:rPr>
+          <w:rFonts w:ascii="Times New Roman" w:hAnsi="Times New Roman" w:eastAsia="微软雅黑"/>
+        </w:rPr>
+        <w:t xml:space="preserve"> 的主导作用路径基本独立。MCMC 在含噪观测下的后验标定给出 90% 区间覆盖率 87.5%，并在所采用的 131 MPa 设计筛选阈值下分层评估超阈风险。代理模型较耦合求解器快多个数量级，从而使高保真层面不可行的端到端概率风险分析得以实现。</w:t>
       </w:r>
     </w:p>
     <w:p>
@@ -122,7 +154,7 @@
           <w:color w:val="0055AA"/>
           <w:sz w:val="20"/>
         </w:rPr>
-        <w:t>[第一段：HPR多物理耦合系统的物理本质]</w:t>
+        <w:t>[第一段：对象与计算问题]</w:t>
       </w:r>
     </w:p>
     <w:p>
@@ -130,7 +162,7 @@
         <w:rPr>
           <w:rFonts w:ascii="Times New Roman" w:hAnsi="Times New Roman" w:eastAsia="微软雅黑"/>
         </w:rPr>
-        <w:t>Heat-pipe-cooled reactors (HPRs) are an emerging class of compact microreactors designed for remote power generation, space applications, and off-grid energy supply. In an HPR, heat pipes, fuel rods, and a structural monolith are integrated into the core in a lattice configuration, forming a tightly coupled thermo-mechanical-neutronic system (McClure et al. 2015). Neutron fission in the fuel generates volumetric heat, which is conducted through the SS316 stainless-steel monolith to the heat pipes and ultimately extracted by the working fluid. The resulting temperature field drives thermal expansion of the monolith, altering core geometry and material cross-sections, which in turn modifies neutron transport efficiency. This neutronics-thermal-structural feedback loop creates a multi-physics system in which each physical domain is inseparable from the others at steady state.</w:t>
+        <w:t>Heat-pipe-cooled reactors (HPRs) are compact, monolithic-core systems in which neutronics, heat transfer and structural deformation are coupled through two-way feedback rather than arranged in a one-way sequence [1]. Temperature fields drive thermal expansion and stress, and the resulting geometric changes feed back into neutron leakage and power distribution. Under such closed feedback, uncertainty in material properties cannot be propagated independently within any single physics, and coupled uncertainty transmission, rather than single-field prediction, becomes the central computational problem.</w:t>
       </w:r>
     </w:p>
     <w:p>
@@ -138,7 +170,7 @@
         <w:rPr>
           <w:rFonts w:ascii="Times New Roman" w:hAnsi="Times New Roman" w:eastAsia="微软雅黑"/>
         </w:rPr>
-        <w:t>热管冷却反应堆（HPR）是一类面向远程供电、空间应用及离网能源供给的新兴紧凑型微型反应堆。HPR 堆芯将热管、燃料棒和结构单石以晶格构型紧密集成，形成耦合的热–力–中子系统（McClure et al. 2015）。燃料中的中子裂变产生体积热功率，热量经 SS316 不锈钢单石传导至热管并由工质携带排出；所得温度场驱动单石热膨胀，改变堆芯几何形状和材料截面，进而影响中子输运效率。这一中子–热–力反馈回路使得稳态条件下各物理域不可分割。</w:t>
+        <w:t>热管冷却反应堆（HPR）是将中子学、传热与结构变形通过双向反馈紧密耦合的紧凑型基体式堆芯系统，而非单向串联过程 [1]。温度场驱动基体热膨胀与应力演化，由此产生的几何变化又反馈至中子泄漏与功率分布。在这种闭合反馈下，材料属性不确定性无法在任一物理域内独立传播，耦合条件下的不确定性传递——而非单场点预测——由此成为核心计算问题。</w:t>
       </w:r>
     </w:p>
     <w:p>
@@ -149,7 +181,7 @@
           <w:color w:val="0055AA"/>
           <w:sz w:val="20"/>
         </w:rPr>
-        <w:t>[第二段：HPR多物理耦合研究背景]</w:t>
+        <w:t>[第二段：国际研究现状与统一概率计算层的空白]</w:t>
       </w:r>
     </w:p>
     <w:p>
@@ -157,7 +189,7 @@
         <w:rPr>
           <w:rFonts w:ascii="Times New Roman" w:hAnsi="Times New Roman" w:eastAsia="微软雅黑"/>
         </w:rPr>
-        <w:t>The multi-physics coupling behaviour of HPRs has been the subject of growing research attention. Zhang et al. (2024) developed high-fidelity multiphysics models for megawatt-level heat-pipe nuclear reactors based on OpenMC and FEniCS, employing Picard iteration to achieve converged coupled solutions (Zhang et al. 2024, Nuclear Science and Engineering). Zhang et al. (2025) further constructed a data-driven surrogate coupled with NSGA-II optimisation, demonstrating a 59% reduction in peak monolith stress through design parameter adjustment (Zhang et al. 2025, Energy). Chen et al. (2025) established a neural-network-based multi-physics coupling analysis framework for steady-state HPR uncertainty quantification, integrating Sobol sensitivity analysis and single-factor perturbation to characterise uncertainty transmission across coupling pathways (Chen et al. 2025, 核动力工程). These studies have established that the multi-physics coupling in HPRs introduces complex nonlinear interactions among neutronics, thermal, and structural fields, and that uncertainty quantification in this coupled context demands specialised methodology beyond single-physics analysis tools.</w:t>
+        <w:t>High-fidelity multiphysics analysis of compact heat-pipe microreactors has become an active international direction. MOOSE-based toolchains that couple neutronics, thermo-mechanics and heat-pipe physics have been demonstrated on both KRUSTY-class and larger heat-pipe reactor designs [2,3]. Parallel studies based on commercial thermal–structural solvers repeatedly identify stress concentration and structural integrity as recurring safety concerns in monolithic-core configurations [4,5]. Beyond the HPR literature, nuclear computational science is now developing stochastic analysis, surrogate generation and probabilistic workflow capabilities around large-scale simulators, both within the MOOSE ecosystem [6,7] and through emerging digital-twin-oriented pipelines [8]. These advances nonetheless stop short of a unified probabilistic computational layer that, within a single coupled framework, simultaneously supports fast surrogate prediction, forward uncertainty propagation, global sensitivity attribution and observation-conditioned posterior updating.</w:t>
       </w:r>
     </w:p>
     <w:p>
@@ -165,7 +197,7 @@
         <w:rPr>
           <w:rFonts w:ascii="Times New Roman" w:hAnsi="Times New Roman" w:eastAsia="微软雅黑"/>
         </w:rPr>
-        <w:t>HPR 的多物理耦合特性近年来受到持续关注。Zhang 等（2024）基于 OpenMC 和 FEniCS 建立了兆瓦级热管核反应堆的高保真多物理场模型，采用 Picard 迭代实现耦合收敛求解（Zhang et al. 2024, Nuclear Science and Engineering）。Zhang 等（2025）进一步构建了数据驱动代理模型并结合 NSGA-II 优化，证明通过设计参数调整可实现 59% 的单石峰值应力降低（Zhang et al. 2025, Energy）。Chen 等（2025）建立了基于神经网络的 HPR 稳态多物理场耦合不确定性分析框架，整合 Sobol 敏感性分析和单因素摄动以表征耦合路径中的不确定性传递机制（Chen et al. 2025, 核动力工程）。上述研究表明，HPR 的多物理耦合引入了中子–热–力三场之间复杂的非线性交互，耦合系统中的不确定性量化需要超越单物理分析工具的专门方法论。</w:t>
+        <w:t>紧凑型热管微堆的高保真多物理分析已成为国际上的活跃方向。基于 MOOSE 的工具链已在 KRUSTY 类与更大功率热管堆设计上实现了中子学、热–力学与热管物理的耦合 [2,3]。基于商用热–力求解器的平行研究反复指出，应力集中与结构完整性是基体式堆芯构型中的持续性安全关注点 [4,5]。除 HPR 专门研究外，核工程计算领域也正在围绕大规模仿真器发展随机分析、代理建模与概率工作流能力，其中既包括 MOOSE 生态中的相关模块 [6,7]，也包括面向数字孪生的初步管线 [8]。然而这些进展仍未形成一个统一的概率计算层，尚不能在同一耦合框架内同时支撑快速代理预测、前向不确定性传播、全局敏感性归因与观测条件下的后验更新。</w:t>
       </w:r>
     </w:p>
     <w:p>
@@ -176,7 +208,7 @@
           <w:color w:val="0055AA"/>
           <w:sz w:val="20"/>
         </w:rPr>
-        <w:t>[第三段：不确定性在耦合系统中的传播]</w:t>
+        <w:t>[第三段：空白的意义——高层表述]</w:t>
       </w:r>
     </w:p>
     <w:p>
@@ -184,7 +216,7 @@
         <w:rPr>
           <w:rFonts w:ascii="Times New Roman" w:hAnsi="Times New Roman" w:eastAsia="微软雅黑"/>
         </w:rPr>
-        <w:t>Material properties of reactor structural components inevitably carry uncertainties arising from manufacturing tolerances, material batch variability, and irradiation-induced property evolution over service life. In a coupled multi-physics system such as the HPR, these parameter uncertainties do not propagate independently through each physical domain. A perturbation in thermal conductivity modifies temperature gradients across the monolith, which changes thermal stresses through the constitutive relation σ ∝ E · α · ΔT. A perturbation in the thermal expansion coefficient alters core geometry under heating, shifting neutron multiplication and local power density, which then feeds back into stress through altered thermal loading. The resulting uncertainty transmission pathways are intertwined: the same material parameter may simultaneously affect multiple physical domains through different mechanisms, and the coupled feedback may either amplify or attenuate the net uncertainty depending on the direction and strength of the feedback loop.</w:t>
+        <w:t>This gap matters because uncertainty in HPRs propagates across coupled neutronic, thermal and structural channels rather than within a single physics. The same material parameter can influence multiple outputs simultaneously, and coupled feedback may either amplify or attenuate the resulting response variability. Risk-oriented analysis therefore requires a coupled probabilistic treatment rather than decoupled or single-physics evaluation.</w:t>
       </w:r>
     </w:p>
     <w:p>
@@ -192,7 +224,7 @@
         <w:rPr>
           <w:rFonts w:ascii="Times New Roman" w:hAnsi="Times New Roman" w:eastAsia="微软雅黑"/>
         </w:rPr>
-        <w:t>反应堆结构材料的性质不可避免地受到制造公差、材料批次变异和辐照诱导的性能演变影响而具有不确定性。在 HPR 这类多物理耦合系统中，参数不确定性并非在各物理域中独立传播。热导率扰动改变单石内的温度梯度，进而通过本构关系 σ ∝ E · α · ΔT 影响热应力；热膨胀系数扰动改变加热状态下的堆芯几何形状，从而影响中子增殖和局部功率密度，再通过改变热载荷反作用于结构应力。不确定性传递路径因此相互交织：同一材料参数可通过不同机制同时影响多个物理域，而耦合反馈则可能根据反馈回路的方向和强度放大或衰减净不确定性。</w:t>
+        <w:t>这一空白之所以重要，是因为 HPR 中的不确定性并非局限于单一物理，而是在耦合的中子、热工与结构通道间同时传播。同一材料参数可同时作用于多个输出量，而耦合反馈既可能放大、也可能衰减最终响应变异。因此，风险导向分析必须采用耦合概率处理，而不能依赖解耦或单场评估。</w:t>
       </w:r>
     </w:p>
     <w:p>
@@ -203,7 +235,7 @@
           <w:color w:val="0055AA"/>
           <w:sz w:val="20"/>
         </w:rPr>
-        <w:t>[第四段：风险量化的工程必要性]</w:t>
+        <w:t>[第四段：工程风险锚点与 131 MPa 筛选阈值]</w:t>
       </w:r>
     </w:p>
     <w:p>
@@ -211,21 +243,7 @@
         <w:rPr>
           <w:rFonts w:ascii="Times New Roman" w:hAnsi="Times New Roman" w:eastAsia="微软雅黑"/>
         </w:rPr>
-        <w:t>Quantifying how these coupled uncertainty pathways translate into structural risk — specifically, the probability that peak monolith stress exceeds a design-screening threshold — is a prerequisite for principled safety-margin characterisation and risk-informed design. Prior high-fidelity analysis of the nominal MegaPower design reports peak monolith stresses reaching 169 MPa under normal operating conditions (Zhang et al. 2025, Energy), which exceeds the SS316 yield strength at the relevant operating temperature (131 MPa)</w:t>
-      </w:r>
-      <w:r>
-        <w:rPr>
-          <w:rFonts w:ascii="Times New Roman" w:hAnsi="Times New Roman" w:eastAsia="微软雅黑"/>
-          <w:b/>
-          <w:color w:val="CC0000"/>
-        </w:rPr>
-        <w:t>【待核实：131 MPa 对应的确切温度和材料数据源需确认；ASME 数据在 650°C 为 ~95 MPa，在 600°C 为 ~145 MPa；Energy 2025 论文已使用此值发表】</w:t>
-      </w:r>
-      <w:r>
-        <w:rPr>
-          <w:rFonts w:ascii="Times New Roman" w:hAnsi="Times New Roman" w:eastAsia="微软雅黑"/>
-        </w:rPr>
-        <w:t>. This finding establishes that the nominal design operates in a regime where material-parameter variability directly determines whether the structural integrity criterion is satisfied, making probabilistic assessment of exceedance risk essential.</w:t>
+        <w:t>Structural stress is the practically relevant risk variable in this class of systems. Design analyses of compact heat-pipe-cooled cores have reported nominal peak stresses on the order of 169 MPa [9], well within the range in which material-parameter uncertainty can shift the exceedance probability against a design-screening threshold. We therefore adopt 131 MPa as such a screening threshold for the present analysis and frame the central question as how uncertainty in material properties translates into exceedance risk at that threshold, rather than as point prediction at nominal conditions.</w:t>
       </w:r>
     </w:p>
     <w:p>
@@ -233,21 +251,7 @@
         <w:rPr>
           <w:rFonts w:ascii="Times New Roman" w:hAnsi="Times New Roman" w:eastAsia="微软雅黑"/>
         </w:rPr>
-        <w:t>定量表征这些耦合不确定性传播路径如何转化为结构风险——具体而言，单石结构峰值应力超过设计筛选阈值的概率——是开展原则性安全裕量表征和风险知情设计的前提条件。已有高保真分析表明，标称 MegaPower 设计在正常工况下的单石结构峰值应力可达 169 MPa（Zhang et al. 2025, Energy），超过 SS316 不锈钢在相关运行温度下的屈服强度（131 MPa）</w:t>
-      </w:r>
-      <w:r>
-        <w:rPr>
-          <w:rFonts w:ascii="Times New Roman" w:hAnsi="Times New Roman" w:eastAsia="微软雅黑"/>
-          <w:b/>
-          <w:color w:val="CC0000"/>
-        </w:rPr>
-        <w:t>【待核实：同上】</w:t>
-      </w:r>
-      <w:r>
-        <w:rPr>
-          <w:rFonts w:ascii="Times New Roman" w:hAnsi="Times New Roman" w:eastAsia="微软雅黑"/>
-        </w:rPr>
-        <w:t>。该结果意味着标称设计运行在材料参数变异直接决定结构完整性准则是否满足的区间内，超阈风险的概率评估不可或缺。</w:t>
+        <w:t>在该类系统中，结构应力是具工程意义的风险变量。紧凑型热管冷却堆芯的设计分析已报道约 169 MPa 的标称峰值应力 [9]，处于材料参数不确定性足以改变超阈概率的量级。本文据此取 131 MPa 作为设计筛选阈值，并将核心问题表述为"材料参数不确定性如何转化为该阈值下的超阈风险"，而不是标称工况下的点预测。</w:t>
       </w:r>
     </w:p>
     <w:p>
@@ -258,7 +262,7 @@
           <w:color w:val="0055AA"/>
           <w:sz w:val="20"/>
         </w:rPr>
-        <w:t>[第五段：高保真计算的瓶颈]</w:t>
+        <w:t>[第五段：高保真直接评估与现有代理方法的边界]</w:t>
       </w:r>
     </w:p>
     <w:p>
@@ -266,7 +270,7 @@
         <w:rPr>
           <w:rFonts w:ascii="Times New Roman" w:hAnsi="Times New Roman" w:eastAsia="微软雅黑"/>
         </w:rPr>
-        <w:t>Characterising exceedance risk requires sampling over the full 8-dimensional material parameter space. Direct Monte Carlo with repeated high-fidelity evaluations is computationally infeasible: each coupled OpenMC-FEniCS run requires approximately 2266 s (~38 min) on a dedicated compute node (AMD EPYC 9654 96-Core, 2× RTX 5090), with the neutronics calculation accounting for approximately 67% of the total time (Zhang et al. 2025, Energy, Table 1). A 20,000-evaluation forward UQ analysis would consume over 525 compute-days; Bayesian calibration requiring thousands of likelihood evaluations faces a comparable or larger cost barrier. Surrogate models that approximate the input-output mapping at negligible per-evaluation cost are therefore essential for enabling both forward UQ and inverse inference.</w:t>
+        <w:t>Direct evaluation based on repeated high-fidelity simulation is computationally prohibitive: each coupled OpenMC–FEniCS solve requires on the order of 10³ s per sample, so forward Monte Carlo over an 8-dimensional material-parameter space, and Bayesian calibration requiring comparable likelihood counts, are both infeasible at the high-fidelity level. Standard surrogates close only part of this gap. Gaussian-process and polynomial-chaos methods become increasingly constrained in strongly nonlinear, moderately high-dimensional coupled settings; physics-informed neural networks are difficult to formulate when the governing structure is expressed through iterative solver exchange rather than a single closed residual; and purely data-driven networks scale but, without calibrated predictive intervals and physical-consistency constraints, cannot carry downstream risk analysis on their own.</w:t>
       </w:r>
     </w:p>
     <w:p>
@@ -274,7 +278,7 @@
         <w:rPr>
           <w:rFonts w:ascii="Times New Roman" w:hAnsi="Times New Roman" w:eastAsia="微软雅黑"/>
         </w:rPr>
-        <w:t>风险评估需要在完整 8 维材料参数空间上进行大量采样。直接蒙特卡洛暴力采样在计算上不具可行性：每次耦合 OpenMC–FEniCS 运行约需 2266 秒（约 38 分钟），其中中子学计算约占总时间的 67%（Zhang et al. 2025, Energy, Table 1）。包含 20,000 次评估的前向 UQ 分析将消耗超过 525 个计算日；需要数千次似然评估的贝叶斯标定面临同等或更大的计算障碍。以可忽略的单次评估成本近似输入–输出映射的代理模型对于实现前向 UQ 和逆向推断不可或缺。</w:t>
+        <w:t>直接基于高保真重复求解的评估在计算上不可行：每次 OpenMC–FEniCS 耦合求解约需 10³ 秒，因而在 8 维材料参数空间上进行前向蒙特卡洛传播、以及需要相近量级似然评估的贝叶斯标定，均无法在高保真层面完成。常规代理方法仅能部分弥合这一差距：高斯过程与多项式混沌方法在强非线性、中高维耦合设置下受维度与光滑性假设限制；物理信息神经网络难以为以迭代求解器交换而非单一闭合残差表达的控制结构直接构造损失；纯数据驱动神经网络虽具扩展性，但在缺乏校准预测区间与物理一致性约束时，无法独立承担下游风险分析。</w:t>
       </w:r>
     </w:p>
     <w:p>
@@ -285,7 +289,7 @@
           <w:color w:val="0055AA"/>
           <w:sz w:val="20"/>
         </w:rPr>
-        <w:t>[第六段：现有代理方法的局限]</w:t>
+        <w:t>[第六段：本文所做——约束正则化概率代理与端到端不确定性–风险管线]</w:t>
       </w:r>
     </w:p>
     <w:p>
@@ -293,7 +297,7 @@
         <w:rPr>
           <w:rFonts w:ascii="Times New Roman" w:hAnsi="Times New Roman" w:eastAsia="微软雅黑"/>
         </w:rPr>
-        <w:t>Existing surrogate approaches each face specific limitations in this context. Gaussian process (GP) regression provides principled uncertainty estimates through the posterior predictive distribution, but its cubic scaling with training-set size and the curse of dimensionality in 8-dimensional input spaces limit its practical applicability. Polynomial chaos expansion (PCE) offers spectral convergence for smooth response surfaces, but the smoothness assumptions may not hold across the full material-variability range when the response involves coupled nonlinear feedback. Physics-informed neural networks (PINNs) embed governing equations as residual terms; while in principle applicable, the iterative boundary-condition coupling in the HPR — where neutronics and thermal modules exchange boundary conditions through Picard iteration (Zhang et al. 2024) — would require reformulating the iteration loop as a differentiable residual, adding substantial complexity without clear benefit over data-driven surrogates trained on converged solutions. Standard data-driven neural surrogates offer scalable inference, but without uncertainty calibration or physical consistency constraints, they may violate known monotone input-output relationships under distributional shift.</w:t>
+        <w:t>In this work we develop a constraint-regularized heteroscedastic probabilistic surrogate for uncertainty-to-risk analysis in a coupled neutronics–thermal– structural system and demonstrate it on a heat-pipe-cooled reactor. The surrogate is trained on coupled OpenMC–FEniCS data and predicts both response means and input-dependent predictive uncertainties for multiple physics outputs, with monotonicity and inequality structure enforced as differentiable regularization. Around this surrogate we assemble an end-to-end uncertainty-to-risk pipeline that combines forward Monte Carlo propagation, Sobol sensitivity with bootstrap confidence intervals, and MCMC posterior calibration. The main contributions are threefold. First, we introduce a constraint-regularized heteroscedastic probabilistic surrogate that jointly predicts means and calibrated predictive intervals for the coupled outputs. Second, we construct a physics-consistent training objective that encodes monotonicity and inequality constraints as gradient penalties without altering base network capacity. Third, we assemble a unified probabilistic computational layer that connects expensive coupled multiphysics simulation to tractable, risk-oriented analysis in safety-critical coupled systems.</w:t>
       </w:r>
     </w:p>
     <w:p>
@@ -301,89 +305,7 @@
         <w:rPr>
           <w:rFonts w:ascii="Times New Roman" w:hAnsi="Times New Roman" w:eastAsia="微软雅黑"/>
         </w:rPr>
-        <w:t>现有代理方法在本问题中各有其局限性。高斯过程（GP）回归通过后验预测分布提供原则性的不确定性估计，但其随训练集规模的立方增长和 8 维输入空间的维度灾难限制了实用性。多项式混沌展开（PCE）对光滑响应面提供谱收敛，但当响应涉及耦合非线性反馈时，光滑性假设在完整材料变异范围内不一定成立。物理信息神经网络（PINN）将支配方程嵌入训练损失的残差项；尽管原则上可行，但 HPR 中通过 Picard 迭代交换边界条件的耦合方式需将多物理迭代循环重写为可微残差形式，实现复杂度高，相比训练于收敛解的数据驱动代理无明显优势。标准数据驱动神经代理推断高效，但在缺乏不确定性校准和物理一致性约束的情况下，可能在分布偏移时违反已知的单调输入–输出关系。</w:t>
-      </w:r>
-    </w:p>
-    <w:p>
-      <w:r>
-        <w:rPr>
-          <w:rFonts w:ascii="Times New Roman" w:hAnsi="Times New Roman" w:eastAsia="微软雅黑"/>
-          <w:i/>
-          <w:color w:val="0055AA"/>
-          <w:sz w:val="20"/>
-        </w:rPr>
-        <w:t>[第七段：与前期工作的关系]</w:t>
-      </w:r>
-    </w:p>
-    <w:p>
-      <w:r>
-        <w:rPr>
-          <w:rFonts w:ascii="Times New Roman" w:hAnsi="Times New Roman" w:eastAsia="微软雅黑"/>
-        </w:rPr>
-        <w:t>The present work builds upon our prior conference contribution (Chen et al. 2025, RPHA), which employed a Bayesian neural network for HPR thermo-mechanical uncertainty quantification with three calibrated parameters and a demonstration stress threshold of 45 MPa. The current study differs in several respects: (1) a heteroscedastic MLP architecture that achieves comparable predictive uncertainty at substantially lower computational cost than full BNN inference; (2) physics-consistent monotonicity and inequality constraints embedded as differentiable regularizers; (3) expansion to four calibration parameters with the design-screening threshold at 131 MPa; and (4) a systematic analysis of coupling-driven uncertainty compression.</w:t>
-      </w:r>
-    </w:p>
-    <w:p>
-      <w:r>
-        <w:rPr>
-          <w:rFonts w:ascii="Times New Roman" w:hAnsi="Times New Roman" w:eastAsia="微软雅黑"/>
-        </w:rPr>
-        <w:t>本文在前期会议论文（Chen et al. 2025, RPHA）的基础上进行了扩展和深化。前期工作采用贝叶斯神经网络进行 HPR 热力不确定性量化，标定 3 个参数，应力阈值为 45 MPa（演示性质）。本文的不同之处：（1）异方差 MLP 架构，在显著低于 BNN 推断的计算成本下实现可比的预测不确定性估计；（2）物理一致的单调性和不等式约束嵌入为可微正则化项；（3）标定参数扩展至 4 个，采用 131 MPa 作为设计筛选阈值；（4）系统分析耦合驱动的不确定性压缩效应。</w:t>
-      </w:r>
-    </w:p>
-    <w:p>
-      <w:r>
-        <w:rPr>
-          <w:rFonts w:ascii="Times New Roman" w:hAnsi="Times New Roman" w:eastAsia="微软雅黑"/>
-          <w:i/>
-          <w:color w:val="0055AA"/>
-          <w:sz w:val="20"/>
-        </w:rPr>
-        <w:t>[第八段：本文贡献]</w:t>
-      </w:r>
-    </w:p>
-    <w:p>
-      <w:r>
-        <w:rPr>
-          <w:rFonts w:ascii="Times New Roman" w:hAnsi="Times New Roman" w:eastAsia="微软雅黑"/>
-        </w:rPr>
-        <w:t>This work makes four contributions: (1) A constraint-regularized heteroscedastic surrogate that jointly predicts mean and variance for 15 physics outputs, enabling calibrated probabilistic inference without the weight-distribution overhead of Bayesian neural networks. (2) A physics-consistent training objective embedding monotonicity and inequality constraints as gradient penalties, shown to improve out-of-distribution robustness for stress under α_base extrapolation</w:t>
-      </w:r>
-      <w:r>
-        <w:rPr>
-          <w:rFonts w:ascii="Times New Roman" w:hAnsi="Times New Roman" w:eastAsia="微软雅黑"/>
-          <w:b/>
-          <w:color w:val="CC0000"/>
-        </w:rPr>
-        <w:t>【待决：OOD ΔR² = +0.170 来自 0404 实验， code/0411/ 下无 canonical 复现；建议 Option B：附录定性提及 + qualitative statement，不在正文给出具体数值，除非在服务器端重跑确认】</w:t>
-      </w:r>
-      <w:r>
-        <w:rPr>
-          <w:rFonts w:ascii="Times New Roman" w:hAnsi="Times New Roman" w:eastAsia="微软雅黑"/>
-        </w:rPr>
-        <w:t>. (3) A complete uncertainty-to-risk pipeline comprising forward Monte Carlo propagation, Sobol sensitivity analysis with bootstrap confidence intervals, and MCMC-based posterior calibration, applied to a realistic coupled HPR system. (4) Quantitative characterisation of coupling-driven uncertainty compression: the coupled steady-state stress standard deviation is 29% lower than the decoupled prediction, a direct consequence of neutronics-thermal negative feedback.</w:t>
-      </w:r>
-    </w:p>
-    <w:p>
-      <w:r>
-        <w:rPr>
-          <w:rFonts w:ascii="Times New Roman" w:hAnsi="Times New Roman" w:eastAsia="微软雅黑"/>
-        </w:rPr>
-        <w:t>本文的主要贡献如下：（1）开发约束正则化异方差代理模型，对 15 个物理输出量同时预测均值和方差，实现经校准的概率推断，推断成本显著低于贝叶斯神经网络；（2）提出物理一致的正则化训练目标，将单调性和不等式约束编码为梯度惩罚项，在 α_base 外推场景下提升分布外鲁棒性</w:t>
-      </w:r>
-      <w:r>
-        <w:rPr>
-          <w:rFonts w:ascii="Times New Roman" w:hAnsi="Times New Roman" w:eastAsia="微软雅黑"/>
-          <w:b/>
-          <w:color w:val="CC0000"/>
-        </w:rPr>
-        <w:t>【待决：同上】</w:t>
-      </w:r>
-      <w:r>
-        <w:rPr>
-          <w:rFonts w:ascii="Times New Roman" w:hAnsi="Times New Roman" w:eastAsia="微软雅黑"/>
-        </w:rPr>
-        <w:t>；（3）构建完整的不确定性–风险分析流水线，包含先验蒙特卡洛正向传播、带 Bootstrap 置信区间的 Sobol 敏感性分析和 MCMC 后验标定，应用于真实耦合 HPR 系统；（4）定量揭示耦合驱动的不确定性压缩：耦合稳态应力标准差比解耦预测低 29%，是中子–热负反馈的直接体现。</w:t>
+        <w:t>本文面向耦合中子–热–力系统，构建了一种约束正则化异方差概率代理模型，并以热管冷却反应堆作为工程验证对象。代理模型在耦合 OpenMC–FEniCS 数据上训练，对多个物理输出同时预测均值与输入依赖的预测不确定性，并以可微正则化形式嵌入单调性与不等式结构。围绕该代理，本文组织端到端的不确定性–风险分析管线，联合前向蒙特卡洛传播、带 Bootstrap 置信区间的 Sobol 敏感性分析与 MCMC 后验标定。主要贡献有三：其一，提出约束正则化异方差概率代理模型，对耦合输出同时给出均值与经校准的预测区间；其二，构建物理一致的训练目标，将单调性与不等式约束以梯度惩罚形式嵌入，而不改变基础网络容量；其三，构建统一的概率计算层，将昂贵的耦合多物理仿真衔接至安全敏感耦合系统中可行的风险导向分析。</w:t>
       </w:r>
     </w:p>
     <w:p>
@@ -407,7 +329,27 @@
         <w:rPr>
           <w:rFonts w:ascii="Times New Roman" w:hAnsi="Times New Roman" w:eastAsia="微软雅黑"/>
         </w:rPr>
-        <w:t>The constraint-regularized surrogate — a heteroscedastic MLP augmented with physics-consistent monotonicity and inequality gradient penalties (see Methods) — was evaluated on the held-out test set (n = 435). For the primary safety metric, coupled steady-state maximum global stress, the surrogate achieved R² = 0.9291, RMSE = 7.918 MPa, MAE = 6.092 MPa, 90%-prediction-interval coverage probability (PICP₉₀) = 0.9471, and mean prediction-interval width (MPIW₉₀) = 31.96 MPa (Table 2, Fig. 2A). For keff, R² = 0.8752 with PICP₉₀ = 0.9793 and MPIW₉₀ = 1.674 × 10⁻³, indicating well-calibrated interval coverage (Table 2).</w:t>
+        <w:t xml:space="preserve">The constraint-regularized surrogate is a heteroscedastic MLP whose training objective incorporates physics-consistent monotonicity and inequality gradient penalties; the architecture and loss function are detailed in Methods. The surrogate was evaluated on the held-out test set (n = 435). For the primary safety metric, coupled steady-state maximum global stress, the surrogate achieved R² = 0.9291, RMSE = 7.918 MPa, and MAE = 6.092 MPa. The 90% prediction-interval coverage PICP₉₀ = 0.9471 and mean interval width MPIW₉₀ = 31.96 MPa confirm that the uncertainty estimates are well calibrated (Table 2, Fig. 2A). For </w:t>
+      </w:r>
+      <w:r>
+        <w:rPr>
+          <w:rFonts w:ascii="Times New Roman" w:hAnsi="Times New Roman" w:eastAsia="微软雅黑"/>
+          <w:i/>
+        </w:rPr>
+        <w:t>k</w:t>
+      </w:r>
+      <w:r>
+        <w:rPr>
+          <w:rFonts w:ascii="Times New Roman" w:hAnsi="Times New Roman" w:eastAsia="微软雅黑"/>
+          <w:vertAlign w:val="subscript"/>
+        </w:rPr>
+        <w:t>eff</w:t>
+      </w:r>
+      <w:r>
+        <w:rPr>
+          <w:rFonts w:ascii="Times New Roman" w:hAnsi="Times New Roman" w:eastAsia="微软雅黑"/>
+        </w:rPr>
+        <w:t>, the surrogate achieved R² = 0.8752, PICP₉₀ = 0.9793, and MPIW₉₀ = 1.674 × 10⁻³, indicating similarly reliable interval coverage (Table 2).</w:t>
       </w:r>
     </w:p>
     <w:p>
@@ -415,7 +357,27 @@
         <w:rPr>
           <w:rFonts w:ascii="Times New Roman" w:hAnsi="Times New Roman" w:eastAsia="微软雅黑"/>
         </w:rPr>
-        <w:t>约束正则化代理——以物理一致的单调性和不等式梯度惩罚增强的异方差 MLP（详见方法节）——在留出测试集（n = 435）上评估。对主要安全指标耦合稳态最大全局应力： R² = 0.9291，RMSE = 7.918 MPa，MAE = 6.092 MPa，90% 预测区间覆盖率（PICP₉₀）= 0.9471，平均预测区间宽度（MPIW₉₀）= 31.96 MPa（表 2，图 2A）。 keff：R² = 0.8752，PICP₉₀ = 0.9793，MPIW₉₀ = 1.674 × 10⁻³，不确定性估计校准良好。</w:t>
+        <w:t>本文采用的约束正则化代理模型为嵌入单调性与不等式梯度惩罚的异方差 MLP，具体架构与损失函数见方法节。在留出测试集（n = 435）上，耦合稳态最大全局应力的预测精度为 R² = 0.9291，RMSE = 7.918 MPa，MAE = 6.092 MPa；90% 预测区间覆盖率 PICP₉₀ = 0.9471，平均区间宽度 MPIW₉₀ = 31.96 MPa，表明不确定性估计具有良好的校准特性（表 2，图 2A）。</w:t>
+      </w:r>
+      <w:r>
+        <w:rPr>
+          <w:rFonts w:ascii="Times New Roman" w:hAnsi="Times New Roman" w:eastAsia="微软雅黑"/>
+          <w:i/>
+        </w:rPr>
+        <w:t>k</w:t>
+      </w:r>
+      <w:r>
+        <w:rPr>
+          <w:rFonts w:ascii="Times New Roman" w:hAnsi="Times New Roman" w:eastAsia="微软雅黑"/>
+          <w:vertAlign w:val="subscript"/>
+        </w:rPr>
+        <w:t>eff</w:t>
+      </w:r>
+      <w:r>
+        <w:rPr>
+          <w:rFonts w:ascii="Times New Roman" w:hAnsi="Times New Roman" w:eastAsia="微软雅黑"/>
+        </w:rPr>
+        <w:t xml:space="preserve"> 的预测精度为 R² = 0.8752，PICP₉₀ = 0.9793， MPIW₉₀ = 1.674 × 10⁻³，区间覆盖同样可靠（表 2）。</w:t>
       </w:r>
     </w:p>
     <w:p>
@@ -423,7 +385,7 @@
         <w:rPr>
           <w:rFonts w:ascii="Times New Roman" w:hAnsi="Times New Roman" w:eastAsia="微软雅黑"/>
         </w:rPr>
-        <w:t>Cross-model comparison with four alternative training configurations (unconstrained baseline, monotonicity-only, physics-gradient-only monotonicity, and physics-gradient inequality-only) confirmed that stress RMSE differences across all five variants are modest (7.918–8.178 MPa, a spread of 3.3%), indicating that the accuracy gains from constraint regularization are incremental rather than transformative. The primary benefit is in calibration: the constraint-regularized surrogate achieves the narrowest MPIW₉₀ (31.96 MPa) while maintaining PICP₉₀ within the target 90–95% band (Table 2).</w:t>
+        <w:t>A cross-model comparison against four alternative training configurations (unconstrained baseline, monotonicity-only, physics-gradient monotonicity, and physics-gradient inequality-only) showed that stress RMSE varies modestly across the five variants, ranging from 7.918 to 8.178 MPa (a spread of 3.3%). The accuracy gains from constraint regularization are therefore incremental rather than transformative. The primary benefit lies in calibration quality: the constraint-regularized surrogate achieves the narrowest MPIW₉₀ of 31.96 MPa while keeping PICP₉₀ within the target 90–95% band (Table 2).</w:t>
       </w:r>
     </w:p>
     <w:p>
@@ -431,7 +393,7 @@
         <w:rPr>
           <w:rFonts w:ascii="Times New Roman" w:hAnsi="Times New Roman" w:eastAsia="微软雅黑"/>
         </w:rPr>
-        <w:t>与四种替代训练配置（无约束基线、仅单调性、物理梯度单调性、物理梯度不等式）的跨模型对比表明，五种变体的应力 RMSE 差异有限（7.918–8.178 MPa，极差 3.3%），说明约束正则化的精度增益是渐进式的而非颠覆性的。主要收益在于校准质量：约束正则化代理在 PICP₉₀ 维持在 90–95% 目标带内的同时，实现了最窄的 MPIW₉₀ （31.96 MPa）。</w:t>
+        <w:t>将约束正则化代理与四种替代训练配置（无约束基线、仅单调性、物理梯度单调性、物理梯度不等式）进行跨模型对比，结果表明五种变体的应力 RMSE 差异有限，范围 7.918–8.178 MPa，极差仅 3.3%。约束正则化带来的精度增益是渐进式的，而非颠覆性的。其主要收益体现在校准质量上：约束正则化代理在 PICP₉₀ 保持于 90–95% 目标带内的前提下，实现了最窄的 MPIW₉₀（31.96 MPa）。</w:t>
       </w:r>
     </w:p>
     <w:p>
@@ -449,21 +411,7 @@
         <w:rPr>
           <w:rFonts w:ascii="Times New Roman" w:hAnsi="Times New Roman" w:eastAsia="微软雅黑"/>
         </w:rPr>
-        <w:t>The constraint-regularized surrogate was selected as the primary model for all subsequent analyses on the basis of: (i) the tightest stress PICP₉₀ within the target calibration band, (ii) the narrowest MPIW₉₀ (sharpest intervals without sacrificing coverage), and (iii) improved robustness under distributional shift (see Appendix</w:t>
-      </w:r>
-      <w:r>
-        <w:rPr>
-          <w:rFonts w:ascii="Times New Roman" w:hAnsi="Times New Roman" w:eastAsia="微软雅黑"/>
-          <w:b/>
-          <w:color w:val="CC0000"/>
-        </w:rPr>
-        <w:t>【待补：附录 OOD 评估编号】</w:t>
-      </w:r>
-      <w:r>
-        <w:rPr>
-          <w:rFonts w:ascii="Times New Roman" w:hAnsi="Times New Roman" w:eastAsia="微软雅黑"/>
-        </w:rPr>
-        <w:t>).</w:t>
+        <w:t>The constraint-regularized surrogate was therefore selected as the primary model for all subsequent analyses, primarily on the basis of calibration quality and prediction-interval sharpness on the held-out test set: it achieves the tightest stress PICP₉₀ within the target calibration band and the narrowest prediction intervals without sacrificing coverage. Supplementary observations under out-of-distribution conditions are reported in the Appendix as supporting evidence and do not by themselves drive the model-selection decision.</w:t>
       </w:r>
     </w:p>
     <w:p>
@@ -471,21 +419,7 @@
         <w:rPr>
           <w:rFonts w:ascii="Times New Roman" w:hAnsi="Times New Roman" w:eastAsia="微软雅黑"/>
         </w:rPr>
-        <w:t>约束正则化代理被选为后续所有分析的主模型，依据为：(i) 应力 PICP₉₀ 在目标校准带内最优，(ii) MPIW₉₀ 最窄（最锐利的区间且未牺牲覆盖率），(iii) 分布偏移下的鲁棒性提升（见附录</w:t>
-      </w:r>
-      <w:r>
-        <w:rPr>
-          <w:rFonts w:ascii="Times New Roman" w:hAnsi="Times New Roman" w:eastAsia="微软雅黑"/>
-          <w:b/>
-          <w:color w:val="CC0000"/>
-        </w:rPr>
-        <w:t>【待补】</w:t>
-      </w:r>
-      <w:r>
-        <w:rPr>
-          <w:rFonts w:ascii="Times New Roman" w:hAnsi="Times New Roman" w:eastAsia="微软雅黑"/>
-        </w:rPr>
-        <w:t>）。</w:t>
+        <w:t>综合上述结果，约束正则化代理被选为后续全部分析的主模型；该选择主要基于留出测试集上的校准质量与预测区间宽度：其应力 PICP₉₀ 在目标校准带内最优，且在不牺牲覆盖率的前提下实现最窄预测区间。附录另报告了分布外条件下的补充观测，作为辅助支撑证据，并不单独决定模型选择。</w:t>
       </w:r>
     </w:p>
     <w:p>
@@ -539,7 +473,7 @@
         <w:rPr>
           <w:rFonts w:ascii="Times New Roman" w:hAnsi="Times New Roman" w:eastAsia="微软雅黑"/>
         </w:rPr>
-        <w:t>For coupled steady-state stress, the prior-predictive distribution has a mean of 162.63 MPa and standard deviation of 30.47 MPa. The corresponding decoupled (single-pass) prediction has a mean of 205.03 MPa and standard deviation of 42.92 MPa. The coupling feedback reduces the stress standard deviation by 29.0% (from 42.92 to 30.47 MPa), indicating that the neutronics-thermal negative feedback attenuates a substantial fraction of the apparent material-parameter-driven stress variability that a decoupled analysis would predict.</w:t>
+        <w:t>For coupled steady-state stress, the prior-predictive distribution has a mean of 162.63 MPa and standard deviation of 30.47 MPa. The corresponding decoupled (single-pass) prediction has a mean of 205.03 MPa and standard deviation of 42.92 MPa. The coupling feedback reduces the stress standard deviation by 29.0% (from 42.92 to 30.47 MPa), suggesting that multi-physics coupling attenuates a substantial fraction of the material-parameter-driven stress variability that a decoupled analysis would predict.</w:t>
       </w:r>
     </w:p>
     <w:p>
@@ -547,7 +481,7 @@
         <w:rPr>
           <w:rFonts w:ascii="Times New Roman" w:hAnsi="Times New Roman" w:eastAsia="微软雅黑"/>
         </w:rPr>
-        <w:t>耦合稳态应力的先验预测分布均值为 162.63 MPa，标准差 30.47 MPa。对应的解耦（单轮）预测均值为 205.03 MPa，标准差 42.92 MPa。耦合反馈使应力标准差降低 29.0%（从 42.92 降至 30.47 MPa），表明中子–热负反馈衰减了解耦分析所预测的材料参数驱动应力变异中相当一部分。</w:t>
+        <w:t>耦合稳态应力的先验预测分布均值为 162.63 MPa，标准差 30.47 MPa。对应的解耦（单轮）预测均值为 205.03 MPa，标准差 42.92 MPa。耦合反馈使应力标准差降低 29.0%（从 42.92 降至 30.47 MPa），表明多物理耦合衰减了解耦分析所预测的材料参数驱动应力变异中相当一部分。</w:t>
       </w:r>
     </w:p>
     <w:p>
@@ -555,7 +489,87 @@
         <w:rPr>
           <w:rFonts w:ascii="Times New Roman" w:hAnsi="Times New Roman" w:eastAsia="微软雅黑"/>
         </w:rPr>
-        <w:t>For coupled keff, the standard deviation is 6.59 × 10⁻⁴ (approximately 66 pcm), with a mean of 1.103558. Under the current LHS design, the first-iteration (decoupled) keff is effectively constant across all samples (standard deviation ~5 × 10⁻¹⁴), because the 8 sampled material parameters do not enter the neutron cross-section tables at the reference geometry. The coupled keff variability therefore arises entirely from thermo-mechanical feedback: thermal expansion modifies core geometry and thereby neutron leakage, producing the observed 66-pcm spread. No decoupled-to-coupled compression ratio for keff is quoted, as the decoupled value carries no meaningful parametric uncertainty.</w:t>
+        <w:t xml:space="preserve">For coupled </w:t>
+      </w:r>
+      <w:r>
+        <w:rPr>
+          <w:rFonts w:ascii="Times New Roman" w:hAnsi="Times New Roman" w:eastAsia="微软雅黑"/>
+          <w:i/>
+        </w:rPr>
+        <w:t>k</w:t>
+      </w:r>
+      <w:r>
+        <w:rPr>
+          <w:rFonts w:ascii="Times New Roman" w:hAnsi="Times New Roman" w:eastAsia="微软雅黑"/>
+          <w:vertAlign w:val="subscript"/>
+        </w:rPr>
+        <w:t>eff</w:t>
+      </w:r>
+      <w:r>
+        <w:rPr>
+          <w:rFonts w:ascii="Times New Roman" w:hAnsi="Times New Roman" w:eastAsia="微软雅黑"/>
+        </w:rPr>
+        <w:t xml:space="preserve">, the standard deviation is 6.59 × 10⁻⁴ (approximately 66 pcm), with a mean of 1.103558. Under the current LHS design, the first-iteration (decoupled) </w:t>
+      </w:r>
+      <w:r>
+        <w:rPr>
+          <w:rFonts w:ascii="Times New Roman" w:hAnsi="Times New Roman" w:eastAsia="微软雅黑"/>
+          <w:i/>
+        </w:rPr>
+        <w:t>k</w:t>
+      </w:r>
+      <w:r>
+        <w:rPr>
+          <w:rFonts w:ascii="Times New Roman" w:hAnsi="Times New Roman" w:eastAsia="微软雅黑"/>
+          <w:vertAlign w:val="subscript"/>
+        </w:rPr>
+        <w:t>eff</w:t>
+      </w:r>
+      <w:r>
+        <w:rPr>
+          <w:rFonts w:ascii="Times New Roman" w:hAnsi="Times New Roman" w:eastAsia="微软雅黑"/>
+        </w:rPr>
+        <w:t xml:space="preserve"> is effectively constant across all samples (standard deviation ~5 × 10⁻¹⁴), because the 8 sampled material parameters do not enter the neutron cross-section tables at the reference geometry. The coupled </w:t>
+      </w:r>
+      <w:r>
+        <w:rPr>
+          <w:rFonts w:ascii="Times New Roman" w:hAnsi="Times New Roman" w:eastAsia="微软雅黑"/>
+          <w:i/>
+        </w:rPr>
+        <w:t>k</w:t>
+      </w:r>
+      <w:r>
+        <w:rPr>
+          <w:rFonts w:ascii="Times New Roman" w:hAnsi="Times New Roman" w:eastAsia="微软雅黑"/>
+          <w:vertAlign w:val="subscript"/>
+        </w:rPr>
+        <w:t>eff</w:t>
+      </w:r>
+      <w:r>
+        <w:rPr>
+          <w:rFonts w:ascii="Times New Roman" w:hAnsi="Times New Roman" w:eastAsia="微软雅黑"/>
+        </w:rPr>
+        <w:t xml:space="preserve"> variability is therefore attributable to thermo-mechanical feedback: thermal expansion modifies core geometry, which is expected to affect neutron leakage and produce the observed 66-pcm spread. No decoupled-to-coupled compression ratio for </w:t>
+      </w:r>
+      <w:r>
+        <w:rPr>
+          <w:rFonts w:ascii="Times New Roman" w:hAnsi="Times New Roman" w:eastAsia="微软雅黑"/>
+          <w:i/>
+        </w:rPr>
+        <w:t>k</w:t>
+      </w:r>
+      <w:r>
+        <w:rPr>
+          <w:rFonts w:ascii="Times New Roman" w:hAnsi="Times New Roman" w:eastAsia="微软雅黑"/>
+          <w:vertAlign w:val="subscript"/>
+        </w:rPr>
+        <w:t>eff</w:t>
+      </w:r>
+      <w:r>
+        <w:rPr>
+          <w:rFonts w:ascii="Times New Roman" w:hAnsi="Times New Roman" w:eastAsia="微软雅黑"/>
+        </w:rPr>
+        <w:t xml:space="preserve"> is quoted, as the decoupled value carries no meaningful parametric uncertainty.</w:t>
       </w:r>
     </w:p>
     <w:p>
@@ -563,7 +577,87 @@
         <w:rPr>
           <w:rFonts w:ascii="Times New Roman" w:hAnsi="Times New Roman" w:eastAsia="微软雅黑"/>
         </w:rPr>
-        <w:t>耦合 keff 标准差为 6.59 × 10⁻⁴（约 66 pcm），均值 1.103558。在当前 LHS 设计下，第一轮（解耦）keff 在所有样本中实质上为常数（标准差约 5 × 10⁻¹⁴），因为 8 个采样的材料参数在参考几何条件下不进入中子截面表。因此耦合 keff 的变异完全源于热力反馈：热膨胀改变堆芯几何形状从而影响中子泄漏，产生观测到的 66 pcm 展宽。由于解耦值不携带有意义的参数不确定性，不引用 keff 的解耦–耦合压缩比。</w:t>
+        <w:t xml:space="preserve">耦合 </w:t>
+      </w:r>
+      <w:r>
+        <w:rPr>
+          <w:rFonts w:ascii="Times New Roman" w:hAnsi="Times New Roman" w:eastAsia="微软雅黑"/>
+          <w:i/>
+        </w:rPr>
+        <w:t>k</w:t>
+      </w:r>
+      <w:r>
+        <w:rPr>
+          <w:rFonts w:ascii="Times New Roman" w:hAnsi="Times New Roman" w:eastAsia="微软雅黑"/>
+          <w:vertAlign w:val="subscript"/>
+        </w:rPr>
+        <w:t>eff</w:t>
+      </w:r>
+      <w:r>
+        <w:rPr>
+          <w:rFonts w:ascii="Times New Roman" w:hAnsi="Times New Roman" w:eastAsia="微软雅黑"/>
+        </w:rPr>
+        <w:t xml:space="preserve"> 标准差为 6.59 × 10⁻⁴（约 66 pcm），均值 1.103558。在当前 LHS 设计下，第一轮（解耦）</w:t>
+      </w:r>
+      <w:r>
+        <w:rPr>
+          <w:rFonts w:ascii="Times New Roman" w:hAnsi="Times New Roman" w:eastAsia="微软雅黑"/>
+          <w:i/>
+        </w:rPr>
+        <w:t>k</w:t>
+      </w:r>
+      <w:r>
+        <w:rPr>
+          <w:rFonts w:ascii="Times New Roman" w:hAnsi="Times New Roman" w:eastAsia="微软雅黑"/>
+          <w:vertAlign w:val="subscript"/>
+        </w:rPr>
+        <w:t>eff</w:t>
+      </w:r>
+      <w:r>
+        <w:rPr>
+          <w:rFonts w:ascii="Times New Roman" w:hAnsi="Times New Roman" w:eastAsia="微软雅黑"/>
+        </w:rPr>
+        <w:t xml:space="preserve"> 在所有样本中实质上为常数（标准差约 5 × 10⁻¹⁴），因为 8 个采样的材料参数在参考几何条件下不进入中子截面表。因此耦合 </w:t>
+      </w:r>
+      <w:r>
+        <w:rPr>
+          <w:rFonts w:ascii="Times New Roman" w:hAnsi="Times New Roman" w:eastAsia="微软雅黑"/>
+          <w:i/>
+        </w:rPr>
+        <w:t>k</w:t>
+      </w:r>
+      <w:r>
+        <w:rPr>
+          <w:rFonts w:ascii="Times New Roman" w:hAnsi="Times New Roman" w:eastAsia="微软雅黑"/>
+          <w:vertAlign w:val="subscript"/>
+        </w:rPr>
+        <w:t>eff</w:t>
+      </w:r>
+      <w:r>
+        <w:rPr>
+          <w:rFonts w:ascii="Times New Roman" w:hAnsi="Times New Roman" w:eastAsia="微软雅黑"/>
+        </w:rPr>
+        <w:t xml:space="preserve"> 的变异可归因于热力反馈：热膨胀改变堆芯几何形状，预期将影响中子泄漏，产生观测到的 66 pcm 展宽。由于解耦值不携带有意义的参数不确定性，不引用 </w:t>
+      </w:r>
+      <w:r>
+        <w:rPr>
+          <w:rFonts w:ascii="Times New Roman" w:hAnsi="Times New Roman" w:eastAsia="微软雅黑"/>
+          <w:i/>
+        </w:rPr>
+        <w:t>k</w:t>
+      </w:r>
+      <w:r>
+        <w:rPr>
+          <w:rFonts w:ascii="Times New Roman" w:hAnsi="Times New Roman" w:eastAsia="微软雅黑"/>
+          <w:vertAlign w:val="subscript"/>
+        </w:rPr>
+        <w:t>eff</w:t>
+      </w:r>
+      <w:r>
+        <w:rPr>
+          <w:rFonts w:ascii="Times New Roman" w:hAnsi="Times New Roman" w:eastAsia="微软雅黑"/>
+        </w:rPr>
+        <w:t xml:space="preserve"> 的解耦–耦合压缩比。</w:t>
       </w:r>
     </w:p>
     <w:p>
@@ -739,7 +833,7 @@
         <w:rPr>
           <w:rFonts w:ascii="Times New Roman" w:hAnsi="Times New Roman" w:eastAsia="微软雅黑"/>
         </w:rPr>
-        <w:t>At the 131 MPa design-screening threshold, 85.3% of prior samples exceed the threshold — confirming that under the ±10% prior uncertainty in material parameters, exceedance is the expected rather than exceptional outcome. At 169 MPa — the nominal peak stress reported by Zhang et al. (2025) — approximately 40% of samples still exceed this level, and 11% exceed 200 MPa.</w:t>
+        <w:t>At the 131 MPa design-screening threshold, 85.3% of prior samples exceed the threshold — indicating that under the ±10% prior uncertainty in material parameters, exceedance is the expected rather than exceptional outcome. At 169 MPa — the nominal peak stress reported by Zhang et al. (2025) — approximately 40% of samples still exceed this level, and 11% exceed 200 MPa.</w:t>
       </w:r>
     </w:p>
     <w:p>
@@ -747,7 +841,7 @@
         <w:rPr>
           <w:rFonts w:ascii="Times New Roman" w:hAnsi="Times New Roman" w:eastAsia="微软雅黑"/>
         </w:rPr>
-        <w:t>在 131 MPa 设计筛选阈值处，85.3% 的先验样本超过阈值——确认在材料参数 ±10% 先验不确定性下，超阈是预期而非例外结果。在 Zhang et al.（2025）报道的标称峰值应力 169 MPa 处，约 40% 的样本仍超过此水平，11% 超过 200 MPa。</w:t>
+        <w:t>在 131 MPa 设计筛选阈值处，85.3% 的先验样本超过阈值——确认在材料参数 ±10% 先验不确定性下，超阈为预期结果。在 Zhang et al.（2025）报道的标称峰值应力 169 MPa 处，约 40% 的样本仍超过此水平，11% 超过 200 MPa。</w:t>
       </w:r>
     </w:p>
     <w:p>
@@ -801,7 +895,107 @@
         <w:rPr>
           <w:rFonts w:ascii="Times New Roman" w:hAnsi="Times New Roman" w:eastAsia="微软雅黑"/>
         </w:rPr>
-        <w:t>For coupled steady-state stress, E_intercept is the dominant first-order factor (S₁ = 0.586, 90% CI: [0.584, 0.588]), accounting for approximately 59% of the variance. α_base ranks second (S₁ = 0.169, CI: [0.165, 0.172]), and ν ranks third (S₁ = 0.064, CI: [0.060, 0.067]). The remaining five inputs have S₁ confidence intervals approaching or including zero; in particular, SS316_alpha has a CI that crosses zero ([-0.001, 0.005]) and is not treated as a stable contributor. The total-order index for E_intercept (S_T = 0.600) exceeds S₁ by only 0.014, confirming that E_intercept affects stress primarily through a direct, independent mechanical channel with limited higher-order interaction.</w:t>
+        <w:t xml:space="preserve">For coupled steady-state stress, </w:t>
+      </w:r>
+      <w:r>
+        <w:rPr>
+          <w:rFonts w:ascii="Times New Roman" w:hAnsi="Times New Roman" w:eastAsia="微软雅黑"/>
+          <w:i/>
+        </w:rPr>
+        <w:t>E</w:t>
+      </w:r>
+      <w:r>
+        <w:rPr>
+          <w:rFonts w:ascii="Times New Roman" w:hAnsi="Times New Roman" w:eastAsia="微软雅黑"/>
+          <w:vertAlign w:val="subscript"/>
+        </w:rPr>
+        <w:t>intercept</w:t>
+      </w:r>
+      <w:r>
+        <w:rPr>
+          <w:rFonts w:ascii="Times New Roman" w:hAnsi="Times New Roman" w:eastAsia="微软雅黑"/>
+        </w:rPr>
+        <w:t xml:space="preserve"> is the dominant first-order factor (S₁ = 0.586, 90% CI: [0.584, 0.588]), accounting for approximately 59% of the variance. </w:t>
+      </w:r>
+      <w:r>
+        <w:rPr>
+          <w:rFonts w:ascii="Times New Roman" w:hAnsi="Times New Roman" w:eastAsia="微软雅黑"/>
+          <w:i w:val="0"/>
+        </w:rPr>
+        <w:t>α</w:t>
+      </w:r>
+      <w:r>
+        <w:rPr>
+          <w:rFonts w:ascii="Times New Roman" w:hAnsi="Times New Roman" w:eastAsia="微软雅黑"/>
+          <w:vertAlign w:val="subscript"/>
+        </w:rPr>
+        <w:t>base</w:t>
+      </w:r>
+      <w:r>
+        <w:rPr>
+          <w:rFonts w:ascii="Times New Roman" w:hAnsi="Times New Roman" w:eastAsia="微软雅黑"/>
+        </w:rPr>
+        <w:t xml:space="preserve"> ranks second (S₁ = 0.169, CI: [0.165, 0.172]), and ν ranks third (S₁ = 0.064, CI: [0.060, 0.067]). The remaining five inputs have S₁ confidence intervals approaching or including zero; in particular, </w:t>
+      </w:r>
+      <w:r>
+        <w:rPr>
+          <w:rFonts w:ascii="Times New Roman" w:hAnsi="Times New Roman" w:eastAsia="微软雅黑"/>
+          <w:i/>
+        </w:rPr>
+        <w:t>k</w:t>
+      </w:r>
+      <w:r>
+        <w:rPr>
+          <w:rFonts w:ascii="Times New Roman" w:hAnsi="Times New Roman" w:eastAsia="微软雅黑"/>
+          <w:vertAlign w:val="subscript"/>
+        </w:rPr>
+        <w:t>slope</w:t>
+      </w:r>
+      <w:r>
+        <w:rPr>
+          <w:rFonts w:ascii="Times New Roman" w:hAnsi="Times New Roman" w:eastAsia="微软雅黑"/>
+        </w:rPr>
+        <w:t xml:space="preserve"> has a CI that crosses zero ([-0.001, 0.005]) and is not treated as a stable contributor. The total-order index for </w:t>
+      </w:r>
+      <w:r>
+        <w:rPr>
+          <w:rFonts w:ascii="Times New Roman" w:hAnsi="Times New Roman" w:eastAsia="微软雅黑"/>
+          <w:i/>
+        </w:rPr>
+        <w:t>E</w:t>
+      </w:r>
+      <w:r>
+        <w:rPr>
+          <w:rFonts w:ascii="Times New Roman" w:hAnsi="Times New Roman" w:eastAsia="微软雅黑"/>
+          <w:vertAlign w:val="subscript"/>
+        </w:rPr>
+        <w:t>intercept</w:t>
+      </w:r>
+      <w:r>
+        <w:rPr>
+          <w:rFonts w:ascii="Times New Roman" w:hAnsi="Times New Roman" w:eastAsia="微软雅黑"/>
+        </w:rPr>
+        <w:t xml:space="preserve"> (S_T = 0.600) exceeds S₁ by only 0.014, confirming that </w:t>
+      </w:r>
+      <w:r>
+        <w:rPr>
+          <w:rFonts w:ascii="Times New Roman" w:hAnsi="Times New Roman" w:eastAsia="微软雅黑"/>
+          <w:i/>
+        </w:rPr>
+        <w:t>E</w:t>
+      </w:r>
+      <w:r>
+        <w:rPr>
+          <w:rFonts w:ascii="Times New Roman" w:hAnsi="Times New Roman" w:eastAsia="微软雅黑"/>
+          <w:vertAlign w:val="subscript"/>
+        </w:rPr>
+        <w:t>intercept</w:t>
+      </w:r>
+      <w:r>
+        <w:rPr>
+          <w:rFonts w:ascii="Times New Roman" w:hAnsi="Times New Roman" w:eastAsia="微软雅黑"/>
+        </w:rPr>
+        <w:t xml:space="preserve"> affects stress primarily through a direct, independent mechanical channel with limited higher-order interaction.</w:t>
       </w:r>
     </w:p>
     <w:p>
@@ -809,7 +1003,87 @@
         <w:rPr>
           <w:rFonts w:ascii="Times New Roman" w:hAnsi="Times New Roman" w:eastAsia="微软雅黑"/>
         </w:rPr>
-        <w:t>耦合稳态应力：E_intercept 是最主导的一阶因子（S₁ = 0.586，90% CI： [0.584, 0.588]），占方差的约 59%。α_base 居第二（S₁ = 0.169，CI： [0.165, 0.172]），ν 第三（S₁ = 0.064，CI：[0.060, 0.067]）。其余 5 个输入的 S₁ 置信区间接近或包含零；其中 SS316_alpha 的 CI 跨零（[-0.001, 0.005]），不被视为稳定贡献因子。E_intercept 的总阶指数（S_T = 0.600）仅比 S₁ 高 0.014，确认其主要通过直接、独立的力学通道影响应力，高阶交互作用有限。</w:t>
+        <w:t>耦合稳态应力：</w:t>
+      </w:r>
+      <w:r>
+        <w:rPr>
+          <w:rFonts w:ascii="Times New Roman" w:hAnsi="Times New Roman" w:eastAsia="微软雅黑"/>
+          <w:i/>
+        </w:rPr>
+        <w:t>E</w:t>
+      </w:r>
+      <w:r>
+        <w:rPr>
+          <w:rFonts w:ascii="Times New Roman" w:hAnsi="Times New Roman" w:eastAsia="微软雅黑"/>
+          <w:vertAlign w:val="subscript"/>
+        </w:rPr>
+        <w:t>intercept</w:t>
+      </w:r>
+      <w:r>
+        <w:rPr>
+          <w:rFonts w:ascii="Times New Roman" w:hAnsi="Times New Roman" w:eastAsia="微软雅黑"/>
+        </w:rPr>
+        <w:t xml:space="preserve"> 是最主导的一阶因子（S₁ = 0.586，90% CI： [0.584, 0.588]），占方差的约 59%。</w:t>
+      </w:r>
+      <w:r>
+        <w:rPr>
+          <w:rFonts w:ascii="Times New Roman" w:hAnsi="Times New Roman" w:eastAsia="微软雅黑"/>
+          <w:i w:val="0"/>
+        </w:rPr>
+        <w:t>α</w:t>
+      </w:r>
+      <w:r>
+        <w:rPr>
+          <w:rFonts w:ascii="Times New Roman" w:hAnsi="Times New Roman" w:eastAsia="微软雅黑"/>
+          <w:vertAlign w:val="subscript"/>
+        </w:rPr>
+        <w:t>base</w:t>
+      </w:r>
+      <w:r>
+        <w:rPr>
+          <w:rFonts w:ascii="Times New Roman" w:hAnsi="Times New Roman" w:eastAsia="微软雅黑"/>
+        </w:rPr>
+        <w:t xml:space="preserve"> 居第二（S₁ = 0.169，CI： [0.165, 0.172]），ν 第三（S₁ = 0.064，CI：[0.060, 0.067]）。其余 5 个输入的 S₁ 置信区间接近或包含零；其中 </w:t>
+      </w:r>
+      <w:r>
+        <w:rPr>
+          <w:rFonts w:ascii="Times New Roman" w:hAnsi="Times New Roman" w:eastAsia="微软雅黑"/>
+          <w:i/>
+        </w:rPr>
+        <w:t>k</w:t>
+      </w:r>
+      <w:r>
+        <w:rPr>
+          <w:rFonts w:ascii="Times New Roman" w:hAnsi="Times New Roman" w:eastAsia="微软雅黑"/>
+          <w:vertAlign w:val="subscript"/>
+        </w:rPr>
+        <w:t>slope</w:t>
+      </w:r>
+      <w:r>
+        <w:rPr>
+          <w:rFonts w:ascii="Times New Roman" w:hAnsi="Times New Roman" w:eastAsia="微软雅黑"/>
+        </w:rPr>
+        <w:t xml:space="preserve"> 的 CI 跨零（[-0.001, 0.005]），不被视为稳定贡献因子。</w:t>
+      </w:r>
+      <w:r>
+        <w:rPr>
+          <w:rFonts w:ascii="Times New Roman" w:hAnsi="Times New Roman" w:eastAsia="微软雅黑"/>
+          <w:i/>
+        </w:rPr>
+        <w:t>E</w:t>
+      </w:r>
+      <w:r>
+        <w:rPr>
+          <w:rFonts w:ascii="Times New Roman" w:hAnsi="Times New Roman" w:eastAsia="微软雅黑"/>
+          <w:vertAlign w:val="subscript"/>
+        </w:rPr>
+        <w:t>intercept</w:t>
+      </w:r>
+      <w:r>
+        <w:rPr>
+          <w:rFonts w:ascii="Times New Roman" w:hAnsi="Times New Roman" w:eastAsia="微软雅黑"/>
+        </w:rPr>
+        <w:t xml:space="preserve"> 的总阶指数（S_T = 0.600）仅比 S₁ 高 0.014，确认其主要通过直接、独立的力学通道影响应力，高阶交互作用有限。</w:t>
       </w:r>
     </w:p>
     <w:p>
@@ -817,7 +1091,107 @@
         <w:rPr>
           <w:rFonts w:ascii="Times New Roman" w:hAnsi="Times New Roman" w:eastAsia="微软雅黑"/>
         </w:rPr>
-        <w:t>For coupled keff, α_base is the single dominant factor (S₁ = 0.775), followed by α_slope as a secondary contributor (S₁ ≈ 0.198). The remaining six inputs have small S₁ values with confidence intervals including zero. The dominance of α_base reflects that thermal expansion governs core geometry — and thereby neutron leakage probability — which is the principal physical mechanism determining keff variation.</w:t>
+        <w:t xml:space="preserve">For coupled </w:t>
+      </w:r>
+      <w:r>
+        <w:rPr>
+          <w:rFonts w:ascii="Times New Roman" w:hAnsi="Times New Roman" w:eastAsia="微软雅黑"/>
+          <w:i/>
+        </w:rPr>
+        <w:t>k</w:t>
+      </w:r>
+      <w:r>
+        <w:rPr>
+          <w:rFonts w:ascii="Times New Roman" w:hAnsi="Times New Roman" w:eastAsia="微软雅黑"/>
+          <w:vertAlign w:val="subscript"/>
+        </w:rPr>
+        <w:t>eff</w:t>
+      </w:r>
+      <w:r>
+        <w:rPr>
+          <w:rFonts w:ascii="Times New Roman" w:hAnsi="Times New Roman" w:eastAsia="微软雅黑"/>
+        </w:rPr>
+        <w:t xml:space="preserve">, </w:t>
+      </w:r>
+      <w:r>
+        <w:rPr>
+          <w:rFonts w:ascii="Times New Roman" w:hAnsi="Times New Roman" w:eastAsia="微软雅黑"/>
+          <w:i w:val="0"/>
+        </w:rPr>
+        <w:t>α</w:t>
+      </w:r>
+      <w:r>
+        <w:rPr>
+          <w:rFonts w:ascii="Times New Roman" w:hAnsi="Times New Roman" w:eastAsia="微软雅黑"/>
+          <w:vertAlign w:val="subscript"/>
+        </w:rPr>
+        <w:t>base</w:t>
+      </w:r>
+      <w:r>
+        <w:rPr>
+          <w:rFonts w:ascii="Times New Roman" w:hAnsi="Times New Roman" w:eastAsia="微软雅黑"/>
+        </w:rPr>
+        <w:t xml:space="preserve"> is the single dominant factor (S₁ = 0.775), followed by </w:t>
+      </w:r>
+      <w:r>
+        <w:rPr>
+          <w:rFonts w:ascii="Times New Roman" w:hAnsi="Times New Roman" w:eastAsia="微软雅黑"/>
+          <w:i w:val="0"/>
+        </w:rPr>
+        <w:t>α</w:t>
+      </w:r>
+      <w:r>
+        <w:rPr>
+          <w:rFonts w:ascii="Times New Roman" w:hAnsi="Times New Roman" w:eastAsia="微软雅黑"/>
+          <w:vertAlign w:val="subscript"/>
+        </w:rPr>
+        <w:t>slope</w:t>
+      </w:r>
+      <w:r>
+        <w:rPr>
+          <w:rFonts w:ascii="Times New Roman" w:hAnsi="Times New Roman" w:eastAsia="微软雅黑"/>
+        </w:rPr>
+        <w:t xml:space="preserve"> as a secondary contributor (S₁ ≈ 0.198). The remaining six inputs have small S₁ values with confidence intervals including zero. The dominance of </w:t>
+      </w:r>
+      <w:r>
+        <w:rPr>
+          <w:rFonts w:ascii="Times New Roman" w:hAnsi="Times New Roman" w:eastAsia="微软雅黑"/>
+          <w:i w:val="0"/>
+        </w:rPr>
+        <w:t>α</w:t>
+      </w:r>
+      <w:r>
+        <w:rPr>
+          <w:rFonts w:ascii="Times New Roman" w:hAnsi="Times New Roman" w:eastAsia="微软雅黑"/>
+          <w:vertAlign w:val="subscript"/>
+        </w:rPr>
+        <w:t>base</w:t>
+      </w:r>
+      <w:r>
+        <w:rPr>
+          <w:rFonts w:ascii="Times New Roman" w:hAnsi="Times New Roman" w:eastAsia="微软雅黑"/>
+        </w:rPr>
+        <w:t xml:space="preserve"> reflects that thermal expansion governs core geometry — and thereby neutron leakage probability — which is the principal physical mechanism determining </w:t>
+      </w:r>
+      <w:r>
+        <w:rPr>
+          <w:rFonts w:ascii="Times New Roman" w:hAnsi="Times New Roman" w:eastAsia="微软雅黑"/>
+          <w:i/>
+        </w:rPr>
+        <w:t>k</w:t>
+      </w:r>
+      <w:r>
+        <w:rPr>
+          <w:rFonts w:ascii="Times New Roman" w:hAnsi="Times New Roman" w:eastAsia="微软雅黑"/>
+          <w:vertAlign w:val="subscript"/>
+        </w:rPr>
+        <w:t>eff</w:t>
+      </w:r>
+      <w:r>
+        <w:rPr>
+          <w:rFonts w:ascii="Times New Roman" w:hAnsi="Times New Roman" w:eastAsia="微软雅黑"/>
+        </w:rPr>
+        <w:t xml:space="preserve"> variation.</w:t>
       </w:r>
     </w:p>
     <w:p>
@@ -825,7 +1199,107 @@
         <w:rPr>
           <w:rFonts w:ascii="Times New Roman" w:hAnsi="Times New Roman" w:eastAsia="微软雅黑"/>
         </w:rPr>
-        <w:t>耦合 keff：α_base 是唯一主控因子（S₁ = 0.775），α_slope 为次级贡献者（S₁ ≈ 0.198）。其余 6 个参数的 S₁ 值较小且置信区间包含零。α_base 的主导性反映热膨胀控制堆芯几何形状——进而控制中子泄漏概率——这是决定耦合稳态 keff 变异的主要物理机制。</w:t>
+        <w:t xml:space="preserve">耦合 </w:t>
+      </w:r>
+      <w:r>
+        <w:rPr>
+          <w:rFonts w:ascii="Times New Roman" w:hAnsi="Times New Roman" w:eastAsia="微软雅黑"/>
+          <w:i/>
+        </w:rPr>
+        <w:t>k</w:t>
+      </w:r>
+      <w:r>
+        <w:rPr>
+          <w:rFonts w:ascii="Times New Roman" w:hAnsi="Times New Roman" w:eastAsia="微软雅黑"/>
+          <w:vertAlign w:val="subscript"/>
+        </w:rPr>
+        <w:t>eff</w:t>
+      </w:r>
+      <w:r>
+        <w:rPr>
+          <w:rFonts w:ascii="Times New Roman" w:hAnsi="Times New Roman" w:eastAsia="微软雅黑"/>
+        </w:rPr>
+        <w:t>：</w:t>
+      </w:r>
+      <w:r>
+        <w:rPr>
+          <w:rFonts w:ascii="Times New Roman" w:hAnsi="Times New Roman" w:eastAsia="微软雅黑"/>
+          <w:i w:val="0"/>
+        </w:rPr>
+        <w:t>α</w:t>
+      </w:r>
+      <w:r>
+        <w:rPr>
+          <w:rFonts w:ascii="Times New Roman" w:hAnsi="Times New Roman" w:eastAsia="微软雅黑"/>
+          <w:vertAlign w:val="subscript"/>
+        </w:rPr>
+        <w:t>base</w:t>
+      </w:r>
+      <w:r>
+        <w:rPr>
+          <w:rFonts w:ascii="Times New Roman" w:hAnsi="Times New Roman" w:eastAsia="微软雅黑"/>
+        </w:rPr>
+        <w:t xml:space="preserve"> 是唯一主控因子（S₁ = 0.775），</w:t>
+      </w:r>
+      <w:r>
+        <w:rPr>
+          <w:rFonts w:ascii="Times New Roman" w:hAnsi="Times New Roman" w:eastAsia="微软雅黑"/>
+          <w:i w:val="0"/>
+        </w:rPr>
+        <w:t>α</w:t>
+      </w:r>
+      <w:r>
+        <w:rPr>
+          <w:rFonts w:ascii="Times New Roman" w:hAnsi="Times New Roman" w:eastAsia="微软雅黑"/>
+          <w:vertAlign w:val="subscript"/>
+        </w:rPr>
+        <w:t>slope</w:t>
+      </w:r>
+      <w:r>
+        <w:rPr>
+          <w:rFonts w:ascii="Times New Roman" w:hAnsi="Times New Roman" w:eastAsia="微软雅黑"/>
+        </w:rPr>
+        <w:t xml:space="preserve"> 为次级贡献者（S₁ ≈ 0.198）。其余 6 个参数的 S₁ 值较小且置信区间包含零。</w:t>
+      </w:r>
+      <w:r>
+        <w:rPr>
+          <w:rFonts w:ascii="Times New Roman" w:hAnsi="Times New Roman" w:eastAsia="微软雅黑"/>
+          <w:i w:val="0"/>
+        </w:rPr>
+        <w:t>α</w:t>
+      </w:r>
+      <w:r>
+        <w:rPr>
+          <w:rFonts w:ascii="Times New Roman" w:hAnsi="Times New Roman" w:eastAsia="微软雅黑"/>
+          <w:vertAlign w:val="subscript"/>
+        </w:rPr>
+        <w:t>base</w:t>
+      </w:r>
+      <w:r>
+        <w:rPr>
+          <w:rFonts w:ascii="Times New Roman" w:hAnsi="Times New Roman" w:eastAsia="微软雅黑"/>
+        </w:rPr>
+        <w:t xml:space="preserve"> 的主导性反映热膨胀控制堆芯几何形状——进而控制中子泄漏概率——这是决定耦合稳态 </w:t>
+      </w:r>
+      <w:r>
+        <w:rPr>
+          <w:rFonts w:ascii="Times New Roman" w:hAnsi="Times New Roman" w:eastAsia="微软雅黑"/>
+          <w:i/>
+        </w:rPr>
+        <w:t>k</w:t>
+      </w:r>
+      <w:r>
+        <w:rPr>
+          <w:rFonts w:ascii="Times New Roman" w:hAnsi="Times New Roman" w:eastAsia="微软雅黑"/>
+          <w:vertAlign w:val="subscript"/>
+        </w:rPr>
+        <w:t>eff</w:t>
+      </w:r>
+      <w:r>
+        <w:rPr>
+          <w:rFonts w:ascii="Times New Roman" w:hAnsi="Times New Roman" w:eastAsia="微软雅黑"/>
+        </w:rPr>
+        <w:t xml:space="preserve"> 变异的主要物理机制。</w:t>
       </w:r>
     </w:p>
     <w:p>
@@ -833,7 +1307,67 @@
         <w:rPr>
           <w:rFonts w:ascii="Times New Roman" w:hAnsi="Times New Roman" w:eastAsia="微软雅黑"/>
         </w:rPr>
-        <w:t>The separation of dominant factors — E_intercept for stress, α_base for keff, with limited cross-interaction (S_T − S₁ &lt; 0.03 for both) — indicates that the two primary outputs are governed by largely non-overlapping physical pathways at the dominant-factor level.</w:t>
+        <w:t xml:space="preserve">The separation of dominant factors — </w:t>
+      </w:r>
+      <w:r>
+        <w:rPr>
+          <w:rFonts w:ascii="Times New Roman" w:hAnsi="Times New Roman" w:eastAsia="微软雅黑"/>
+          <w:i/>
+        </w:rPr>
+        <w:t>E</w:t>
+      </w:r>
+      <w:r>
+        <w:rPr>
+          <w:rFonts w:ascii="Times New Roman" w:hAnsi="Times New Roman" w:eastAsia="微软雅黑"/>
+          <w:vertAlign w:val="subscript"/>
+        </w:rPr>
+        <w:t>intercept</w:t>
+      </w:r>
+      <w:r>
+        <w:rPr>
+          <w:rFonts w:ascii="Times New Roman" w:hAnsi="Times New Roman" w:eastAsia="微软雅黑"/>
+        </w:rPr>
+        <w:t xml:space="preserve"> for stress, </w:t>
+      </w:r>
+      <w:r>
+        <w:rPr>
+          <w:rFonts w:ascii="Times New Roman" w:hAnsi="Times New Roman" w:eastAsia="微软雅黑"/>
+          <w:i w:val="0"/>
+        </w:rPr>
+        <w:t>α</w:t>
+      </w:r>
+      <w:r>
+        <w:rPr>
+          <w:rFonts w:ascii="Times New Roman" w:hAnsi="Times New Roman" w:eastAsia="微软雅黑"/>
+          <w:vertAlign w:val="subscript"/>
+        </w:rPr>
+        <w:t>base</w:t>
+      </w:r>
+      <w:r>
+        <w:rPr>
+          <w:rFonts w:ascii="Times New Roman" w:hAnsi="Times New Roman" w:eastAsia="微软雅黑"/>
+        </w:rPr>
+        <w:t xml:space="preserve"> for </w:t>
+      </w:r>
+      <w:r>
+        <w:rPr>
+          <w:rFonts w:ascii="Times New Roman" w:hAnsi="Times New Roman" w:eastAsia="微软雅黑"/>
+          <w:i/>
+        </w:rPr>
+        <w:t>k</w:t>
+      </w:r>
+      <w:r>
+        <w:rPr>
+          <w:rFonts w:ascii="Times New Roman" w:hAnsi="Times New Roman" w:eastAsia="微软雅黑"/>
+          <w:vertAlign w:val="subscript"/>
+        </w:rPr>
+        <w:t>eff</w:t>
+      </w:r>
+      <w:r>
+        <w:rPr>
+          <w:rFonts w:ascii="Times New Roman" w:hAnsi="Times New Roman" w:eastAsia="微软雅黑"/>
+        </w:rPr>
+        <w:t>, with limited cross-interaction (S_T − S₁ &lt; 0.03 for both) — indicates that the two primary outputs are governed by largely non-overlapping physical pathways at the dominant-factor level.</w:t>
       </w:r>
     </w:p>
     <w:p>
@@ -841,7 +1375,67 @@
         <w:rPr>
           <w:rFonts w:ascii="Times New Roman" w:hAnsi="Times New Roman" w:eastAsia="微软雅黑"/>
         </w:rPr>
-        <w:t>主控因子的分离——E_intercept 主导应力、α_base 主导 keff，交叉作用有限（两者 S_T − S₁ 均 &lt; 0.03）——表明两个主要输出在主控因子层面由基本不重叠的物理路径支配。</w:t>
+        <w:t>主控因子的分离——</w:t>
+      </w:r>
+      <w:r>
+        <w:rPr>
+          <w:rFonts w:ascii="Times New Roman" w:hAnsi="Times New Roman" w:eastAsia="微软雅黑"/>
+          <w:i/>
+        </w:rPr>
+        <w:t>E</w:t>
+      </w:r>
+      <w:r>
+        <w:rPr>
+          <w:rFonts w:ascii="Times New Roman" w:hAnsi="Times New Roman" w:eastAsia="微软雅黑"/>
+          <w:vertAlign w:val="subscript"/>
+        </w:rPr>
+        <w:t>intercept</w:t>
+      </w:r>
+      <w:r>
+        <w:rPr>
+          <w:rFonts w:ascii="Times New Roman" w:hAnsi="Times New Roman" w:eastAsia="微软雅黑"/>
+        </w:rPr>
+        <w:t xml:space="preserve"> 主导应力、</w:t>
+      </w:r>
+      <w:r>
+        <w:rPr>
+          <w:rFonts w:ascii="Times New Roman" w:hAnsi="Times New Roman" w:eastAsia="微软雅黑"/>
+          <w:i w:val="0"/>
+        </w:rPr>
+        <w:t>α</w:t>
+      </w:r>
+      <w:r>
+        <w:rPr>
+          <w:rFonts w:ascii="Times New Roman" w:hAnsi="Times New Roman" w:eastAsia="微软雅黑"/>
+          <w:vertAlign w:val="subscript"/>
+        </w:rPr>
+        <w:t>base</w:t>
+      </w:r>
+      <w:r>
+        <w:rPr>
+          <w:rFonts w:ascii="Times New Roman" w:hAnsi="Times New Roman" w:eastAsia="微软雅黑"/>
+        </w:rPr>
+        <w:t xml:space="preserve"> 主导 </w:t>
+      </w:r>
+      <w:r>
+        <w:rPr>
+          <w:rFonts w:ascii="Times New Roman" w:hAnsi="Times New Roman" w:eastAsia="微软雅黑"/>
+          <w:i/>
+        </w:rPr>
+        <w:t>k</w:t>
+      </w:r>
+      <w:r>
+        <w:rPr>
+          <w:rFonts w:ascii="Times New Roman" w:hAnsi="Times New Roman" w:eastAsia="微软雅黑"/>
+          <w:vertAlign w:val="subscript"/>
+        </w:rPr>
+        <w:t>eff</w:t>
+      </w:r>
+      <w:r>
+        <w:rPr>
+          <w:rFonts w:ascii="Times New Roman" w:hAnsi="Times New Roman" w:eastAsia="微软雅黑"/>
+        </w:rPr>
+        <w:t>，交叉作用有限（两者 S_T − S₁ 均 &lt; 0.03）——表明两个主要输出在主控因子层面由基本不重叠的物理路径支配。</w:t>
       </w:r>
     </w:p>
     <w:p>
@@ -895,7 +1489,87 @@
         <w:rPr>
           <w:rFonts w:ascii="Times New Roman" w:hAnsi="Times New Roman" w:eastAsia="微软雅黑"/>
         </w:rPr>
-        <w:t>Across the 18 benchmark cases, the posterior 90%-CI coverage for the four calibrated parameters (E_intercept, α_base, α_slope, ν) was 0.8750, indicating that the posterior distributions correctly encompass the true parameter values in the expected proportion.</w:t>
+        <w:t>Across the 18 benchmark cases, the posterior 90%-CI coverage for the four calibrated parameters (</w:t>
+      </w:r>
+      <w:r>
+        <w:rPr>
+          <w:rFonts w:ascii="Times New Roman" w:hAnsi="Times New Roman" w:eastAsia="微软雅黑"/>
+          <w:i/>
+        </w:rPr>
+        <w:t>E</w:t>
+      </w:r>
+      <w:r>
+        <w:rPr>
+          <w:rFonts w:ascii="Times New Roman" w:hAnsi="Times New Roman" w:eastAsia="微软雅黑"/>
+          <w:vertAlign w:val="subscript"/>
+        </w:rPr>
+        <w:t>intercept</w:t>
+      </w:r>
+      <w:r>
+        <w:rPr>
+          <w:rFonts w:ascii="Times New Roman" w:hAnsi="Times New Roman" w:eastAsia="微软雅黑"/>
+        </w:rPr>
+        <w:t xml:space="preserve">, </w:t>
+      </w:r>
+      <w:r>
+        <w:rPr>
+          <w:rFonts w:ascii="Times New Roman" w:hAnsi="Times New Roman" w:eastAsia="微软雅黑"/>
+          <w:i w:val="0"/>
+        </w:rPr>
+        <w:t>α</w:t>
+      </w:r>
+      <w:r>
+        <w:rPr>
+          <w:rFonts w:ascii="Times New Roman" w:hAnsi="Times New Roman" w:eastAsia="微软雅黑"/>
+          <w:vertAlign w:val="subscript"/>
+        </w:rPr>
+        <w:t>base</w:t>
+      </w:r>
+      <w:r>
+        <w:rPr>
+          <w:rFonts w:ascii="Times New Roman" w:hAnsi="Times New Roman" w:eastAsia="微软雅黑"/>
+        </w:rPr>
+        <w:t xml:space="preserve">, </w:t>
+      </w:r>
+      <w:r>
+        <w:rPr>
+          <w:rFonts w:ascii="Times New Roman" w:hAnsi="Times New Roman" w:eastAsia="微软雅黑"/>
+          <w:i w:val="0"/>
+        </w:rPr>
+        <w:t>α</w:t>
+      </w:r>
+      <w:r>
+        <w:rPr>
+          <w:rFonts w:ascii="Times New Roman" w:hAnsi="Times New Roman" w:eastAsia="微软雅黑"/>
+          <w:vertAlign w:val="subscript"/>
+        </w:rPr>
+        <w:t>slope</w:t>
+      </w:r>
+      <w:r>
+        <w:rPr>
+          <w:rFonts w:ascii="Times New Roman" w:hAnsi="Times New Roman" w:eastAsia="微软雅黑"/>
+        </w:rPr>
+        <w:t xml:space="preserve">, </w:t>
+      </w:r>
+      <w:r>
+        <w:rPr>
+          <w:rFonts w:ascii="Times New Roman" w:hAnsi="Times New Roman" w:eastAsia="微软雅黑"/>
+          <w:i/>
+        </w:rPr>
+        <w:t>k</w:t>
+      </w:r>
+      <w:r>
+        <w:rPr>
+          <w:rFonts w:ascii="Times New Roman" w:hAnsi="Times New Roman" w:eastAsia="微软雅黑"/>
+          <w:vertAlign w:val="subscript"/>
+        </w:rPr>
+        <w:t>ref</w:t>
+      </w:r>
+      <w:r>
+        <w:rPr>
+          <w:rFonts w:ascii="Times New Roman" w:hAnsi="Times New Roman" w:eastAsia="微软雅黑"/>
+        </w:rPr>
+        <w:t>) was 0.8750, indicating that the posterior distributions encompass the true parameter values at approximately the nominal rate.</w:t>
       </w:r>
     </w:p>
     <w:p>
@@ -903,7 +1577,87 @@
         <w:rPr>
           <w:rFonts w:ascii="Times New Roman" w:hAnsi="Times New Roman" w:eastAsia="微软雅黑"/>
         </w:rPr>
-        <w:t>18 个基准案例中，4 个标定参数（E_intercept、α_base、α_slope、ν）的后验 90%-CI 覆盖率为 0.8750，表明后验分布以预期比例正确涵盖真实参数值。</w:t>
+        <w:t>18 个基准案例中，4 个标定参数（</w:t>
+      </w:r>
+      <w:r>
+        <w:rPr>
+          <w:rFonts w:ascii="Times New Roman" w:hAnsi="Times New Roman" w:eastAsia="微软雅黑"/>
+          <w:i/>
+        </w:rPr>
+        <w:t>E</w:t>
+      </w:r>
+      <w:r>
+        <w:rPr>
+          <w:rFonts w:ascii="Times New Roman" w:hAnsi="Times New Roman" w:eastAsia="微软雅黑"/>
+          <w:vertAlign w:val="subscript"/>
+        </w:rPr>
+        <w:t>intercept</w:t>
+      </w:r>
+      <w:r>
+        <w:rPr>
+          <w:rFonts w:ascii="Times New Roman" w:hAnsi="Times New Roman" w:eastAsia="微软雅黑"/>
+        </w:rPr>
+        <w:t>、</w:t>
+      </w:r>
+      <w:r>
+        <w:rPr>
+          <w:rFonts w:ascii="Times New Roman" w:hAnsi="Times New Roman" w:eastAsia="微软雅黑"/>
+          <w:i w:val="0"/>
+        </w:rPr>
+        <w:t>α</w:t>
+      </w:r>
+      <w:r>
+        <w:rPr>
+          <w:rFonts w:ascii="Times New Roman" w:hAnsi="Times New Roman" w:eastAsia="微软雅黑"/>
+          <w:vertAlign w:val="subscript"/>
+        </w:rPr>
+        <w:t>base</w:t>
+      </w:r>
+      <w:r>
+        <w:rPr>
+          <w:rFonts w:ascii="Times New Roman" w:hAnsi="Times New Roman" w:eastAsia="微软雅黑"/>
+        </w:rPr>
+        <w:t>、</w:t>
+      </w:r>
+      <w:r>
+        <w:rPr>
+          <w:rFonts w:ascii="Times New Roman" w:hAnsi="Times New Roman" w:eastAsia="微软雅黑"/>
+          <w:i w:val="0"/>
+        </w:rPr>
+        <w:t>α</w:t>
+      </w:r>
+      <w:r>
+        <w:rPr>
+          <w:rFonts w:ascii="Times New Roman" w:hAnsi="Times New Roman" w:eastAsia="微软雅黑"/>
+          <w:vertAlign w:val="subscript"/>
+        </w:rPr>
+        <w:t>slope</w:t>
+      </w:r>
+      <w:r>
+        <w:rPr>
+          <w:rFonts w:ascii="Times New Roman" w:hAnsi="Times New Roman" w:eastAsia="微软雅黑"/>
+        </w:rPr>
+        <w:t>、</w:t>
+      </w:r>
+      <w:r>
+        <w:rPr>
+          <w:rFonts w:ascii="Times New Roman" w:hAnsi="Times New Roman" w:eastAsia="微软雅黑"/>
+          <w:i/>
+        </w:rPr>
+        <w:t>k</w:t>
+      </w:r>
+      <w:r>
+        <w:rPr>
+          <w:rFonts w:ascii="Times New Roman" w:hAnsi="Times New Roman" w:eastAsia="微软雅黑"/>
+          <w:vertAlign w:val="subscript"/>
+        </w:rPr>
+        <w:t>ref</w:t>
+      </w:r>
+      <w:r>
+        <w:rPr>
+          <w:rFonts w:ascii="Times New Roman" w:hAnsi="Times New Roman" w:eastAsia="微软雅黑"/>
+        </w:rPr>
+        <w:t>）的后验 90%-CI 覆盖率为 0.8750，表明后验分布以接近标称水平的比例涵盖真实参数值。</w:t>
       </w:r>
     </w:p>
     <w:p>
@@ -911,7 +1665,67 @@
         <w:rPr>
           <w:rFonts w:ascii="Times New Roman" w:hAnsi="Times New Roman" w:eastAsia="微软雅黑"/>
         </w:rPr>
-        <w:t>The marginal posteriors exhibited non-Gaussian features consistent with the multiplicative stress structure σ ∝ E · α · ΔT. For high-stress cases, E_intercept shifted toward higher values (consistent with the Sobol attribution that higher stiffness produces higher stress), and the joint posterior of E_intercept and α_base showed a compensation ridge reflecting structural non-identifiability in the product form.</w:t>
+        <w:t xml:space="preserve">The marginal posteriors exhibited non-Gaussian features consistent with the multiplicative stress structure σ ∝ E · α · ΔT. For high-stress cases, </w:t>
+      </w:r>
+      <w:r>
+        <w:rPr>
+          <w:rFonts w:ascii="Times New Roman" w:hAnsi="Times New Roman" w:eastAsia="微软雅黑"/>
+          <w:i/>
+        </w:rPr>
+        <w:t>E</w:t>
+      </w:r>
+      <w:r>
+        <w:rPr>
+          <w:rFonts w:ascii="Times New Roman" w:hAnsi="Times New Roman" w:eastAsia="微软雅黑"/>
+          <w:vertAlign w:val="subscript"/>
+        </w:rPr>
+        <w:t>intercept</w:t>
+      </w:r>
+      <w:r>
+        <w:rPr>
+          <w:rFonts w:ascii="Times New Roman" w:hAnsi="Times New Roman" w:eastAsia="微软雅黑"/>
+        </w:rPr>
+        <w:t xml:space="preserve"> shifted toward higher values (consistent with the Sobol attribution that higher stiffness produces higher stress), and the joint posterior of </w:t>
+      </w:r>
+      <w:r>
+        <w:rPr>
+          <w:rFonts w:ascii="Times New Roman" w:hAnsi="Times New Roman" w:eastAsia="微软雅黑"/>
+          <w:i/>
+        </w:rPr>
+        <w:t>E</w:t>
+      </w:r>
+      <w:r>
+        <w:rPr>
+          <w:rFonts w:ascii="Times New Roman" w:hAnsi="Times New Roman" w:eastAsia="微软雅黑"/>
+          <w:vertAlign w:val="subscript"/>
+        </w:rPr>
+        <w:t>intercept</w:t>
+      </w:r>
+      <w:r>
+        <w:rPr>
+          <w:rFonts w:ascii="Times New Roman" w:hAnsi="Times New Roman" w:eastAsia="微软雅黑"/>
+        </w:rPr>
+        <w:t xml:space="preserve"> and </w:t>
+      </w:r>
+      <w:r>
+        <w:rPr>
+          <w:rFonts w:ascii="Times New Roman" w:hAnsi="Times New Roman" w:eastAsia="微软雅黑"/>
+          <w:i w:val="0"/>
+        </w:rPr>
+        <w:t>α</w:t>
+      </w:r>
+      <w:r>
+        <w:rPr>
+          <w:rFonts w:ascii="Times New Roman" w:hAnsi="Times New Roman" w:eastAsia="微软雅黑"/>
+          <w:vertAlign w:val="subscript"/>
+        </w:rPr>
+        <w:t>base</w:t>
+      </w:r>
+      <w:r>
+        <w:rPr>
+          <w:rFonts w:ascii="Times New Roman" w:hAnsi="Times New Roman" w:eastAsia="微软雅黑"/>
+        </w:rPr>
+        <w:t xml:space="preserve"> showed a compensation ridge reflecting structural non-identifiability in the product form.</w:t>
       </w:r>
     </w:p>
     <w:p>
@@ -919,7 +1733,67 @@
         <w:rPr>
           <w:rFonts w:ascii="Times New Roman" w:hAnsi="Times New Roman" w:eastAsia="微软雅黑"/>
         </w:rPr>
-        <w:t>边际后验呈现与乘积应力结构 σ ∝ E · α · ΔT 一致的非高斯特征。高应力案例中， E_intercept 向高值偏移（与 Sobol 归因一致），E_intercept 和 α_base 的联合后验呈现反映乘积形式结构不可识别性的补偿脊。</w:t>
+        <w:t xml:space="preserve">边际后验呈现与乘积应力结构 σ ∝ E · α · ΔT 一致的非高斯特征。高应力案例中， </w:t>
+      </w:r>
+      <w:r>
+        <w:rPr>
+          <w:rFonts w:ascii="Times New Roman" w:hAnsi="Times New Roman" w:eastAsia="微软雅黑"/>
+          <w:i/>
+        </w:rPr>
+        <w:t>E</w:t>
+      </w:r>
+      <w:r>
+        <w:rPr>
+          <w:rFonts w:ascii="Times New Roman" w:hAnsi="Times New Roman" w:eastAsia="微软雅黑"/>
+          <w:vertAlign w:val="subscript"/>
+        </w:rPr>
+        <w:t>intercept</w:t>
+      </w:r>
+      <w:r>
+        <w:rPr>
+          <w:rFonts w:ascii="Times New Roman" w:hAnsi="Times New Roman" w:eastAsia="微软雅黑"/>
+        </w:rPr>
+        <w:t xml:space="preserve"> 向高值偏移（与 Sobol 归因一致），</w:t>
+      </w:r>
+      <w:r>
+        <w:rPr>
+          <w:rFonts w:ascii="Times New Roman" w:hAnsi="Times New Roman" w:eastAsia="微软雅黑"/>
+          <w:i/>
+        </w:rPr>
+        <w:t>E</w:t>
+      </w:r>
+      <w:r>
+        <w:rPr>
+          <w:rFonts w:ascii="Times New Roman" w:hAnsi="Times New Roman" w:eastAsia="微软雅黑"/>
+          <w:vertAlign w:val="subscript"/>
+        </w:rPr>
+        <w:t>intercept</w:t>
+      </w:r>
+      <w:r>
+        <w:rPr>
+          <w:rFonts w:ascii="Times New Roman" w:hAnsi="Times New Roman" w:eastAsia="微软雅黑"/>
+        </w:rPr>
+        <w:t xml:space="preserve"> 和 </w:t>
+      </w:r>
+      <w:r>
+        <w:rPr>
+          <w:rFonts w:ascii="Times New Roman" w:hAnsi="Times New Roman" w:eastAsia="微软雅黑"/>
+          <w:i w:val="0"/>
+        </w:rPr>
+        <w:t>α</w:t>
+      </w:r>
+      <w:r>
+        <w:rPr>
+          <w:rFonts w:ascii="Times New Roman" w:hAnsi="Times New Roman" w:eastAsia="微软雅黑"/>
+          <w:vertAlign w:val="subscript"/>
+        </w:rPr>
+        <w:t>base</w:t>
+      </w:r>
+      <w:r>
+        <w:rPr>
+          <w:rFonts w:ascii="Times New Roman" w:hAnsi="Times New Roman" w:eastAsia="微软雅黑"/>
+        </w:rPr>
+        <w:t xml:space="preserve"> 的联合后验呈现反映乘积形式结构不可识别性的补偿脊。</w:t>
       </w:r>
     </w:p>
     <w:p>
@@ -927,7 +1801,7 @@
         <w:rPr>
           <w:rFonts w:ascii="Times New Roman" w:hAnsi="Times New Roman" w:eastAsia="微软雅黑"/>
         </w:rPr>
-        <w:t>For the 10 feasibility-check cases (all with true stress &gt; 131 MPa), the posterior exceedance probability P(σ &gt; 131 MPa | observations) ranged from 0.604 to 1.000, with 4 of 10 cases at P = 1.0. Under a feasibility gate requiring P(σ &lt; 131 MPa) ≥ 0.9, none of the 10 cases passed — the posterior correctly excluded all high-stress configurations from the feasible set. The posterior exceedance probability decreased monotonically with lower observed stress across the full 18-case benchmark, confirming correct risk stratification across the operating range.</w:t>
+        <w:t>For the 10 feasibility-check cases (all with true stress &gt; 131 MPa), the posterior exceedance probability P(σ &gt; 131 MPa | observations) ranged from 0.604 to 1.000, with 4 of 10 cases at P = 1.0. Under a feasibility gate requiring P(σ &lt; 131 MPa) ≥ 0.9, none of the 10 cases passed, indicating that the posterior excluded all high-stress configurations from the feasible set. The posterior exceedance probability decreased monotonically with lower observed stress across the full 18-case benchmark, supporting consistent risk stratification across the operating range.</w:t>
       </w:r>
     </w:p>
     <w:p>
@@ -935,7 +1809,7 @@
         <w:rPr>
           <w:rFonts w:ascii="Times New Roman" w:hAnsi="Times New Roman" w:eastAsia="微软雅黑"/>
         </w:rPr>
-        <w:t>10 个可行性检验案例（真实应力均 &gt; 131 MPa）中，后验超阈概率 P(σ &gt; 131 MPa | 观测) 范围 0.604–1.000，其中 4 例 P = 1.0。在要求 P(σ &lt; 131 MPa) ≥ 0.9 的可行性门限下，10 例均未通过——后验正确地将所有高应力配置排除在可行集之外。后验超阈概率在完整 18 例基准中随观测应力降低单调递减，确认全运行范围内风险划分正确。</w:t>
+        <w:t>10 个可行性检验案例（真实应力均 &gt; 131 MPa）中，后验超阈概率 P(σ &gt; 131 MPa | 观测) 范围 0.604–1.000，其中 4 例 P = 1.0。在要求 P(σ &lt; 131 MPa) ≥ 0.9 的可行性门限下，10 例均未通过，表明后验将所有高应力配置排除在可行集之外。后验超阈概率在完整 18 例基准中随观测应力降低单调递减，支持全运行范围内风险分层的一致性。</w:t>
       </w:r>
     </w:p>
     <w:p>
@@ -953,7 +1827,7 @@
         <w:rPr>
           <w:rFonts w:ascii="Times New Roman" w:hAnsi="Times New Roman" w:eastAsia="微软雅黑"/>
         </w:rPr>
-        <w:t>The surrogate stress prediction at the posterior-mean parameters closely tracked the true stress for the feasibility-check cases (MAE = 4.16 MPa across 10 cases), indicating that the posterior localised in the correct region of the parameter space.</w:t>
+        <w:t>The surrogate stress prediction at the posterior-mean parameters closely tracked the true stress for the feasibility-check cases (MAE = 4.16 MPa across 10 cases), suggesting that the posterior shifted toward an observation-compatible region of the parameter space.</w:t>
       </w:r>
     </w:p>
     <w:p>
@@ -961,7 +1835,7 @@
         <w:rPr>
           <w:rFonts w:ascii="Times New Roman" w:hAnsi="Times New Roman" w:eastAsia="微软雅黑"/>
         </w:rPr>
-        <w:t>可行性检验案例中，后验均值参数处的代理应力预测与真实应力高度吻合（10 例 MAE = 4.16 MPa），表明后验定位于参数空间的正确区域。</w:t>
+        <w:t>可行性检验案例中，后验均值参数处的代理应力预测与真实应力吻合度较高（10 例 MAE = 4.16 MPa），表明后验向与观测相容的参数区域收敛。</w:t>
       </w:r>
     </w:p>
     <w:p>
@@ -1015,7 +1889,27 @@
         <w:rPr>
           <w:rFonts w:ascii="Times New Roman" w:hAnsi="Times New Roman" w:eastAsia="微软雅黑"/>
         </w:rPr>
-        <w:t>Across the five cases, the stress MAE was 0.70 MPa and RMSE was 0.86 MPa, with a mean bias of +0.10 MPa — all well within the surrogate's predicted standard deviation and comparable to the HF solver's own numerical noise floor (~0.11 MPa). For keff, MAE was 25.8 pcm and RMSE was 27.4 pcm; all five cases fell within one predicted standard deviation.</w:t>
+        <w:t xml:space="preserve">Across the five cases, the stress MAE was 0.70 MPa and RMSE was 0.86 MPa, with a mean bias of +0.10 MPa — all well within the surrogate's predicted standard deviation and comparable to the HF solver's own numerical noise floor (~0.11 MPa). For </w:t>
+      </w:r>
+      <w:r>
+        <w:rPr>
+          <w:rFonts w:ascii="Times New Roman" w:hAnsi="Times New Roman" w:eastAsia="微软雅黑"/>
+          <w:i/>
+        </w:rPr>
+        <w:t>k</w:t>
+      </w:r>
+      <w:r>
+        <w:rPr>
+          <w:rFonts w:ascii="Times New Roman" w:hAnsi="Times New Roman" w:eastAsia="微软雅黑"/>
+          <w:vertAlign w:val="subscript"/>
+        </w:rPr>
+        <w:t>eff</w:t>
+      </w:r>
+      <w:r>
+        <w:rPr>
+          <w:rFonts w:ascii="Times New Roman" w:hAnsi="Times New Roman" w:eastAsia="微软雅黑"/>
+        </w:rPr>
+        <w:t>, MAE was 25.8 pcm and RMSE was 27.4 pcm; all five cases fell within one predicted standard deviation.</w:t>
       </w:r>
     </w:p>
     <w:p>
@@ -1023,7 +1917,27 @@
         <w:rPr>
           <w:rFonts w:ascii="Times New Roman" w:hAnsi="Times New Roman" w:eastAsia="微软雅黑"/>
         </w:rPr>
-        <w:t>五个案例中，应力 MAE = 0.70 MPa，RMSE = 0.86 MPa，平均偏差 +0.10 MPa——均远在代理预测标准差之内，且与高保真求解器自身数值噪声水平（约 0.11 MPa）可比。keff：MAE = 25.8 pcm，RMSE = 27.4 pcm；五例均落入一个预测标准差之内。</w:t>
+        <w:t>五个案例中，应力 MAE = 0.70 MPa，RMSE = 0.86 MPa，平均偏差 +0.10 MPa——均远在代理预测标准差之内，且与高保真求解器自身数值噪声水平（约 0.11 MPa）可比。</w:t>
+      </w:r>
+      <w:r>
+        <w:rPr>
+          <w:rFonts w:ascii="Times New Roman" w:hAnsi="Times New Roman" w:eastAsia="微软雅黑"/>
+          <w:i/>
+        </w:rPr>
+        <w:t>k</w:t>
+      </w:r>
+      <w:r>
+        <w:rPr>
+          <w:rFonts w:ascii="Times New Roman" w:hAnsi="Times New Roman" w:eastAsia="微软雅黑"/>
+          <w:vertAlign w:val="subscript"/>
+        </w:rPr>
+        <w:t>eff</w:t>
+      </w:r>
+      <w:r>
+        <w:rPr>
+          <w:rFonts w:ascii="Times New Roman" w:hAnsi="Times New Roman" w:eastAsia="微软雅黑"/>
+        </w:rPr>
+        <w:t>：MAE = 25.8 pcm，RMSE = 27.4 pcm；五例均落入一个预测标准差之内。</w:t>
       </w:r>
     </w:p>
     <w:p>
@@ -1073,7 +1987,27 @@
         <w:rPr>
           <w:rFonts w:ascii="Times New Roman" w:hAnsi="Times New Roman" w:eastAsia="微软雅黑"/>
         </w:rPr>
-        <w:t>The 29% reduction in stress standard deviation from decoupled to coupled steady-state is consistent with the negative reactivity feedback mechanism in the HPR system: higher α_base → greater thermal expansion → increased neutron leakage → lower keff → reduced power redistribution → partial thermal stress relief. This feedback chain is a well-established self-regulation mechanism in compact reactor designs. The surrogate-based forward UQ quantifies its net effect on the output uncertainty distribution — information that is inaccessible from single-physics or decoupled analyses.</w:t>
+        <w:t xml:space="preserve">The 29% reduction in stress standard deviation from the decoupled to the coupled steady-state — a direct file-supported result of the forward UQ — is consistent with the type of negative feedback commonly described for compact coupled reactor systems. One plausible interpretation, offered here as a physically motivated inference rather than as a causally validated decomposition, is the following: higher </w:t>
+      </w:r>
+      <w:r>
+        <w:rPr>
+          <w:rFonts w:ascii="Times New Roman" w:hAnsi="Times New Roman" w:eastAsia="微软雅黑"/>
+          <w:i w:val="0"/>
+        </w:rPr>
+        <w:t>α</w:t>
+      </w:r>
+      <w:r>
+        <w:rPr>
+          <w:rFonts w:ascii="Times New Roman" w:hAnsi="Times New Roman" w:eastAsia="微软雅黑"/>
+          <w:vertAlign w:val="subscript"/>
+        </w:rPr>
+        <w:t>base</w:t>
+      </w:r>
+      <w:r>
+        <w:rPr>
+          <w:rFonts w:ascii="Times New Roman" w:hAnsi="Times New Roman" w:eastAsia="微软雅黑"/>
+        </w:rPr>
+        <w:t xml:space="preserve"> leads to greater thermal expansion and altered core geometry, which shifts neutron leakage and the spatial power distribution, which in turn partially offsets thermal loading. We emphasize two boundaries on this interpretation. First, the relative contribution of each intermediate step cannot be isolated from the surrogate's input–output map alone and has not been verified by a stepwise-decoupled numerical experiment. Second, under steady-state operation with heat-pipe removal capacity as the dominant thermal constraint, the relevant feedback is expected to act primarily through spatial redistribution of power density rather than through a bulk reduction of total power. What the surrogate-based forward UQ does establish is the net effect on the output uncertainty distribution — information that is inaccessible from single-physics or decoupled analyses alone.</w:t>
       </w:r>
     </w:p>
     <w:p>
@@ -1081,17 +2015,27 @@
         <w:rPr>
           <w:rFonts w:ascii="Times New Roman" w:hAnsi="Times New Roman" w:eastAsia="微软雅黑"/>
         </w:rPr>
-        <w:t>从解耦到耦合稳态应力标准差降低 29%，与 HPR 系统的负反应性反馈机制一致： α_base 升高 → 热膨胀增大 → 中子泄漏增加 → keff 降低 → 功率重分布 → 热应力部分缓解。该反馈链是紧凑型反应堆设计中的经典自调节机制。基于代理的前向 UQ 量化了其对输出不确定性分布的净效应——这一信息在单物理或解耦分析中不可获取。</w:t>
-      </w:r>
-    </w:p>
-    <w:p>
-      <w:r>
-        <w:rPr>
-          <w:rFonts w:ascii="Times New Roman" w:hAnsi="Times New Roman" w:eastAsia="微软雅黑"/>
-          <w:b/>
-          <w:color w:val="CC0000"/>
-        </w:rPr>
-        <w:t>【注意：此处使用"功率重分布"而非"功率降低"——在稳态条件下，总功率由热管散热能力约束，不一定整体降低；反馈主要通过功率密度的空间重分布起作用。这一归因机制目前为物理推理，尚未通过逐步解耦数值实验直接验证。】</w:t>
+        <w:t>从解耦到耦合稳态应力标准差降低 29%——这是前向 UQ 给出的直接可追溯结果——与紧凑耦合反应堆系统中常见的负反馈类型相一致。一种合理的物理解释是：</w:t>
+      </w:r>
+      <w:r>
+        <w:rPr>
+          <w:rFonts w:ascii="Times New Roman" w:hAnsi="Times New Roman" w:eastAsia="微软雅黑"/>
+          <w:i w:val="0"/>
+        </w:rPr>
+        <w:t>α</w:t>
+      </w:r>
+      <w:r>
+        <w:rPr>
+          <w:rFonts w:ascii="Times New Roman" w:hAnsi="Times New Roman" w:eastAsia="微软雅黑"/>
+          <w:vertAlign w:val="subscript"/>
+        </w:rPr>
+        <w:t>base</w:t>
+      </w:r>
+      <w:r>
+        <w:rPr>
+          <w:rFonts w:ascii="Times New Roman" w:hAnsi="Times New Roman" w:eastAsia="微软雅黑"/>
+        </w:rPr>
+        <w:t xml:space="preserve"> 升高 → 热膨胀增大 → 堆芯几何改变 → 中子泄漏与空间功率分布变化 → 热载荷被部分抵消；这一解释在本文中作为受物理驱动的推断给出，而非经严格因果分解验证的结论。对该解释需强调两点边界：其一，各中间步骤的相对贡献不能仅凭代理的输入–输出映射分离，也未通过逐步解耦数值实验独立验证；其二，在以热管散热能力为主控约束的稳态下，该反馈预期主要通过功率密度的空间重分布起作用，而不一定表现为总功率的整体降低。代理前向 UQ 所确立的是耦合对输出不确定性分布的净效应——这一信息在单物理或解耦分析中不可获取。</w:t>
       </w:r>
     </w:p>
     <w:p>
@@ -1139,21 +2083,7 @@
         <w:rPr>
           <w:rFonts w:ascii="Times New Roman" w:hAnsi="Times New Roman" w:eastAsia="微软雅黑"/>
         </w:rPr>
-        <w:t>The selection of the constraint-regularized surrogate over the unconstrained baseline is supported by three lines of evidence: (i) comparable in-distribution accuracy (stress R² differing by +0.001); (ii) improved calibration quality (PICP₉₀ closer to the 0.90 target with narrower intervals); and (iii) improved robustness under distributional shift</w:t>
-      </w:r>
-      <w:r>
-        <w:rPr>
-          <w:rFonts w:ascii="Times New Roman" w:hAnsi="Times New Roman" w:eastAsia="微软雅黑"/>
-          <w:b/>
-          <w:color w:val="CC0000"/>
-        </w:rPr>
-        <w:t>【待决：OOD 具体数值是否在正文引用，取决于 canonical 复现结果】</w:t>
-      </w:r>
-      <w:r>
-        <w:rPr>
-          <w:rFonts w:ascii="Times New Roman" w:hAnsi="Times New Roman" w:eastAsia="微软雅黑"/>
-        </w:rPr>
-        <w:t>. The regularization does not introduce a performance trade-off at the training distribution but provides a safety net against physically implausible predictions in data-sparse regions — a property that becomes critical when the surrogate is used for posterior calibration, where the MCMC sampler may propose parameter values near the boundary of the training domain.</w:t>
+        <w:t>The selection of the constraint-regularized surrogate over the unconstrained baseline is supported by two primary lines of evidence on the held-out test set: (i) comparable in-distribution accuracy (stress R² differing by +0.001); and (ii) improved calibration quality (PICP₉₀ closer to the 0.90 target with narrower intervals). Supplementary appendix observations further indicate qualitatively improved behaviour under out-of-distribution conditions, but these observations are reported as supporting evidence rather than as an independent decision criterion. The regularization does not introduce a performance trade-off at the training distribution but provides a safety net against physically implausible predictions in data-sparse regions — a property that becomes critical when the surrogate is used for posterior calibration, where the MCMC sampler may propose parameter values near the boundary of the training domain.</w:t>
       </w:r>
     </w:p>
     <w:p>
@@ -1161,21 +2091,7 @@
         <w:rPr>
           <w:rFonts w:ascii="Times New Roman" w:hAnsi="Times New Roman" w:eastAsia="微软雅黑"/>
         </w:rPr>
-        <w:t>选择约束正则化代理而非无约束基线有三条证据支持：(i) 分布内精度相当（应力 R² 差异 +0.001）；(ii) 校准质量提升（PICP₉₀ 更接近 0.90 目标且区间更窄）； (iii) 分布偏移下鲁棒性提升</w:t>
-      </w:r>
-      <w:r>
-        <w:rPr>
-          <w:rFonts w:ascii="Times New Roman" w:hAnsi="Times New Roman" w:eastAsia="微软雅黑"/>
-          <w:b/>
-          <w:color w:val="CC0000"/>
-        </w:rPr>
-        <w:t>【待决：同上】</w:t>
-      </w:r>
-      <w:r>
-        <w:rPr>
-          <w:rFonts w:ascii="Times New Roman" w:hAnsi="Times New Roman" w:eastAsia="微软雅黑"/>
-        </w:rPr>
-        <w:t>。正则化在训练分布处不引入性能折衷，但为数据稀疏区域的物理不合理预测提供安全网——当代理用于后验标定（MCMC 采样器可能提议训练域边界处的参数值）时，这一属性至关重要。</w:t>
+        <w:t>选择约束正则化代理而非无约束基线，主要基于留出测试集上的两条证据：(i) 分布内精度相当（应力 R² 差异 +0.001）；(ii) 校准质量提升（PICP₉₀ 更接近 0.90 目标且区间更窄）。附录另观察到分布外条件下定性上更稳健的表现，但该观察作为辅助支撑证据，不作为独立的模型选择依据。正则化在训练分布处不引入性能折衷，但为数据稀疏区域的物理不合理预测提供安全网——当代理用于后验标定（MCMC 采样器可能提议训练域边界处的参数值）时，这一属性至关重要。</w:t>
       </w:r>
     </w:p>
     <w:p>
@@ -1191,7 +2107,107 @@
         <w:rPr>
           <w:rFonts w:ascii="Times New Roman" w:hAnsi="Times New Roman" w:eastAsia="微软雅黑"/>
         </w:rPr>
-        <w:t>The Sobol pathway separation — stress dominated by E_intercept (S₁ ≈ 0.59), keff dominated by α_base (S₁ ≈ 0.78) — has concrete engineering implications. For stress risk reduction, the highest leverage lies in tightening the manufacturing tolerance of E_intercept, targeting approximately 60% of stress variance. For reactivity stability, the primary lever is α_base uncertainty control. Because these two parameter sets have limited cross-influence on each other's target output, stress-margin optimisation and reactivity control can be pursued through largely independent material characterisation programmes.</w:t>
+        <w:t xml:space="preserve">The Sobol pathway separation — stress dominated by </w:t>
+      </w:r>
+      <w:r>
+        <w:rPr>
+          <w:rFonts w:ascii="Times New Roman" w:hAnsi="Times New Roman" w:eastAsia="微软雅黑"/>
+          <w:i/>
+        </w:rPr>
+        <w:t>E</w:t>
+      </w:r>
+      <w:r>
+        <w:rPr>
+          <w:rFonts w:ascii="Times New Roman" w:hAnsi="Times New Roman" w:eastAsia="微软雅黑"/>
+          <w:vertAlign w:val="subscript"/>
+        </w:rPr>
+        <w:t>intercept</w:t>
+      </w:r>
+      <w:r>
+        <w:rPr>
+          <w:rFonts w:ascii="Times New Roman" w:hAnsi="Times New Roman" w:eastAsia="微软雅黑"/>
+        </w:rPr>
+        <w:t xml:space="preserve"> (S₁ ≈ 0.59), </w:t>
+      </w:r>
+      <w:r>
+        <w:rPr>
+          <w:rFonts w:ascii="Times New Roman" w:hAnsi="Times New Roman" w:eastAsia="微软雅黑"/>
+          <w:i/>
+        </w:rPr>
+        <w:t>k</w:t>
+      </w:r>
+      <w:r>
+        <w:rPr>
+          <w:rFonts w:ascii="Times New Roman" w:hAnsi="Times New Roman" w:eastAsia="微软雅黑"/>
+          <w:vertAlign w:val="subscript"/>
+        </w:rPr>
+        <w:t>eff</w:t>
+      </w:r>
+      <w:r>
+        <w:rPr>
+          <w:rFonts w:ascii="Times New Roman" w:hAnsi="Times New Roman" w:eastAsia="微软雅黑"/>
+        </w:rPr>
+        <w:t xml:space="preserve"> dominated by </w:t>
+      </w:r>
+      <w:r>
+        <w:rPr>
+          <w:rFonts w:ascii="Times New Roman" w:hAnsi="Times New Roman" w:eastAsia="微软雅黑"/>
+          <w:i w:val="0"/>
+        </w:rPr>
+        <w:t>α</w:t>
+      </w:r>
+      <w:r>
+        <w:rPr>
+          <w:rFonts w:ascii="Times New Roman" w:hAnsi="Times New Roman" w:eastAsia="微软雅黑"/>
+          <w:vertAlign w:val="subscript"/>
+        </w:rPr>
+        <w:t>base</w:t>
+      </w:r>
+      <w:r>
+        <w:rPr>
+          <w:rFonts w:ascii="Times New Roman" w:hAnsi="Times New Roman" w:eastAsia="微软雅黑"/>
+        </w:rPr>
+        <w:t xml:space="preserve"> (S₁ ≈ 0.78) — has concrete engineering implications. For stress risk reduction, the highest leverage lies in tightening the manufacturing tolerance of </w:t>
+      </w:r>
+      <w:r>
+        <w:rPr>
+          <w:rFonts w:ascii="Times New Roman" w:hAnsi="Times New Roman" w:eastAsia="微软雅黑"/>
+          <w:i/>
+        </w:rPr>
+        <w:t>E</w:t>
+      </w:r>
+      <w:r>
+        <w:rPr>
+          <w:rFonts w:ascii="Times New Roman" w:hAnsi="Times New Roman" w:eastAsia="微软雅黑"/>
+          <w:vertAlign w:val="subscript"/>
+        </w:rPr>
+        <w:t>intercept</w:t>
+      </w:r>
+      <w:r>
+        <w:rPr>
+          <w:rFonts w:ascii="Times New Roman" w:hAnsi="Times New Roman" w:eastAsia="微软雅黑"/>
+        </w:rPr>
+        <w:t xml:space="preserve">, targeting approximately 60% of stress variance. For reactivity stability, the primary lever is </w:t>
+      </w:r>
+      <w:r>
+        <w:rPr>
+          <w:rFonts w:ascii="Times New Roman" w:hAnsi="Times New Roman" w:eastAsia="微软雅黑"/>
+          <w:i w:val="0"/>
+        </w:rPr>
+        <w:t>α</w:t>
+      </w:r>
+      <w:r>
+        <w:rPr>
+          <w:rFonts w:ascii="Times New Roman" w:hAnsi="Times New Roman" w:eastAsia="微软雅黑"/>
+          <w:vertAlign w:val="subscript"/>
+        </w:rPr>
+        <w:t>base</w:t>
+      </w:r>
+      <w:r>
+        <w:rPr>
+          <w:rFonts w:ascii="Times New Roman" w:hAnsi="Times New Roman" w:eastAsia="微软雅黑"/>
+        </w:rPr>
+        <w:t xml:space="preserve"> uncertainty control. Because these two parameter sets have limited cross-influence on each other's target output, the limited cross-influence at the dominant-factor level motivates treating stress-margin and reactivity-control material characterisation as largely independent priorities.</w:t>
       </w:r>
     </w:p>
     <w:p>
@@ -1199,7 +2215,107 @@
         <w:rPr>
           <w:rFonts w:ascii="Times New Roman" w:hAnsi="Times New Roman" w:eastAsia="微软雅黑"/>
         </w:rPr>
-        <w:t>Sobol 路径分离——应力由 E_intercept 主导（S₁ ≈ 0.59），keff 由 α_base 主导（S₁ ≈ 0.78）——具有具体工程含义。对应力风险降低，最高杠杆在于收紧 E_intercept 制造公差，覆盖约 60% 的应力方差。对反应性稳定性，首要杠杆是 α_base 不确定性管控。由于这两组参数对彼此目标输出的交叉影响有限，应力裕量优化和反应性控制可通过基本独立的材料表征项目推进。</w:t>
+        <w:t xml:space="preserve">Sobol 路径分离——应力由 </w:t>
+      </w:r>
+      <w:r>
+        <w:rPr>
+          <w:rFonts w:ascii="Times New Roman" w:hAnsi="Times New Roman" w:eastAsia="微软雅黑"/>
+          <w:i/>
+        </w:rPr>
+        <w:t>E</w:t>
+      </w:r>
+      <w:r>
+        <w:rPr>
+          <w:rFonts w:ascii="Times New Roman" w:hAnsi="Times New Roman" w:eastAsia="微软雅黑"/>
+          <w:vertAlign w:val="subscript"/>
+        </w:rPr>
+        <w:t>intercept</w:t>
+      </w:r>
+      <w:r>
+        <w:rPr>
+          <w:rFonts w:ascii="Times New Roman" w:hAnsi="Times New Roman" w:eastAsia="微软雅黑"/>
+        </w:rPr>
+        <w:t xml:space="preserve"> 主导（S₁ ≈ 0.59），</w:t>
+      </w:r>
+      <w:r>
+        <w:rPr>
+          <w:rFonts w:ascii="Times New Roman" w:hAnsi="Times New Roman" w:eastAsia="微软雅黑"/>
+          <w:i/>
+        </w:rPr>
+        <w:t>k</w:t>
+      </w:r>
+      <w:r>
+        <w:rPr>
+          <w:rFonts w:ascii="Times New Roman" w:hAnsi="Times New Roman" w:eastAsia="微软雅黑"/>
+          <w:vertAlign w:val="subscript"/>
+        </w:rPr>
+        <w:t>eff</w:t>
+      </w:r>
+      <w:r>
+        <w:rPr>
+          <w:rFonts w:ascii="Times New Roman" w:hAnsi="Times New Roman" w:eastAsia="微软雅黑"/>
+        </w:rPr>
+        <w:t xml:space="preserve"> 由 </w:t>
+      </w:r>
+      <w:r>
+        <w:rPr>
+          <w:rFonts w:ascii="Times New Roman" w:hAnsi="Times New Roman" w:eastAsia="微软雅黑"/>
+          <w:i w:val="0"/>
+        </w:rPr>
+        <w:t>α</w:t>
+      </w:r>
+      <w:r>
+        <w:rPr>
+          <w:rFonts w:ascii="Times New Roman" w:hAnsi="Times New Roman" w:eastAsia="微软雅黑"/>
+          <w:vertAlign w:val="subscript"/>
+        </w:rPr>
+        <w:t>base</w:t>
+      </w:r>
+      <w:r>
+        <w:rPr>
+          <w:rFonts w:ascii="Times New Roman" w:hAnsi="Times New Roman" w:eastAsia="微软雅黑"/>
+        </w:rPr>
+        <w:t xml:space="preserve"> 主导（S₁ ≈ 0.78）——具有具体工程含义。对应力风险降低，最高杠杆在于收紧 </w:t>
+      </w:r>
+      <w:r>
+        <w:rPr>
+          <w:rFonts w:ascii="Times New Roman" w:hAnsi="Times New Roman" w:eastAsia="微软雅黑"/>
+          <w:i/>
+        </w:rPr>
+        <w:t>E</w:t>
+      </w:r>
+      <w:r>
+        <w:rPr>
+          <w:rFonts w:ascii="Times New Roman" w:hAnsi="Times New Roman" w:eastAsia="微软雅黑"/>
+          <w:vertAlign w:val="subscript"/>
+        </w:rPr>
+        <w:t>intercept</w:t>
+      </w:r>
+      <w:r>
+        <w:rPr>
+          <w:rFonts w:ascii="Times New Roman" w:hAnsi="Times New Roman" w:eastAsia="微软雅黑"/>
+        </w:rPr>
+        <w:t xml:space="preserve"> 制造公差，覆盖约 60% 的应力方差。对反应性稳定性，首要杠杆是 </w:t>
+      </w:r>
+      <w:r>
+        <w:rPr>
+          <w:rFonts w:ascii="Times New Roman" w:hAnsi="Times New Roman" w:eastAsia="微软雅黑"/>
+          <w:i w:val="0"/>
+        </w:rPr>
+        <w:t>α</w:t>
+      </w:r>
+      <w:r>
+        <w:rPr>
+          <w:rFonts w:ascii="Times New Roman" w:hAnsi="Times New Roman" w:eastAsia="微软雅黑"/>
+          <w:vertAlign w:val="subscript"/>
+        </w:rPr>
+        <w:t>base</w:t>
+      </w:r>
+      <w:r>
+        <w:rPr>
+          <w:rFonts w:ascii="Times New Roman" w:hAnsi="Times New Roman" w:eastAsia="微软雅黑"/>
+        </w:rPr>
+        <w:t xml:space="preserve"> 不确定性管控。两组参数在主控因子层面交叉影响有限，这支持将应力裕量和反应性控制的材料表征视为基本独立的优先事项。</w:t>
       </w:r>
     </w:p>
     <w:p>
@@ -1303,7 +2419,27 @@
         <w:rPr>
           <w:rFonts w:ascii="Times New Roman" w:hAnsi="Times New Roman" w:eastAsia="微软雅黑"/>
         </w:rPr>
-        <w:t>Second, the MCMC calibration fixed 4 of 8 parameters at their true values. Releasing additional parameters (e.g. k_ref,SS316, the third-ranked stress driver) would require independent thermal measurements to provide an informative likelihood, which are not available in the current benchmark. The reported posterior contraction is a lower bound on what full 8-dimensional calibration could achieve.</w:t>
+        <w:t xml:space="preserve">Second, the MCMC calibration fixed 4 of the 8 parameters at their true values. Releasing additional parameters from the fixed set (for example the thermal-transport coefficient </w:t>
+      </w:r>
+      <w:r>
+        <w:rPr>
+          <w:rFonts w:ascii="Times New Roman" w:hAnsi="Times New Roman" w:eastAsia="微软雅黑"/>
+          <w:i/>
+        </w:rPr>
+        <w:t>k</w:t>
+      </w:r>
+      <w:r>
+        <w:rPr>
+          <w:rFonts w:ascii="Times New Roman" w:hAnsi="Times New Roman" w:eastAsia="微软雅黑"/>
+          <w:vertAlign w:val="subscript"/>
+        </w:rPr>
+        <w:t>slope</w:t>
+      </w:r>
+      <w:r>
+        <w:rPr>
+          <w:rFonts w:ascii="Times New Roman" w:hAnsi="Times New Roman" w:eastAsia="微软雅黑"/>
+        </w:rPr>
+        <w:t>) would require independent informative observations — such as thermal conductivity measurements — that are not available in the current benchmark. The reported posterior contraction is therefore a lower bound on what full 8-dimensional calibration could achieve.</w:t>
       </w:r>
     </w:p>
     <w:p>
@@ -1311,7 +2447,27 @@
         <w:rPr>
           <w:rFonts w:ascii="Times New Roman" w:hAnsi="Times New Roman" w:eastAsia="微软雅黑"/>
         </w:rPr>
-        <w:t>第二，MCMC 标定将 8 个参数中的 4 个固定在真实值。放开更多参数（如第三灵敏因子 k_ref,SS316）需要独立热导率测量以提供信息性似然，当前基准中不具备。报告的后验收缩量是完整 8 维标定可达量的下界。</w:t>
+        <w:t xml:space="preserve">第二，MCMC 标定将 8 个参数中的 4 个固定在真实值。若进一步从固定集合中放开参数（例如热传导温度依赖系数 </w:t>
+      </w:r>
+      <w:r>
+        <w:rPr>
+          <w:rFonts w:ascii="Times New Roman" w:hAnsi="Times New Roman" w:eastAsia="微软雅黑"/>
+          <w:i/>
+        </w:rPr>
+        <w:t>k</w:t>
+      </w:r>
+      <w:r>
+        <w:rPr>
+          <w:rFonts w:ascii="Times New Roman" w:hAnsi="Times New Roman" w:eastAsia="微软雅黑"/>
+          <w:vertAlign w:val="subscript"/>
+        </w:rPr>
+        <w:t>slope</w:t>
+      </w:r>
+      <w:r>
+        <w:rPr>
+          <w:rFonts w:ascii="Times New Roman" w:hAnsi="Times New Roman" w:eastAsia="微软雅黑"/>
+        </w:rPr>
+        <w:t>），需要额外的独立信息性观测（如热导率测量）作为似然约束，而当前基准并不具备该条件。因此所报告的后验收缩量是完整 8 维标定所能达到的下界。</w:t>
       </w:r>
     </w:p>
     <w:p>
@@ -1319,7 +2475,67 @@
         <w:rPr>
           <w:rFonts w:ascii="Times New Roman" w:hAnsi="Times New Roman" w:eastAsia="微软雅黑"/>
         </w:rPr>
-        <w:t>Third, keff OOD prediction degraded substantially for both surrogate variants (R² ≈ 0.29 in appendix tests), indicating that keff extrapolation beyond the training range is unreliable. This limitation is specific to keff; stress extrapolation retained high accuracy under physics regularization.</w:t>
+        <w:t xml:space="preserve">Third, </w:t>
+      </w:r>
+      <w:r>
+        <w:rPr>
+          <w:rFonts w:ascii="Times New Roman" w:hAnsi="Times New Roman" w:eastAsia="微软雅黑"/>
+          <w:i/>
+        </w:rPr>
+        <w:t>k</w:t>
+      </w:r>
+      <w:r>
+        <w:rPr>
+          <w:rFonts w:ascii="Times New Roman" w:hAnsi="Times New Roman" w:eastAsia="微软雅黑"/>
+          <w:vertAlign w:val="subscript"/>
+        </w:rPr>
+        <w:t>eff</w:t>
+      </w:r>
+      <w:r>
+        <w:rPr>
+          <w:rFonts w:ascii="Times New Roman" w:hAnsi="Times New Roman" w:eastAsia="微软雅黑"/>
+        </w:rPr>
+        <w:t xml:space="preserve"> OOD prediction degraded substantially for both surrogate variants (R² ≈ 0.29 in appendix tests), indicating that </w:t>
+      </w:r>
+      <w:r>
+        <w:rPr>
+          <w:rFonts w:ascii="Times New Roman" w:hAnsi="Times New Roman" w:eastAsia="微软雅黑"/>
+          <w:i/>
+        </w:rPr>
+        <w:t>k</w:t>
+      </w:r>
+      <w:r>
+        <w:rPr>
+          <w:rFonts w:ascii="Times New Roman" w:hAnsi="Times New Roman" w:eastAsia="微软雅黑"/>
+          <w:vertAlign w:val="subscript"/>
+        </w:rPr>
+        <w:t>eff</w:t>
+      </w:r>
+      <w:r>
+        <w:rPr>
+          <w:rFonts w:ascii="Times New Roman" w:hAnsi="Times New Roman" w:eastAsia="微软雅黑"/>
+        </w:rPr>
+        <w:t xml:space="preserve"> extrapolation beyond the training range is unreliable. This limitation is specific to </w:t>
+      </w:r>
+      <w:r>
+        <w:rPr>
+          <w:rFonts w:ascii="Times New Roman" w:hAnsi="Times New Roman" w:eastAsia="微软雅黑"/>
+          <w:i/>
+        </w:rPr>
+        <w:t>k</w:t>
+      </w:r>
+      <w:r>
+        <w:rPr>
+          <w:rFonts w:ascii="Times New Roman" w:hAnsi="Times New Roman" w:eastAsia="微软雅黑"/>
+          <w:vertAlign w:val="subscript"/>
+        </w:rPr>
+        <w:t>eff</w:t>
+      </w:r>
+      <w:r>
+        <w:rPr>
+          <w:rFonts w:ascii="Times New Roman" w:hAnsi="Times New Roman" w:eastAsia="微软雅黑"/>
+        </w:rPr>
+        <w:t>; stress extrapolation retained high accuracy under physics regularization.</w:t>
       </w:r>
     </w:p>
     <w:p>
@@ -1327,7 +2543,67 @@
         <w:rPr>
           <w:rFonts w:ascii="Times New Roman" w:hAnsi="Times New Roman" w:eastAsia="微软雅黑"/>
         </w:rPr>
-        <w:t>第三，两种代理变体的 keff OOD 预测均显著退化（附录测试 R² ≈ 0.29），表明 keff 外推在训练范围之外不可靠。此局限专属于 keff；应力外推在物理正则化下保持高精度。</w:t>
+        <w:t xml:space="preserve">第三，两种代理变体的 </w:t>
+      </w:r>
+      <w:r>
+        <w:rPr>
+          <w:rFonts w:ascii="Times New Roman" w:hAnsi="Times New Roman" w:eastAsia="微软雅黑"/>
+          <w:i/>
+        </w:rPr>
+        <w:t>k</w:t>
+      </w:r>
+      <w:r>
+        <w:rPr>
+          <w:rFonts w:ascii="Times New Roman" w:hAnsi="Times New Roman" w:eastAsia="微软雅黑"/>
+          <w:vertAlign w:val="subscript"/>
+        </w:rPr>
+        <w:t>eff</w:t>
+      </w:r>
+      <w:r>
+        <w:rPr>
+          <w:rFonts w:ascii="Times New Roman" w:hAnsi="Times New Roman" w:eastAsia="微软雅黑"/>
+        </w:rPr>
+        <w:t xml:space="preserve"> OOD 预测均显著退化（附录测试 R² ≈ 0.29），表明 </w:t>
+      </w:r>
+      <w:r>
+        <w:rPr>
+          <w:rFonts w:ascii="Times New Roman" w:hAnsi="Times New Roman" w:eastAsia="微软雅黑"/>
+          <w:i/>
+        </w:rPr>
+        <w:t>k</w:t>
+      </w:r>
+      <w:r>
+        <w:rPr>
+          <w:rFonts w:ascii="Times New Roman" w:hAnsi="Times New Roman" w:eastAsia="微软雅黑"/>
+          <w:vertAlign w:val="subscript"/>
+        </w:rPr>
+        <w:t>eff</w:t>
+      </w:r>
+      <w:r>
+        <w:rPr>
+          <w:rFonts w:ascii="Times New Roman" w:hAnsi="Times New Roman" w:eastAsia="微软雅黑"/>
+        </w:rPr>
+        <w:t xml:space="preserve"> 外推在训练范围之外不可靠。此局限专属于 </w:t>
+      </w:r>
+      <w:r>
+        <w:rPr>
+          <w:rFonts w:ascii="Times New Roman" w:hAnsi="Times New Roman" w:eastAsia="微软雅黑"/>
+          <w:i/>
+        </w:rPr>
+        <w:t>k</w:t>
+      </w:r>
+      <w:r>
+        <w:rPr>
+          <w:rFonts w:ascii="Times New Roman" w:hAnsi="Times New Roman" w:eastAsia="微软雅黑"/>
+          <w:vertAlign w:val="subscript"/>
+        </w:rPr>
+        <w:t>eff</w:t>
+      </w:r>
+      <w:r>
+        <w:rPr>
+          <w:rFonts w:ascii="Times New Roman" w:hAnsi="Times New Roman" w:eastAsia="微软雅黑"/>
+        </w:rPr>
+        <w:t>；应力外推在物理正则化下保持高精度。</w:t>
       </w:r>
     </w:p>
     <w:p>
@@ -1351,21 +2627,7 @@
         <w:rPr>
           <w:rFonts w:ascii="Times New Roman" w:hAnsi="Times New Roman" w:eastAsia="微软雅黑"/>
         </w:rPr>
-        <w:t>Fifth, the 131 MPa design-screening threshold used throughout this study is adopted from Zhang et al. (2025, Energy) as the SS316 yield strength at the relevant operating temperature.</w:t>
-      </w:r>
-      <w:r>
-        <w:rPr>
-          <w:rFonts w:ascii="Times New Roman" w:hAnsi="Times New Roman" w:eastAsia="微软雅黑"/>
-          <w:b/>
-          <w:color w:val="CC0000"/>
-        </w:rPr>
-        <w:t>【待核实：131 MPa 对应的确切温度需确认（~610-620°C）， ASME 数据在不同温度下给出不同值。此值已在 Energy 2025 论文发表使用，但严格来说应注明来源温度。】</w:t>
-      </w:r>
-      <w:r>
-        <w:rPr>
-          <w:rFonts w:ascii="Times New Roman" w:hAnsi="Times New Roman" w:eastAsia="微软雅黑"/>
-        </w:rPr>
-        <w:t>This value serves as a convenient screening boundary for demonstrating the pipeline; its specific magnitude does not affect the methodology or the qualitative conclusions.</w:t>
+        <w:t>Fifth, the 131 MPa design-screening threshold adopted in this study is used as a convenient stress boundary for demonstrating the uncertainty-to-risk pipeline; no claim is made in this work that it corresponds to the SS316 yield strength at a specific operating temperature. The methodology and the qualitative conclusions are independent of the specific numerical value: any design-screening stress boundary chosen within the coupled stress distribution would yield an analogous stratification of exceedance risk.</w:t>
       </w:r>
     </w:p>
     <w:p>
@@ -1373,21 +2635,7 @@
         <w:rPr>
           <w:rFonts w:ascii="Times New Roman" w:hAnsi="Times New Roman" w:eastAsia="微软雅黑"/>
         </w:rPr>
-        <w:t>第五，本研究使用的 131 MPa 设计筛选阈值采自 Zhang et al.（2025, Energy），为 SS316 在相关运行温度下的屈服强度。</w:t>
-      </w:r>
-      <w:r>
-        <w:rPr>
-          <w:rFonts w:ascii="Times New Roman" w:hAnsi="Times New Roman" w:eastAsia="微软雅黑"/>
-          <w:b/>
-          <w:color w:val="CC0000"/>
-        </w:rPr>
-        <w:t>【待核实：同上】</w:t>
-      </w:r>
-      <w:r>
-        <w:rPr>
-          <w:rFonts w:ascii="Times New Roman" w:hAnsi="Times New Roman" w:eastAsia="微软雅黑"/>
-        </w:rPr>
-        <w:t>该值作为演示流水线的筛选边界；其具体数值不影响方法论或定性结论。</w:t>
+        <w:t>第五，本研究所采用的 131 MPa 设计筛选阈值仅作为用于演示不确定性–风险分析管线的应力筛选边界，本文并不主张该值代表 SS316 在某一具体运行温度下的屈服强度。方法论与定性结论与该数值的具体大小无关：在耦合应力分布覆盖范围内选取任一设计筛选阈值，均可得到类似的超阈风险分层结果。</w:t>
       </w:r>
     </w:p>
     <w:p>
@@ -1411,7 +2659,7 @@
         <w:rPr>
           <w:rFonts w:ascii="Times New Roman" w:hAnsi="Times New Roman" w:eastAsia="微软雅黑"/>
         </w:rPr>
-        <w:t>The coupled HPR simulation involves material properties that enter the calculation through constitutive models for elasticity, thermal expansion, and heat conduction. Eight of these properties are treated as uncertain inputs, grouped by physical function into three categories.</w:t>
+        <w:t>The coupled HPR simulation involves eight material properties that enter the calculation through constitutive models for elasticity, thermal expansion, and heat conduction. These eight parameters were selected because they govern the three constitutive relationships that directly control the coupled thermo-mechanical-neutronic response; other material properties (e.g. fuel thermal conductivity, heat-pipe working-fluid parameters) are treated as fixed at their nominal values in the present study. The eight parameters are grouped by physical function into three categories.</w:t>
       </w:r>
     </w:p>
     <w:p>
@@ -1419,7 +2667,7 @@
         <w:rPr>
           <w:rFonts w:ascii="Times New Roman" w:hAnsi="Times New Roman" w:eastAsia="微软雅黑"/>
         </w:rPr>
-        <w:t>HPR 耦合仿真涉及通过弹性、热膨胀和热传导本构模型进入计算的材料性质。其中 8 个性质被视为不确定性输入，按物理功能分为三组。</w:t>
+        <w:t>HPR 耦合仿真涉及八个通过弹性、热膨胀和热传导本构模型进入计算的材料性质。选择这八个参数是因为它们控制着直接影响耦合热–力–中子响应的三组本构关系；其他材料性质（如燃料热导率、热管工质参数）在本研究中固定在标称值。按物理功能分为三组。</w:t>
       </w:r>
     </w:p>
     <w:p>
@@ -1427,7 +2675,87 @@
         <w:rPr>
           <w:rFonts w:ascii="Times New Roman" w:hAnsi="Times New Roman" w:eastAsia="微软雅黑"/>
         </w:rPr>
-        <w:t>Structural mechanics parameters. The temperature-dependent Young's modulus is modelled as E(T) = E_slope · T + E_intercept, where E_intercept determines the baseline stiffness and E_slope captures its temperature dependence. Poisson's ratio ν characterises the multi-axial stress state. These three parameters (E_slope, E_intercept, ν) control stress through the generalised Hooke's law.</w:t>
+        <w:t xml:space="preserve">Structural mechanics parameters. The temperature-dependent Young's modulus of the SS316 monolith is modelled as a linear function of temperature: E(T) = </w:t>
+      </w:r>
+      <w:r>
+        <w:rPr>
+          <w:rFonts w:ascii="Times New Roman" w:hAnsi="Times New Roman" w:eastAsia="微软雅黑"/>
+          <w:i/>
+        </w:rPr>
+        <w:t>E</w:t>
+      </w:r>
+      <w:r>
+        <w:rPr>
+          <w:rFonts w:ascii="Times New Roman" w:hAnsi="Times New Roman" w:eastAsia="微软雅黑"/>
+          <w:vertAlign w:val="subscript"/>
+        </w:rPr>
+        <w:t>slope</w:t>
+      </w:r>
+      <w:r>
+        <w:rPr>
+          <w:rFonts w:ascii="Times New Roman" w:hAnsi="Times New Roman" w:eastAsia="微软雅黑"/>
+        </w:rPr>
+        <w:t xml:space="preserve"> · T + </w:t>
+      </w:r>
+      <w:r>
+        <w:rPr>
+          <w:rFonts w:ascii="Times New Roman" w:hAnsi="Times New Roman" w:eastAsia="微软雅黑"/>
+          <w:i/>
+        </w:rPr>
+        <w:t>E</w:t>
+      </w:r>
+      <w:r>
+        <w:rPr>
+          <w:rFonts w:ascii="Times New Roman" w:hAnsi="Times New Roman" w:eastAsia="微软雅黑"/>
+          <w:vertAlign w:val="subscript"/>
+        </w:rPr>
+        <w:t>intercept</w:t>
+      </w:r>
+      <w:r>
+        <w:rPr>
+          <w:rFonts w:ascii="Times New Roman" w:hAnsi="Times New Roman" w:eastAsia="微软雅黑"/>
+        </w:rPr>
+        <w:t xml:space="preserve">, where </w:t>
+      </w:r>
+      <w:r>
+        <w:rPr>
+          <w:rFonts w:ascii="Times New Roman" w:hAnsi="Times New Roman" w:eastAsia="微软雅黑"/>
+          <w:i/>
+        </w:rPr>
+        <w:t>E</w:t>
+      </w:r>
+      <w:r>
+        <w:rPr>
+          <w:rFonts w:ascii="Times New Roman" w:hAnsi="Times New Roman" w:eastAsia="微软雅黑"/>
+          <w:vertAlign w:val="subscript"/>
+        </w:rPr>
+        <w:t>intercept</w:t>
+      </w:r>
+      <w:r>
+        <w:rPr>
+          <w:rFonts w:ascii="Times New Roman" w:hAnsi="Times New Roman" w:eastAsia="微软雅黑"/>
+        </w:rPr>
+        <w:t xml:space="preserve"> (nominal: 2 × 10¹¹ Pa) determines the baseline stiffness and </w:t>
+      </w:r>
+      <w:r>
+        <w:rPr>
+          <w:rFonts w:ascii="Times New Roman" w:hAnsi="Times New Roman" w:eastAsia="微软雅黑"/>
+          <w:i/>
+        </w:rPr>
+        <w:t>E</w:t>
+      </w:r>
+      <w:r>
+        <w:rPr>
+          <w:rFonts w:ascii="Times New Roman" w:hAnsi="Times New Roman" w:eastAsia="微软雅黑"/>
+          <w:vertAlign w:val="subscript"/>
+        </w:rPr>
+        <w:t>slope</w:t>
+      </w:r>
+      <w:r>
+        <w:rPr>
+          <w:rFonts w:ascii="Times New Roman" w:hAnsi="Times New Roman" w:eastAsia="微软雅黑"/>
+        </w:rPr>
+        <w:t xml:space="preserve"> (nominal: −7 × 10⁷ Pa/K) captures its temperature softening. Poisson's ratio ν (nominal: 0.31) characterises the multi-axial stress state. These three parameters control stress through the generalised Hooke's law: σ = C(E, ν) · ε, where C is the fourth-order stiffness tensor.</w:t>
       </w:r>
     </w:p>
     <w:p>
@@ -1435,7 +2763,87 @@
         <w:rPr>
           <w:rFonts w:ascii="Times New Roman" w:hAnsi="Times New Roman" w:eastAsia="微软雅黑"/>
         </w:rPr>
-        <w:t>结构力学参数。温度相关弹性模量建模为 E(T) = E_slope · T + E_intercept， E_intercept 确定基础刚度，E_slope 捕捉温度依赖性。泊松比 ν 表征多轴应力状态。三个参数（E_slope、E_intercept、ν）通过广义胡克定律控制应力。</w:t>
+        <w:t xml:space="preserve">结构力学参数。SS316 基体的温度相关弹性模量建模为温度的线性函数： E(T) = </w:t>
+      </w:r>
+      <w:r>
+        <w:rPr>
+          <w:rFonts w:ascii="Times New Roman" w:hAnsi="Times New Roman" w:eastAsia="微软雅黑"/>
+          <w:i/>
+        </w:rPr>
+        <w:t>E</w:t>
+      </w:r>
+      <w:r>
+        <w:rPr>
+          <w:rFonts w:ascii="Times New Roman" w:hAnsi="Times New Roman" w:eastAsia="微软雅黑"/>
+          <w:vertAlign w:val="subscript"/>
+        </w:rPr>
+        <w:t>slope</w:t>
+      </w:r>
+      <w:r>
+        <w:rPr>
+          <w:rFonts w:ascii="Times New Roman" w:hAnsi="Times New Roman" w:eastAsia="微软雅黑"/>
+        </w:rPr>
+        <w:t xml:space="preserve"> · T + </w:t>
+      </w:r>
+      <w:r>
+        <w:rPr>
+          <w:rFonts w:ascii="Times New Roman" w:hAnsi="Times New Roman" w:eastAsia="微软雅黑"/>
+          <w:i/>
+        </w:rPr>
+        <w:t>E</w:t>
+      </w:r>
+      <w:r>
+        <w:rPr>
+          <w:rFonts w:ascii="Times New Roman" w:hAnsi="Times New Roman" w:eastAsia="微软雅黑"/>
+          <w:vertAlign w:val="subscript"/>
+        </w:rPr>
+        <w:t>intercept</w:t>
+      </w:r>
+      <w:r>
+        <w:rPr>
+          <w:rFonts w:ascii="Times New Roman" w:hAnsi="Times New Roman" w:eastAsia="微软雅黑"/>
+        </w:rPr>
+        <w:t xml:space="preserve">，其中 </w:t>
+      </w:r>
+      <w:r>
+        <w:rPr>
+          <w:rFonts w:ascii="Times New Roman" w:hAnsi="Times New Roman" w:eastAsia="微软雅黑"/>
+          <w:i/>
+        </w:rPr>
+        <w:t>E</w:t>
+      </w:r>
+      <w:r>
+        <w:rPr>
+          <w:rFonts w:ascii="Times New Roman" w:hAnsi="Times New Roman" w:eastAsia="微软雅黑"/>
+          <w:vertAlign w:val="subscript"/>
+        </w:rPr>
+        <w:t>intercept</w:t>
+      </w:r>
+      <w:r>
+        <w:rPr>
+          <w:rFonts w:ascii="Times New Roman" w:hAnsi="Times New Roman" w:eastAsia="微软雅黑"/>
+        </w:rPr>
+        <w:t>（标称值 2 × 10¹¹ Pa）确定基础刚度，</w:t>
+      </w:r>
+      <w:r>
+        <w:rPr>
+          <w:rFonts w:ascii="Times New Roman" w:hAnsi="Times New Roman" w:eastAsia="微软雅黑"/>
+          <w:i/>
+        </w:rPr>
+        <w:t>E</w:t>
+      </w:r>
+      <w:r>
+        <w:rPr>
+          <w:rFonts w:ascii="Times New Roman" w:hAnsi="Times New Roman" w:eastAsia="微软雅黑"/>
+          <w:vertAlign w:val="subscript"/>
+        </w:rPr>
+        <w:t>slope</w:t>
+      </w:r>
+      <w:r>
+        <w:rPr>
+          <w:rFonts w:ascii="Times New Roman" w:hAnsi="Times New Roman" w:eastAsia="微软雅黑"/>
+        </w:rPr>
+        <w:t>（标称值 −7 × 10⁷ Pa/K）反映温度软化效应。泊松比 ν（标称值 0.31）表征多轴应力状态。三个参数通过广义胡克定律 σ = C(E, ν) · ε 控制应力， C 为四阶刚度张量。</w:t>
       </w:r>
     </w:p>
     <w:p>
@@ -1443,7 +2851,87 @@
         <w:rPr>
           <w:rFonts w:ascii="Times New Roman" w:hAnsi="Times New Roman" w:eastAsia="微软雅黑"/>
         </w:rPr>
-        <w:t>Thermal deformation parameters. α(T) = α_base + α_slope · T, where α_base is the expansion coefficient at the reference condition and α_slope captures temperature dependence. These govern thermal strain (the loading source for stress) and core geometric expansion (the primary driver of neutronic feedback).</w:t>
+        <w:t xml:space="preserve">Thermal deformation parameters. The coefficient of thermal expansion is modelled as α(T) = </w:t>
+      </w:r>
+      <w:r>
+        <w:rPr>
+          <w:rFonts w:ascii="Times New Roman" w:hAnsi="Times New Roman" w:eastAsia="微软雅黑"/>
+          <w:i w:val="0"/>
+        </w:rPr>
+        <w:t>α</w:t>
+      </w:r>
+      <w:r>
+        <w:rPr>
+          <w:rFonts w:ascii="Times New Roman" w:hAnsi="Times New Roman" w:eastAsia="微软雅黑"/>
+          <w:vertAlign w:val="subscript"/>
+        </w:rPr>
+        <w:t>base</w:t>
+      </w:r>
+      <w:r>
+        <w:rPr>
+          <w:rFonts w:ascii="Times New Roman" w:hAnsi="Times New Roman" w:eastAsia="微软雅黑"/>
+        </w:rPr>
+        <w:t xml:space="preserve"> + </w:t>
+      </w:r>
+      <w:r>
+        <w:rPr>
+          <w:rFonts w:ascii="Times New Roman" w:hAnsi="Times New Roman" w:eastAsia="微软雅黑"/>
+          <w:i w:val="0"/>
+        </w:rPr>
+        <w:t>α</w:t>
+      </w:r>
+      <w:r>
+        <w:rPr>
+          <w:rFonts w:ascii="Times New Roman" w:hAnsi="Times New Roman" w:eastAsia="微软雅黑"/>
+          <w:vertAlign w:val="subscript"/>
+        </w:rPr>
+        <w:t>slope</w:t>
+      </w:r>
+      <w:r>
+        <w:rPr>
+          <w:rFonts w:ascii="Times New Roman" w:hAnsi="Times New Roman" w:eastAsia="微软雅黑"/>
+        </w:rPr>
+        <w:t xml:space="preserve"> · T, where </w:t>
+      </w:r>
+      <w:r>
+        <w:rPr>
+          <w:rFonts w:ascii="Times New Roman" w:hAnsi="Times New Roman" w:eastAsia="微软雅黑"/>
+          <w:i w:val="0"/>
+        </w:rPr>
+        <w:t>α</w:t>
+      </w:r>
+      <w:r>
+        <w:rPr>
+          <w:rFonts w:ascii="Times New Roman" w:hAnsi="Times New Roman" w:eastAsia="微软雅黑"/>
+          <w:vertAlign w:val="subscript"/>
+        </w:rPr>
+        <w:t>base</w:t>
+      </w:r>
+      <w:r>
+        <w:rPr>
+          <w:rFonts w:ascii="Times New Roman" w:hAnsi="Times New Roman" w:eastAsia="微软雅黑"/>
+        </w:rPr>
+        <w:t xml:space="preserve"> (nominal: 1 × 10⁻⁵ K⁻¹) is the expansion coefficient at the reference condition and </w:t>
+      </w:r>
+      <w:r>
+        <w:rPr>
+          <w:rFonts w:ascii="Times New Roman" w:hAnsi="Times New Roman" w:eastAsia="微软雅黑"/>
+          <w:i w:val="0"/>
+        </w:rPr>
+        <w:t>α</w:t>
+      </w:r>
+      <w:r>
+        <w:rPr>
+          <w:rFonts w:ascii="Times New Roman" w:hAnsi="Times New Roman" w:eastAsia="微软雅黑"/>
+          <w:vertAlign w:val="subscript"/>
+        </w:rPr>
+        <w:t>slope</w:t>
+      </w:r>
+      <w:r>
+        <w:rPr>
+          <w:rFonts w:ascii="Times New Roman" w:hAnsi="Times New Roman" w:eastAsia="微软雅黑"/>
+        </w:rPr>
+        <w:t xml:space="preserve"> (nominal: 5 × 10⁻⁹ K⁻²) captures its temperature dependence. These parameters serve a dual role: they govern thermal strain ε_th = α · ΔT, which is the loading source for thermal stress, and they determine the magnitude of core geometric expansion, which is the primary pathway through which material properties affect the neutronic balance.</w:t>
       </w:r>
     </w:p>
     <w:p>
@@ -1451,7 +2939,87 @@
         <w:rPr>
           <w:rFonts w:ascii="Times New Roman" w:hAnsi="Times New Roman" w:eastAsia="微软雅黑"/>
         </w:rPr>
-        <w:t>热变形参数。α(T) = α_base + α_slope · T，α_base 为参考条件下膨胀系数，α_slope 为温度依赖性。控制热应变（应力载荷源）和堆芯几何膨胀（中子学反馈主驱动因素）。</w:t>
+        <w:t xml:space="preserve">热变形参数。热膨胀系数建模为 α(T) = </w:t>
+      </w:r>
+      <w:r>
+        <w:rPr>
+          <w:rFonts w:ascii="Times New Roman" w:hAnsi="Times New Roman" w:eastAsia="微软雅黑"/>
+          <w:i w:val="0"/>
+        </w:rPr>
+        <w:t>α</w:t>
+      </w:r>
+      <w:r>
+        <w:rPr>
+          <w:rFonts w:ascii="Times New Roman" w:hAnsi="Times New Roman" w:eastAsia="微软雅黑"/>
+          <w:vertAlign w:val="subscript"/>
+        </w:rPr>
+        <w:t>base</w:t>
+      </w:r>
+      <w:r>
+        <w:rPr>
+          <w:rFonts w:ascii="Times New Roman" w:hAnsi="Times New Roman" w:eastAsia="微软雅黑"/>
+        </w:rPr>
+        <w:t xml:space="preserve"> + </w:t>
+      </w:r>
+      <w:r>
+        <w:rPr>
+          <w:rFonts w:ascii="Times New Roman" w:hAnsi="Times New Roman" w:eastAsia="微软雅黑"/>
+          <w:i w:val="0"/>
+        </w:rPr>
+        <w:t>α</w:t>
+      </w:r>
+      <w:r>
+        <w:rPr>
+          <w:rFonts w:ascii="Times New Roman" w:hAnsi="Times New Roman" w:eastAsia="微软雅黑"/>
+          <w:vertAlign w:val="subscript"/>
+        </w:rPr>
+        <w:t>slope</w:t>
+      </w:r>
+      <w:r>
+        <w:rPr>
+          <w:rFonts w:ascii="Times New Roman" w:hAnsi="Times New Roman" w:eastAsia="微软雅黑"/>
+        </w:rPr>
+        <w:t xml:space="preserve"> · T，</w:t>
+      </w:r>
+      <w:r>
+        <w:rPr>
+          <w:rFonts w:ascii="Times New Roman" w:hAnsi="Times New Roman" w:eastAsia="微软雅黑"/>
+          <w:i w:val="0"/>
+        </w:rPr>
+        <w:t>α</w:t>
+      </w:r>
+      <w:r>
+        <w:rPr>
+          <w:rFonts w:ascii="Times New Roman" w:hAnsi="Times New Roman" w:eastAsia="微软雅黑"/>
+          <w:vertAlign w:val="subscript"/>
+        </w:rPr>
+        <w:t>base</w:t>
+      </w:r>
+      <w:r>
+        <w:rPr>
+          <w:rFonts w:ascii="Times New Roman" w:hAnsi="Times New Roman" w:eastAsia="微软雅黑"/>
+        </w:rPr>
+        <w:t>（标称值 1 × 10⁻⁵ K⁻¹）为参考条件下膨胀系数，</w:t>
+      </w:r>
+      <w:r>
+        <w:rPr>
+          <w:rFonts w:ascii="Times New Roman" w:hAnsi="Times New Roman" w:eastAsia="微软雅黑"/>
+          <w:i w:val="0"/>
+        </w:rPr>
+        <w:t>α</w:t>
+      </w:r>
+      <w:r>
+        <w:rPr>
+          <w:rFonts w:ascii="Times New Roman" w:hAnsi="Times New Roman" w:eastAsia="微软雅黑"/>
+          <w:vertAlign w:val="subscript"/>
+        </w:rPr>
+        <w:t>slope</w:t>
+      </w:r>
+      <w:r>
+        <w:rPr>
+          <w:rFonts w:ascii="Times New Roman" w:hAnsi="Times New Roman" w:eastAsia="微软雅黑"/>
+        </w:rPr>
+        <w:t>（标称值 5 × 10⁻⁹ K⁻²）为温度依赖性。这两个参数具有双重角色：控制热应变 ε_th = α · ΔT（应力的载荷源），同时决定堆芯几何膨胀的幅度——材料性质影响中子学平衡的主要路径。</w:t>
       </w:r>
     </w:p>
     <w:p>
@@ -1459,7 +3027,247 @@
         <w:rPr>
           <w:rFonts w:ascii="Times New Roman" w:hAnsi="Times New Roman" w:eastAsia="微软雅黑"/>
         </w:rPr>
-        <w:t>SS316 thermal transport parameters. k_SS316(T) = k_ref + k_slope · (T − T_ref). These control the temperature gradient across the monolith — the physical intermediary between fission power deposition and thermal stress.</w:t>
+        <w:t xml:space="preserve">SS316 thermal transport parameters. The thermal conductivity of the monolith is modelled as k(T) = </w:t>
+      </w:r>
+      <w:r>
+        <w:rPr>
+          <w:rFonts w:ascii="Times New Roman" w:hAnsi="Times New Roman" w:eastAsia="微软雅黑"/>
+          <w:i/>
+        </w:rPr>
+        <w:t>k</w:t>
+      </w:r>
+      <w:r>
+        <w:rPr>
+          <w:rFonts w:ascii="Times New Roman" w:hAnsi="Times New Roman" w:eastAsia="微软雅黑"/>
+          <w:vertAlign w:val="subscript"/>
+        </w:rPr>
+        <w:t>ref</w:t>
+      </w:r>
+      <w:r>
+        <w:rPr>
+          <w:rFonts w:ascii="Times New Roman" w:hAnsi="Times New Roman" w:eastAsia="微软雅黑"/>
+        </w:rPr>
+        <w:t xml:space="preserve"> + </w:t>
+      </w:r>
+      <w:r>
+        <w:rPr>
+          <w:rFonts w:ascii="Times New Roman" w:hAnsi="Times New Roman" w:eastAsia="微软雅黑"/>
+          <w:i/>
+        </w:rPr>
+        <w:t>k</w:t>
+      </w:r>
+      <w:r>
+        <w:rPr>
+          <w:rFonts w:ascii="Times New Roman" w:hAnsi="Times New Roman" w:eastAsia="微软雅黑"/>
+          <w:vertAlign w:val="subscript"/>
+        </w:rPr>
+        <w:t>slope</w:t>
+      </w:r>
+      <w:r>
+        <w:rPr>
+          <w:rFonts w:ascii="Times New Roman" w:hAnsi="Times New Roman" w:eastAsia="微软雅黑"/>
+        </w:rPr>
+        <w:t xml:space="preserve"> · (T − </w:t>
+      </w:r>
+      <w:r>
+        <w:rPr>
+          <w:rFonts w:ascii="Times New Roman" w:hAnsi="Times New Roman" w:eastAsia="微软雅黑"/>
+          <w:i/>
+        </w:rPr>
+        <w:t>T</w:t>
+      </w:r>
+      <w:r>
+        <w:rPr>
+          <w:rFonts w:ascii="Times New Roman" w:hAnsi="Times New Roman" w:eastAsia="微软雅黑"/>
+          <w:vertAlign w:val="subscript"/>
+        </w:rPr>
+        <w:t>ref</w:t>
+      </w:r>
+      <w:r>
+        <w:rPr>
+          <w:rFonts w:ascii="Times New Roman" w:hAnsi="Times New Roman" w:eastAsia="微软雅黑"/>
+        </w:rPr>
+        <w:t xml:space="preserve">), with three uncertain inputs: the reference conductivity </w:t>
+      </w:r>
+      <w:r>
+        <w:rPr>
+          <w:rFonts w:ascii="Times New Roman" w:hAnsi="Times New Roman" w:eastAsia="微软雅黑"/>
+          <w:i/>
+        </w:rPr>
+        <w:t>k</w:t>
+      </w:r>
+      <w:r>
+        <w:rPr>
+          <w:rFonts w:ascii="Times New Roman" w:hAnsi="Times New Roman" w:eastAsia="微软雅黑"/>
+          <w:vertAlign w:val="subscript"/>
+        </w:rPr>
+        <w:t>ref</w:t>
+      </w:r>
+      <w:r>
+        <w:rPr>
+          <w:rFonts w:ascii="Times New Roman" w:hAnsi="Times New Roman" w:eastAsia="微软雅黑"/>
+        </w:rPr>
+        <w:t xml:space="preserve"> (nominal: 23.2 W/(m·K)), the reference temperature </w:t>
+      </w:r>
+      <w:r>
+        <w:rPr>
+          <w:rFonts w:ascii="Times New Roman" w:hAnsi="Times New Roman" w:eastAsia="微软雅黑"/>
+          <w:i/>
+        </w:rPr>
+        <w:t>T</w:t>
+      </w:r>
+      <w:r>
+        <w:rPr>
+          <w:rFonts w:ascii="Times New Roman" w:hAnsi="Times New Roman" w:eastAsia="微软雅黑"/>
+          <w:vertAlign w:val="subscript"/>
+        </w:rPr>
+        <w:t>ref</w:t>
+      </w:r>
+      <w:r>
+        <w:rPr>
+          <w:rFonts w:ascii="Times New Roman" w:hAnsi="Times New Roman" w:eastAsia="微软雅黑"/>
+        </w:rPr>
+        <w:t xml:space="preserve"> (nominal: 923.15 K), and the temperature-dependence coefficient </w:t>
+      </w:r>
+      <w:r>
+        <w:rPr>
+          <w:rFonts w:ascii="Times New Roman" w:hAnsi="Times New Roman" w:eastAsia="微软雅黑"/>
+          <w:i/>
+        </w:rPr>
+        <w:t>k</w:t>
+      </w:r>
+      <w:r>
+        <w:rPr>
+          <w:rFonts w:ascii="Times New Roman" w:hAnsi="Times New Roman" w:eastAsia="微软雅黑"/>
+          <w:vertAlign w:val="subscript"/>
+        </w:rPr>
+        <w:t>slope</w:t>
+      </w:r>
+      <w:r>
+        <w:rPr>
+          <w:rFonts w:ascii="Times New Roman" w:hAnsi="Times New Roman" w:eastAsia="微软雅黑"/>
+        </w:rPr>
+        <w:t xml:space="preserve"> (nominal: 1/75 W/(m·K²)). Together these three parameters control the temperature gradient across the monolith, which is the physical intermediary between fission power deposition and thermal stress. For consistency with the code and data files released with this work, </w:t>
+      </w:r>
+      <w:r>
+        <w:rPr>
+          <w:rFonts w:ascii="Times New Roman" w:hAnsi="Times New Roman" w:eastAsia="微软雅黑"/>
+          <w:i/>
+        </w:rPr>
+        <w:t>k</w:t>
+      </w:r>
+      <w:r>
+        <w:rPr>
+          <w:rFonts w:ascii="Times New Roman" w:hAnsi="Times New Roman" w:eastAsia="微软雅黑"/>
+          <w:vertAlign w:val="subscript"/>
+        </w:rPr>
+        <w:t>ref</w:t>
+      </w:r>
+      <w:r>
+        <w:rPr>
+          <w:rFonts w:ascii="Times New Roman" w:hAnsi="Times New Roman" w:eastAsia="微软雅黑"/>
+        </w:rPr>
+        <w:t xml:space="preserve"> is named SS316_k_ref, </w:t>
+      </w:r>
+      <w:r>
+        <w:rPr>
+          <w:rFonts w:ascii="Times New Roman" w:hAnsi="Times New Roman" w:eastAsia="微软雅黑"/>
+          <w:i/>
+        </w:rPr>
+        <w:t>T</w:t>
+      </w:r>
+      <w:r>
+        <w:rPr>
+          <w:rFonts w:ascii="Times New Roman" w:hAnsi="Times New Roman" w:eastAsia="微软雅黑"/>
+          <w:vertAlign w:val="subscript"/>
+        </w:rPr>
+        <w:t>ref</w:t>
+      </w:r>
+      <w:r>
+        <w:rPr>
+          <w:rFonts w:ascii="Times New Roman" w:hAnsi="Times New Roman" w:eastAsia="微软雅黑"/>
+        </w:rPr>
+        <w:t xml:space="preserve"> is named SS316_T_ref, and </w:t>
+      </w:r>
+      <w:r>
+        <w:rPr>
+          <w:rFonts w:ascii="Times New Roman" w:hAnsi="Times New Roman" w:eastAsia="微软雅黑"/>
+          <w:i/>
+        </w:rPr>
+        <w:t>k</w:t>
+      </w:r>
+      <w:r>
+        <w:rPr>
+          <w:rFonts w:ascii="Times New Roman" w:hAnsi="Times New Roman" w:eastAsia="微软雅黑"/>
+          <w:vertAlign w:val="subscript"/>
+        </w:rPr>
+        <w:t>slope</w:t>
+      </w:r>
+      <w:r>
+        <w:rPr>
+          <w:rFonts w:ascii="Times New Roman" w:hAnsi="Times New Roman" w:eastAsia="微软雅黑"/>
+        </w:rPr>
+        <w:t xml:space="preserve"> is named SS316_alpha in the source; the physics symbols </w:t>
+      </w:r>
+      <w:r>
+        <w:rPr>
+          <w:rFonts w:ascii="Times New Roman" w:hAnsi="Times New Roman" w:eastAsia="微软雅黑"/>
+          <w:i/>
+        </w:rPr>
+        <w:t>k</w:t>
+      </w:r>
+      <w:r>
+        <w:rPr>
+          <w:rFonts w:ascii="Times New Roman" w:hAnsi="Times New Roman" w:eastAsia="微软雅黑"/>
+          <w:vertAlign w:val="subscript"/>
+        </w:rPr>
+        <w:t>ref</w:t>
+      </w:r>
+      <w:r>
+        <w:rPr>
+          <w:rFonts w:ascii="Times New Roman" w:hAnsi="Times New Roman" w:eastAsia="微软雅黑"/>
+        </w:rPr>
+        <w:t xml:space="preserve">, </w:t>
+      </w:r>
+      <w:r>
+        <w:rPr>
+          <w:rFonts w:ascii="Times New Roman" w:hAnsi="Times New Roman" w:eastAsia="微软雅黑"/>
+          <w:i/>
+        </w:rPr>
+        <w:t>T</w:t>
+      </w:r>
+      <w:r>
+        <w:rPr>
+          <w:rFonts w:ascii="Times New Roman" w:hAnsi="Times New Roman" w:eastAsia="微软雅黑"/>
+          <w:vertAlign w:val="subscript"/>
+        </w:rPr>
+        <w:t>ref</w:t>
+      </w:r>
+      <w:r>
+        <w:rPr>
+          <w:rFonts w:ascii="Times New Roman" w:hAnsi="Times New Roman" w:eastAsia="微软雅黑"/>
+        </w:rPr>
+        <w:t xml:space="preserve"> and </w:t>
+      </w:r>
+      <w:r>
+        <w:rPr>
+          <w:rFonts w:ascii="Times New Roman" w:hAnsi="Times New Roman" w:eastAsia="微软雅黑"/>
+          <w:i/>
+        </w:rPr>
+        <w:t>k</w:t>
+      </w:r>
+      <w:r>
+        <w:rPr>
+          <w:rFonts w:ascii="Times New Roman" w:hAnsi="Times New Roman" w:eastAsia="微软雅黑"/>
+          <w:vertAlign w:val="subscript"/>
+        </w:rPr>
+        <w:t>slope</w:t>
+      </w:r>
+      <w:r>
+        <w:rPr>
+          <w:rFonts w:ascii="Times New Roman" w:hAnsi="Times New Roman" w:eastAsia="微软雅黑"/>
+        </w:rPr>
+        <w:t xml:space="preserve"> are used throughout the manuscript.</w:t>
       </w:r>
     </w:p>
     <w:p>
@@ -1467,7 +3275,247 @@
         <w:rPr>
           <w:rFonts w:ascii="Times New Roman" w:hAnsi="Times New Roman" w:eastAsia="微软雅黑"/>
         </w:rPr>
-        <w:t>SS316 热传导参数。k_SS316(T) = k_ref + k_slope · (T − T_ref)。控制单石内温度梯度——裂变功率沉积与热应力之间的物理中间量。</w:t>
+        <w:t xml:space="preserve">SS316 热传导参数。基体热导率建模为 k(T) = </w:t>
+      </w:r>
+      <w:r>
+        <w:rPr>
+          <w:rFonts w:ascii="Times New Roman" w:hAnsi="Times New Roman" w:eastAsia="微软雅黑"/>
+          <w:i/>
+        </w:rPr>
+        <w:t>k</w:t>
+      </w:r>
+      <w:r>
+        <w:rPr>
+          <w:rFonts w:ascii="Times New Roman" w:hAnsi="Times New Roman" w:eastAsia="微软雅黑"/>
+          <w:vertAlign w:val="subscript"/>
+        </w:rPr>
+        <w:t>ref</w:t>
+      </w:r>
+      <w:r>
+        <w:rPr>
+          <w:rFonts w:ascii="Times New Roman" w:hAnsi="Times New Roman" w:eastAsia="微软雅黑"/>
+        </w:rPr>
+        <w:t xml:space="preserve"> + </w:t>
+      </w:r>
+      <w:r>
+        <w:rPr>
+          <w:rFonts w:ascii="Times New Roman" w:hAnsi="Times New Roman" w:eastAsia="微软雅黑"/>
+          <w:i/>
+        </w:rPr>
+        <w:t>k</w:t>
+      </w:r>
+      <w:r>
+        <w:rPr>
+          <w:rFonts w:ascii="Times New Roman" w:hAnsi="Times New Roman" w:eastAsia="微软雅黑"/>
+          <w:vertAlign w:val="subscript"/>
+        </w:rPr>
+        <w:t>slope</w:t>
+      </w:r>
+      <w:r>
+        <w:rPr>
+          <w:rFonts w:ascii="Times New Roman" w:hAnsi="Times New Roman" w:eastAsia="微软雅黑"/>
+        </w:rPr>
+        <w:t xml:space="preserve"> · (T − </w:t>
+      </w:r>
+      <w:r>
+        <w:rPr>
+          <w:rFonts w:ascii="Times New Roman" w:hAnsi="Times New Roman" w:eastAsia="微软雅黑"/>
+          <w:i/>
+        </w:rPr>
+        <w:t>T</w:t>
+      </w:r>
+      <w:r>
+        <w:rPr>
+          <w:rFonts w:ascii="Times New Roman" w:hAnsi="Times New Roman" w:eastAsia="微软雅黑"/>
+          <w:vertAlign w:val="subscript"/>
+        </w:rPr>
+        <w:t>ref</w:t>
+      </w:r>
+      <w:r>
+        <w:rPr>
+          <w:rFonts w:ascii="Times New Roman" w:hAnsi="Times New Roman" w:eastAsia="微软雅黑"/>
+        </w:rPr>
+        <w:t xml:space="preserve">)，对应三个不确定输入：参考热导率 </w:t>
+      </w:r>
+      <w:r>
+        <w:rPr>
+          <w:rFonts w:ascii="Times New Roman" w:hAnsi="Times New Roman" w:eastAsia="微软雅黑"/>
+          <w:i/>
+        </w:rPr>
+        <w:t>k</w:t>
+      </w:r>
+      <w:r>
+        <w:rPr>
+          <w:rFonts w:ascii="Times New Roman" w:hAnsi="Times New Roman" w:eastAsia="微软雅黑"/>
+          <w:vertAlign w:val="subscript"/>
+        </w:rPr>
+        <w:t>ref</w:t>
+      </w:r>
+      <w:r>
+        <w:rPr>
+          <w:rFonts w:ascii="Times New Roman" w:hAnsi="Times New Roman" w:eastAsia="微软雅黑"/>
+        </w:rPr>
+        <w:t xml:space="preserve">（标称值 23.2 W/(m·K)）、参考温度 </w:t>
+      </w:r>
+      <w:r>
+        <w:rPr>
+          <w:rFonts w:ascii="Times New Roman" w:hAnsi="Times New Roman" w:eastAsia="微软雅黑"/>
+          <w:i/>
+        </w:rPr>
+        <w:t>T</w:t>
+      </w:r>
+      <w:r>
+        <w:rPr>
+          <w:rFonts w:ascii="Times New Roman" w:hAnsi="Times New Roman" w:eastAsia="微软雅黑"/>
+          <w:vertAlign w:val="subscript"/>
+        </w:rPr>
+        <w:t>ref</w:t>
+      </w:r>
+      <w:r>
+        <w:rPr>
+          <w:rFonts w:ascii="Times New Roman" w:hAnsi="Times New Roman" w:eastAsia="微软雅黑"/>
+        </w:rPr>
+        <w:t xml:space="preserve"> （标称值 923.15 K）、以及温度依赖系数 </w:t>
+      </w:r>
+      <w:r>
+        <w:rPr>
+          <w:rFonts w:ascii="Times New Roman" w:hAnsi="Times New Roman" w:eastAsia="微软雅黑"/>
+          <w:i/>
+        </w:rPr>
+        <w:t>k</w:t>
+      </w:r>
+      <w:r>
+        <w:rPr>
+          <w:rFonts w:ascii="Times New Roman" w:hAnsi="Times New Roman" w:eastAsia="微软雅黑"/>
+          <w:vertAlign w:val="subscript"/>
+        </w:rPr>
+        <w:t>slope</w:t>
+      </w:r>
+      <w:r>
+        <w:rPr>
+          <w:rFonts w:ascii="Times New Roman" w:hAnsi="Times New Roman" w:eastAsia="微软雅黑"/>
+        </w:rPr>
+        <w:t>（标称值 1/75 W/(m·K²)）。三者共同决定基体内部温度梯度——裂变功率沉积与热应力之间的物理中间量。为与本文公开代码与数据保持一致，</w:t>
+      </w:r>
+      <w:r>
+        <w:rPr>
+          <w:rFonts w:ascii="Times New Roman" w:hAnsi="Times New Roman" w:eastAsia="微软雅黑"/>
+          <w:i/>
+        </w:rPr>
+        <w:t>k</w:t>
+      </w:r>
+      <w:r>
+        <w:rPr>
+          <w:rFonts w:ascii="Times New Roman" w:hAnsi="Times New Roman" w:eastAsia="微软雅黑"/>
+          <w:vertAlign w:val="subscript"/>
+        </w:rPr>
+        <w:t>ref</w:t>
+      </w:r>
+      <w:r>
+        <w:rPr>
+          <w:rFonts w:ascii="Times New Roman" w:hAnsi="Times New Roman" w:eastAsia="微软雅黑"/>
+        </w:rPr>
+        <w:t>、</w:t>
+      </w:r>
+      <w:r>
+        <w:rPr>
+          <w:rFonts w:ascii="Times New Roman" w:hAnsi="Times New Roman" w:eastAsia="微软雅黑"/>
+          <w:i/>
+        </w:rPr>
+        <w:t>T</w:t>
+      </w:r>
+      <w:r>
+        <w:rPr>
+          <w:rFonts w:ascii="Times New Roman" w:hAnsi="Times New Roman" w:eastAsia="微软雅黑"/>
+          <w:vertAlign w:val="subscript"/>
+        </w:rPr>
+        <w:t>ref</w:t>
+      </w:r>
+      <w:r>
+        <w:rPr>
+          <w:rFonts w:ascii="Times New Roman" w:hAnsi="Times New Roman" w:eastAsia="微软雅黑"/>
+        </w:rPr>
+        <w:t>、</w:t>
+      </w:r>
+      <w:r>
+        <w:rPr>
+          <w:rFonts w:ascii="Times New Roman" w:hAnsi="Times New Roman" w:eastAsia="微软雅黑"/>
+          <w:i/>
+        </w:rPr>
+        <w:t>k</w:t>
+      </w:r>
+      <w:r>
+        <w:rPr>
+          <w:rFonts w:ascii="Times New Roman" w:hAnsi="Times New Roman" w:eastAsia="微软雅黑"/>
+          <w:vertAlign w:val="subscript"/>
+        </w:rPr>
+        <w:t>slope</w:t>
+      </w:r>
+      <w:r>
+        <w:rPr>
+          <w:rFonts w:ascii="Times New Roman" w:hAnsi="Times New Roman" w:eastAsia="微软雅黑"/>
+        </w:rPr>
+        <w:t xml:space="preserve"> 在源代码中分别记作 SS316_k_ref、 SS316_T_ref、SS316_alpha；正文统一使用物理符号 </w:t>
+      </w:r>
+      <w:r>
+        <w:rPr>
+          <w:rFonts w:ascii="Times New Roman" w:hAnsi="Times New Roman" w:eastAsia="微软雅黑"/>
+          <w:i/>
+        </w:rPr>
+        <w:t>k</w:t>
+      </w:r>
+      <w:r>
+        <w:rPr>
+          <w:rFonts w:ascii="Times New Roman" w:hAnsi="Times New Roman" w:eastAsia="微软雅黑"/>
+          <w:vertAlign w:val="subscript"/>
+        </w:rPr>
+        <w:t>ref</w:t>
+      </w:r>
+      <w:r>
+        <w:rPr>
+          <w:rFonts w:ascii="Times New Roman" w:hAnsi="Times New Roman" w:eastAsia="微软雅黑"/>
+        </w:rPr>
+        <w:t>、</w:t>
+      </w:r>
+      <w:r>
+        <w:rPr>
+          <w:rFonts w:ascii="Times New Roman" w:hAnsi="Times New Roman" w:eastAsia="微软雅黑"/>
+          <w:i/>
+        </w:rPr>
+        <w:t>T</w:t>
+      </w:r>
+      <w:r>
+        <w:rPr>
+          <w:rFonts w:ascii="Times New Roman" w:hAnsi="Times New Roman" w:eastAsia="微软雅黑"/>
+          <w:vertAlign w:val="subscript"/>
+        </w:rPr>
+        <w:t>ref</w:t>
+      </w:r>
+      <w:r>
+        <w:rPr>
+          <w:rFonts w:ascii="Times New Roman" w:hAnsi="Times New Roman" w:eastAsia="微软雅黑"/>
+        </w:rPr>
+        <w:t>、</w:t>
+      </w:r>
+      <w:r>
+        <w:rPr>
+          <w:rFonts w:ascii="Times New Roman" w:hAnsi="Times New Roman" w:eastAsia="微软雅黑"/>
+          <w:i/>
+        </w:rPr>
+        <w:t>k</w:t>
+      </w:r>
+      <w:r>
+        <w:rPr>
+          <w:rFonts w:ascii="Times New Roman" w:hAnsi="Times New Roman" w:eastAsia="微软雅黑"/>
+          <w:vertAlign w:val="subscript"/>
+        </w:rPr>
+        <w:t>slope</w:t>
+      </w:r>
+      <w:r>
+        <w:rPr>
+          <w:rFonts w:ascii="Times New Roman" w:hAnsi="Times New Roman" w:eastAsia="微软雅黑"/>
+        </w:rPr>
+        <w:t>。</w:t>
       </w:r>
     </w:p>
     <w:p>
@@ -1475,7 +3523,7 @@
         <w:rPr>
           <w:rFonts w:ascii="Times New Roman" w:hAnsi="Times New Roman" w:eastAsia="微软雅黑"/>
         </w:rPr>
-        <w:t>All eight parameters are assigned independent uniform priors with half-width 10% of the nominal design value: θ ~ U[0.9 θ_nom, 1.1 θ_nom] (Table 1).</w:t>
+        <w:t>All eight parameters are assigned independent uniform priors with half-width 10% of the nominal design value: θ_k ~ U[0.9 θ_nom,k, 1.1 θ_nom,k] (Table 1). The ±10% range is a conventional uncertainty margin for manufactured stainless-steel properties and is consistent with the perturbation range used in Zhang et al. (2025, Energy). The same prior distribution is used throughout the pipeline: as the sampling distribution in forward UQ (Section 4.4), as the input domain for Sobol analysis (Section 4.5), and as the prior in posterior calibration (Section 4.6).</w:t>
       </w:r>
     </w:p>
     <w:p>
@@ -1483,7 +3531,7 @@
         <w:rPr>
           <w:rFonts w:ascii="Times New Roman" w:hAnsi="Times New Roman" w:eastAsia="微软雅黑"/>
         </w:rPr>
-        <w:t>全部 8 个参数赋予独立均匀先验，半宽为标称值的 10%：θ ~ U[0.9 θ_nom, 1.1 θ_nom] （表 1）。</w:t>
+        <w:t>全部 8 个参数赋予独立均匀先验，半宽为标称值的 10%：θ_k ~ U[0.9 θ_nom,k, 1.1 θ_nom,k]（表 1）。±10% 区间是制造级不锈钢性质的常规不确定性裕量，与 Zhang et al.（2025, Energy）中使用的扰动范围一致。该先验分布在全流水线中统一使用：作为前向 UQ（4.4 节）的采样分布、Sobol 分析（4.5 节）的输入域和后验标定（4.6 节）的先验。</w:t>
       </w:r>
     </w:p>
     <w:p>
@@ -1510,7 +3558,27 @@
         <w:rPr>
           <w:rFonts w:ascii="Times New Roman" w:hAnsi="Times New Roman" w:eastAsia="微软雅黑"/>
         </w:rPr>
-        <w:t>The HF workflow couples OpenMC Monte Carlo neutronics with FEniCS in a Picard fixed-point iteration (Zhang et al. 2024). Starting from initial parameters, OpenMC computes keff and the fission power distribution; FEniCS solves for temperature, expansion, and stress; the updated geometry and temperature-dependent properties are fed back to OpenMC. Iteration continues until keff and the temperature field converge (maximum temperature difference &lt; 1 K, under-relaxation factor 0.1; Zhang et al. 2025, Energy).</w:t>
+        <w:t xml:space="preserve">The high-fidelity (HF) workflow couples OpenMC Monte Carlo neutronics with the FEniCS finite-element solver through a Picard fixed-point iteration scheme (Zhang et al. 2024). Starting from the eight material parameters and the reference core geometry, OpenMC computes the neutron multiplication factor </w:t>
+      </w:r>
+      <w:r>
+        <w:rPr>
+          <w:rFonts w:ascii="Times New Roman" w:hAnsi="Times New Roman" w:eastAsia="微软雅黑"/>
+          <w:i/>
+        </w:rPr>
+        <w:t>k</w:t>
+      </w:r>
+      <w:r>
+        <w:rPr>
+          <w:rFonts w:ascii="Times New Roman" w:hAnsi="Times New Roman" w:eastAsia="微软雅黑"/>
+          <w:vertAlign w:val="subscript"/>
+        </w:rPr>
+        <w:t>eff</w:t>
+      </w:r>
+      <w:r>
+        <w:rPr>
+          <w:rFonts w:ascii="Times New Roman" w:hAnsi="Times New Roman" w:eastAsia="微软雅黑"/>
+        </w:rPr>
+        <w:t xml:space="preserve"> and the spatially resolved fission power distribution. These are passed to the FEniCS thermo-elastic module, which solves for the temperature field, thermal expansion (displacement), and stress field. The updated geometry and temperature-dependent material cross- sections are then fed back to OpenMC for the next iteration. Convergence is declared when the maximum temperature difference between consecutive iterations falls below 1 K, with an under-relaxation factor of 0.1 applied to stabilise the iteration (Zhang et al. 2025, Energy).</w:t>
       </w:r>
     </w:p>
     <w:p>
@@ -1518,7 +3586,27 @@
         <w:rPr>
           <w:rFonts w:ascii="Times New Roman" w:hAnsi="Times New Roman" w:eastAsia="微软雅黑"/>
         </w:rPr>
-        <w:t>高保真工作流以 Picard 不动点迭代耦合 OpenMC 蒙特卡洛中子学与 FEniCS （Zhang et al. 2024）。从初始参数出发，OpenMC 计算 keff 和裂变功率分布；FEniCS 求解温度、膨胀和应力；更新的几何和温度相关性质反馈回 OpenMC。迭代持续至 keff 和温度场收敛（连续迭代最大温差 &lt; 1 K，亚松弛因子 0.1）。</w:t>
+        <w:t xml:space="preserve">高保真（HF）工作流通过 Picard 不动点迭代方案耦合 OpenMC 蒙特卡洛中子学与 FEniCS 有限元求解器（Zhang et al. 2024）。从八个材料参数和参考堆芯几何出发， OpenMC 计算中子增殖因子 </w:t>
+      </w:r>
+      <w:r>
+        <w:rPr>
+          <w:rFonts w:ascii="Times New Roman" w:hAnsi="Times New Roman" w:eastAsia="微软雅黑"/>
+          <w:i/>
+        </w:rPr>
+        <w:t>k</w:t>
+      </w:r>
+      <w:r>
+        <w:rPr>
+          <w:rFonts w:ascii="Times New Roman" w:hAnsi="Times New Roman" w:eastAsia="微软雅黑"/>
+          <w:vertAlign w:val="subscript"/>
+        </w:rPr>
+        <w:t>eff</w:t>
+      </w:r>
+      <w:r>
+        <w:rPr>
+          <w:rFonts w:ascii="Times New Roman" w:hAnsi="Times New Roman" w:eastAsia="微软雅黑"/>
+        </w:rPr>
+        <w:t xml:space="preserve"> 和空间分辨的裂变功率分布，传递给 FEniCS 热弹性模块求解温度场、热膨胀（位移）和应力场。更新的几何和温度相关材料截面反馈回 OpenMC 进行下一轮迭代。当连续迭代间最大温差低于 1 K 时宣告收敛，亚松弛因子 0.1 用于稳定迭代（Zhang et al. 2025, Energy）。</w:t>
       </w:r>
     </w:p>
     <w:p>
@@ -1526,7 +3614,7 @@
         <w:rPr>
           <w:rFonts w:ascii="Times New Roman" w:hAnsi="Times New Roman" w:eastAsia="微软雅黑"/>
         </w:rPr>
-        <w:t>Two fidelity levels are defined: the decoupled single-pass prediction (before coupling convergence) and the coupled steady-state (after full convergence). The decoupled level serves as a reference to quantify coupling effects on uncertainty.</w:t>
+        <w:t>Two fidelity levels are retained from this iteration process. The decoupled single-pass prediction consists of the outputs after the first iteration (before coupling convergence): FEniCS receives the initial-geometry power distribution from OpenMC and produces thermal-structural outputs without feedback. The coupled steady-state prediction consists of the outputs after full convergence. Comparing these two levels isolates the effect of multi-physics coupling on the output distributions. The surrogate is trained to predict both levels simultaneously.</w:t>
       </w:r>
     </w:p>
     <w:p>
@@ -1534,7 +3622,7 @@
         <w:rPr>
           <w:rFonts w:ascii="Times New Roman" w:hAnsi="Times New Roman" w:eastAsia="微软雅黑"/>
         </w:rPr>
-        <w:t>定义两个精度层次：解耦单轮预测（耦合收敛前）和耦合稳态（完全收敛后）。解耦层次作为量化耦合效应的参考基准。</w:t>
+        <w:t>从该迭代过程中保留两个精度层次。解耦单轮预测由第一轮迭代后的输出构成（耦合收敛前）：FEniCS 接收 OpenMC 的初始几何功率分布，产生无反馈的热力输出。耦合稳态预测由完全收敛后的输出构成。比较两个层次可分离多物理耦合对输出分布的影响。代理模型同时预测两个层次。</w:t>
       </w:r>
     </w:p>
     <w:p>
@@ -1542,7 +3630,47 @@
         <w:rPr>
           <w:rFonts w:ascii="Times New Roman" w:hAnsi="Times New Roman" w:eastAsia="微软雅黑"/>
         </w:rPr>
-        <w:t>A dataset of n = 2900 samples was generated by Latin hypercube sampling. Each sample provides 15 outputs: 7 decoupled and 8 coupled (keff plus 7 thermal-structural). The dataset was split into training (2029, ~70%), validation (436, ~15%), and test (435, ~15%) sets with a fixed random seed.</w:t>
+        <w:t xml:space="preserve">Each HF evaluation produces 15 scalar outputs. The 7 decoupled (iteration-1) outputs are: average fuel temperature, peak fuel temperature, peak monolith temperature, peak global stress, monolith mean temperature, core height after expansion, and heat-pipe wall displacement. The 8 coupled (iteration-2) outputs add </w:t>
+      </w:r>
+      <w:r>
+        <w:rPr>
+          <w:rFonts w:ascii="Times New Roman" w:hAnsi="Times New Roman" w:eastAsia="微软雅黑"/>
+          <w:i/>
+        </w:rPr>
+        <w:t>k</w:t>
+      </w:r>
+      <w:r>
+        <w:rPr>
+          <w:rFonts w:ascii="Times New Roman" w:hAnsi="Times New Roman" w:eastAsia="微软雅黑"/>
+          <w:vertAlign w:val="subscript"/>
+        </w:rPr>
+        <w:t>eff</w:t>
+      </w:r>
+      <w:r>
+        <w:rPr>
+          <w:rFonts w:ascii="Times New Roman" w:hAnsi="Times New Roman" w:eastAsia="微软雅黑"/>
+        </w:rPr>
+        <w:t xml:space="preserve"> to the same 7 thermal-structural quantities. The five primary outputs used in the posterior likelihood (Section 4.6) are: coupled peak global stress, coupled peak fuel temperature, coupled peak monolith temperature, coupled wall displacement, and </w:t>
+      </w:r>
+      <w:r>
+        <w:rPr>
+          <w:rFonts w:ascii="Times New Roman" w:hAnsi="Times New Roman" w:eastAsia="微软雅黑"/>
+          <w:i/>
+        </w:rPr>
+        <w:t>k</w:t>
+      </w:r>
+      <w:r>
+        <w:rPr>
+          <w:rFonts w:ascii="Times New Roman" w:hAnsi="Times New Roman" w:eastAsia="微软雅黑"/>
+          <w:vertAlign w:val="subscript"/>
+        </w:rPr>
+        <w:t>eff</w:t>
+      </w:r>
+      <w:r>
+        <w:rPr>
+          <w:rFonts w:ascii="Times New Roman" w:hAnsi="Times New Roman" w:eastAsia="微软雅黑"/>
+        </w:rPr>
+        <w:t>.</w:t>
       </w:r>
     </w:p>
     <w:p>
@@ -1550,7 +3678,91 @@
         <w:rPr>
           <w:rFonts w:ascii="Times New Roman" w:hAnsi="Times New Roman" w:eastAsia="微软雅黑"/>
         </w:rPr>
-        <w:t>通过拉丁超立方采样生成 n = 2900 个样本。每个样本提供 15 个输出：7 个解耦和 8 个耦合（keff + 7 个热力）。数据集以固定随机种子划分为训练（2029，~70%）、验证（436，~15%）和测试（435，~15%）集。</w:t>
+        <w:t xml:space="preserve">每次 HF 评估产生 15 个标量输出。7 个解耦（第一轮）输出为：平均燃料温度、峰值燃料温度、峰值基体温度、峰值全局应力、基体均温、膨胀后堆芯高度和热管壁面位移。8 个耦合（第二轮）输出在相同 7 个热力量基础上增加 </w:t>
+      </w:r>
+      <w:r>
+        <w:rPr>
+          <w:rFonts w:ascii="Times New Roman" w:hAnsi="Times New Roman" w:eastAsia="微软雅黑"/>
+          <w:i/>
+        </w:rPr>
+        <w:t>k</w:t>
+      </w:r>
+      <w:r>
+        <w:rPr>
+          <w:rFonts w:ascii="Times New Roman" w:hAnsi="Times New Roman" w:eastAsia="微软雅黑"/>
+          <w:vertAlign w:val="subscript"/>
+        </w:rPr>
+        <w:t>eff</w:t>
+      </w:r>
+      <w:r>
+        <w:rPr>
+          <w:rFonts w:ascii="Times New Roman" w:hAnsi="Times New Roman" w:eastAsia="微软雅黑"/>
+        </w:rPr>
+        <w:t xml:space="preserve">。后验似然（4.6 节）中使用的 5 个主输出为：耦合峰值全局应力、耦合峰值燃料温度、耦合峰值基体温度、耦合壁面位移和 </w:t>
+      </w:r>
+      <w:r>
+        <w:rPr>
+          <w:rFonts w:ascii="Times New Roman" w:hAnsi="Times New Roman" w:eastAsia="微软雅黑"/>
+          <w:i/>
+        </w:rPr>
+        <w:t>k</w:t>
+      </w:r>
+      <w:r>
+        <w:rPr>
+          <w:rFonts w:ascii="Times New Roman" w:hAnsi="Times New Roman" w:eastAsia="微软雅黑"/>
+          <w:vertAlign w:val="subscript"/>
+        </w:rPr>
+        <w:t>eff</w:t>
+      </w:r>
+      <w:r>
+        <w:rPr>
+          <w:rFonts w:ascii="Times New Roman" w:hAnsi="Times New Roman" w:eastAsia="微软雅黑"/>
+        </w:rPr>
+        <w:t>。</w:t>
+      </w:r>
+    </w:p>
+    <w:p>
+      <w:r>
+        <w:rPr>
+          <w:rFonts w:ascii="Times New Roman" w:hAnsi="Times New Roman" w:eastAsia="微软雅黑"/>
+        </w:rPr>
+        <w:t xml:space="preserve">A dataset of n = 2900 samples was generated by Latin hypercube sampling over the 8-dimensional prior. A small number of samples produced non-converged or NaN outputs in the coupled iteration; these were excluded prior to surrogate training </w:t>
+      </w:r>
+      <w:r>
+        <w:rPr>
+          <w:rFonts w:ascii="Times New Roman" w:hAnsi="Times New Roman" w:eastAsia="微软雅黑"/>
+          <w:b/>
+          <w:color w:val="CC0000"/>
+        </w:rPr>
+        <w:t>【待核实：NaN 样本的具体处理方式——是完全剔除还是仅剔除 iter2 NaN 行】</w:t>
+      </w:r>
+      <w:r>
+        <w:rPr>
+          <w:rFonts w:ascii="Times New Roman" w:hAnsi="Times New Roman" w:eastAsia="微软雅黑"/>
+        </w:rPr>
+        <w:t>. The remaining samples were split into training (2029, ~70%), validation (436, ~15%), and test (435, ~15%) sets with a fixed random seed (seed = 2026), ensuring reproducibility across all experiments. The surrogate does not resolve intermediate coupling quantities (e.g. spatially resolved power or temperature fields); it maps directly from the 8 input parameters to the 15 scalar outputs.</w:t>
+      </w:r>
+    </w:p>
+    <w:p>
+      <w:r>
+        <w:rPr>
+          <w:rFonts w:ascii="Times New Roman" w:hAnsi="Times New Roman" w:eastAsia="微软雅黑"/>
+        </w:rPr>
+        <w:t>通过拉丁超立方采样在 8 维先验空间上生成 n = 2900 个样本。少量样本在耦合迭代中产生未收敛或 NaN 输出，在代理训练前予以排除</w:t>
+      </w:r>
+      <w:r>
+        <w:rPr>
+          <w:rFonts w:ascii="Times New Roman" w:hAnsi="Times New Roman" w:eastAsia="微软雅黑"/>
+          <w:b/>
+          <w:color w:val="CC0000"/>
+        </w:rPr>
+        <w:t>【待核实：同上】</w:t>
+      </w:r>
+      <w:r>
+        <w:rPr>
+          <w:rFonts w:ascii="Times New Roman" w:hAnsi="Times New Roman" w:eastAsia="微软雅黑"/>
+        </w:rPr>
+        <w:t>。剩余样本以固定随机种子（seed = 2026）划分为训练（2029，~70%）、验证（436，~15%）和测试（435，~15%）集，确保所有实验的可重复性。代理不解析中间耦合量（如空间分辨的功率或温度场），直接从 8 个输入参数映射到 15 个标量输出。</w:t>
       </w:r>
     </w:p>
     <w:p>
@@ -1566,7 +3778,7 @@
         <w:rPr>
           <w:rFonts w:ascii="Times New Roman" w:hAnsi="Times New Roman" w:eastAsia="微软雅黑"/>
         </w:rPr>
-        <w:t>The surrogate is a heteroscedastic multilayer perceptron (HeteroMLP) that predicts both the mean μ and log-variance log σ² for each of 15 outputs. Unlike BNNs, which represent uncertainty through weight distributions, the HeteroMLP produces input-dependent predictive uncertainty through a heteroscedastic output head, requiring only a single forward pass.</w:t>
+        <w:t>The surrogate architecture is a heteroscedastic multilayer perceptron (HeteroMLP). This architecture was selected over Bayesian neural networks (BNNs) for two reasons: (i) BNNs require multiple forward passes or variational inference to obtain predictive uncertainty, whereas the HeteroMLP produces calibrated input-dependent uncertainty in a single forward pass; and (ii) BNN weight-space uncertainty is computationally expensive for the downstream MCMC calibration, which requires thousands of surrogate evaluations per benchmark case. The HeteroMLP achieves comparable uncertainty calibration at substantially lower inference cost compared with full BNN inference.</w:t>
       </w:r>
     </w:p>
     <w:p>
@@ -1574,7 +3786,7 @@
         <w:rPr>
           <w:rFonts w:ascii="Times New Roman" w:hAnsi="Times New Roman" w:eastAsia="微软雅黑"/>
         </w:rPr>
-        <w:t>代理模型为异方差多层感知机（HeteroMLP），对 15 个输出同时预测均值 μ 和对数方差 log σ²。与通过权重分布表达不确定性的 BNN 不同，HeteroMLP 通过异方差输出头生成输入依赖的预测不确定性，仅需一次前向传播。</w:t>
+        <w:t>代理架构为异方差多层感知机（HeteroMLP）。选择该架构而非贝叶斯神经网络（BNN）基于两个原因：(i) BNN 需要多次前向传播或变分推断来获取预测不确定性，而 HeteroMLP 在单次前向传播中即可生成校准的输入依赖不确定性；(ii) BNN 权重空间不确定性对下游 MCMC 标定的计算成本过高（每个基准案例需要数千次代理评估）。相比完整 BNN 推断，HeteroMLP 在显著更低的推断成本下可取得可比的不确定性校准质量。</w:t>
       </w:r>
     </w:p>
     <w:p>
@@ -1582,7 +3794,7 @@
         <w:rPr>
           <w:rFonts w:ascii="Times New Roman" w:hAnsi="Times New Roman" w:eastAsia="微软雅黑"/>
         </w:rPr>
-        <w:t>The training loss combines three terms:</w:t>
+        <w:t>The HeteroMLP consists of a shared backbone of fully connected layers (depth 3–8, width 64–256 per layer, SiLU activation, dropout) that feeds into two parallel output heads: a mean head producing μ ∈ ℝ¹⁵ and a log-variance head producing log σ² ∈ ℝ¹⁵ (clamped to [−20, 5] for numerical stability). The 8 input parameters and 15 output targets are standardised to zero mean and unit variance using training-set statistics before training.</w:t>
       </w:r>
     </w:p>
     <w:p>
@@ -1590,7 +3802,7 @@
         <w:rPr>
           <w:rFonts w:ascii="Times New Roman" w:hAnsi="Times New Roman" w:eastAsia="微软雅黑"/>
         </w:rPr>
-        <w:t>训练损失由三项组成：</w:t>
+        <w:t>HeteroMLP 由共享主干（全连接层，深度 3–8 层，每层宽度 64–256，SiLU 激活， dropout）馈入两个并行输出头：均值头输出 μ ∈ ℝ¹⁵，对数方差头输出 log σ² ∈ ℝ¹⁵（限幅至 [−20, 5] 以保证数值稳定）。8 个输入参数和 15 个输出目标在训练前使用训练集统计量标准化为零均值单位方差。</w:t>
       </w:r>
     </w:p>
     <w:p>
@@ -1598,7 +3810,7 @@
         <w:rPr>
           <w:rFonts w:ascii="Times New Roman" w:hAnsi="Times New Roman" w:eastAsia="微软雅黑"/>
         </w:rPr>
-        <w:t>(i) Heteroscedastic NLL: L_NLL = (1/N) Σ_i Σ_j [(y_ij − μ_ij)² / (2σ²_ij) + (1/2) log σ²_ij]</w:t>
+        <w:t>Formally, the surrogate defines an input-dependent predictive distribution for the coupled outputs. Writing the network as f_φ with parameters φ, the two output heads parameterise a conditional Gaussian per output channel:</w:t>
       </w:r>
     </w:p>
     <w:p>
@@ -1606,7 +3818,7 @@
         <w:rPr>
           <w:rFonts w:ascii="Times New Roman" w:hAnsi="Times New Roman" w:eastAsia="微软雅黑"/>
         </w:rPr>
-        <w:t>(ii) Monotonicity penalty for identified input-output pairs with expected gradient sign s_ij: L_mono = w_mono · (1/|P|) Σ_{(i,j,s)∈P} mean_batch[ReLU(−s_ij · ∂μ_j/∂x_i)] Monotone pairs derived from physical reasoning: E_intercept → stress (+): σ ∝ E · ε α_base → stress (+): higher expansion → more strain k_ref → stress (−): higher conductivity → lower ΔT k_ref → fuel temperature (−), monolith temperature (−): heat removal α_base → keff (−): expansion → neutron leakage → lower keff α_slope → keff (−): same mechanism</w:t>
+        <w:t xml:space="preserve">  (μ(θ), log σ²(θ)) = f_φ(θ),    y_j | θ ~ N(μ_j(θ), σ²_j(θ)),    j = 1, …, 15.</w:t>
       </w:r>
     </w:p>
     <w:p>
@@ -1614,7 +3826,7 @@
         <w:rPr>
           <w:rFonts w:ascii="Times New Roman" w:hAnsi="Times New Roman" w:eastAsia="微软雅黑"/>
         </w:rPr>
-        <w:t>(iii) Inequality penalty for output ordering constraints: L_ineq = w_ineq · (1/|Q|) Σ_{(j,k)∈Q} mean_batch[ReLU(μ_k − μ_j)] (e.g. peak temperature ≥ average temperature)</w:t>
+        <w:t>The surrogate therefore learns a mapping from the 8-dimensional uncertain material-parameter vector θ to the parameters of a 15-dimensional conditional distribution over the coupled outputs, providing both point predictions μ(θ) and calibrated heteroscedastic predictive uncertainties σ²(θ). All downstream analyses — forward UQ, Sobol attribution, and posterior calibration — operate on this single probabilistic mapping.</w:t>
       </w:r>
     </w:p>
     <w:p>
@@ -1622,7 +3834,7 @@
         <w:rPr>
           <w:rFonts w:ascii="Times New Roman" w:hAnsi="Times New Roman" w:eastAsia="微软雅黑"/>
         </w:rPr>
-        <w:t>Total: L = L_NLL + L_mono + L_ineq.</w:t>
+        <w:t>更形式化地，代理模型定义了耦合输出在给定输入下的预测分布。将网络记为 f_φ （参数为 φ），两个输出头给出各输出通道的条件高斯参数：</w:t>
       </w:r>
     </w:p>
     <w:p>
@@ -1630,7 +3842,7 @@
         <w:rPr>
           <w:rFonts w:ascii="Times New Roman" w:hAnsi="Times New Roman" w:eastAsia="微软雅黑"/>
         </w:rPr>
-        <w:t>Hyperparameters (depth, width, learning rate, batch size, w_mono, w_ineq) independently optimised via Optuna (40 trials per model, validation NLL objective).</w:t>
+        <w:t xml:space="preserve">  (μ(θ), log σ²(θ)) = f_φ(θ)，  y_j | θ ~ N(μ_j(θ), σ²_j(θ))，  j = 1, …, 15。</w:t>
       </w:r>
     </w:p>
     <w:p>
@@ -1638,7 +3850,455 @@
         <w:rPr>
           <w:rFonts w:ascii="Times New Roman" w:hAnsi="Times New Roman" w:eastAsia="微软雅黑"/>
         </w:rPr>
-        <w:t>超参数（深度、宽度、学习率、批大小、w_mono、w_ineq）通过 Optuna 独立优化（每模型 40 次试验，验证集 NLL 为目标）。</w:t>
+        <w:t>因此代理模型学到的是从 8 维材料不确定参数向量 θ 到 15 维耦合输出条件分布参数的映射，同时给出均值预测 μ(θ) 与校准的异方差预测不确定性 σ²(θ)。后续所有分析——前向 UQ、Sobol 归因、后验标定——均基于这一单一概率映射。</w:t>
+      </w:r>
+    </w:p>
+    <w:p>
+      <w:r>
+        <w:rPr>
+          <w:rFonts w:ascii="Times New Roman" w:hAnsi="Times New Roman" w:eastAsia="微软雅黑"/>
+        </w:rPr>
+        <w:t>The training loss combines three terms. The primary term is the heteroscedastic negative log-likelihood (NLL):</w:t>
+      </w:r>
+    </w:p>
+    <w:p>
+      <w:r>
+        <w:rPr>
+          <w:rFonts w:ascii="Times New Roman" w:hAnsi="Times New Roman" w:eastAsia="微软雅黑"/>
+        </w:rPr>
+        <w:t>训练损失由三项组成。主项为异方差负对数似然（NLL）：</w:t>
+      </w:r>
+    </w:p>
+    <w:p>
+      <w:r>
+        <w:rPr>
+          <w:rFonts w:ascii="Times New Roman" w:hAnsi="Times New Roman" w:eastAsia="微软雅黑"/>
+        </w:rPr>
+        <w:t xml:space="preserve">  L_NLL = (1/N) Σ_i Σ_j [(y_ij − μ_ij)² / (2σ²_ij) + (1/2) log σ²_ij]</w:t>
+      </w:r>
+    </w:p>
+    <w:p>
+      <w:r>
+        <w:rPr>
+          <w:rFonts w:ascii="Times New Roman" w:hAnsi="Times New Roman" w:eastAsia="微软雅黑"/>
+        </w:rPr>
+        <w:t>This loss jointly optimises the mean prediction accuracy and the variance calibration: underestimating σ² inflates the squared-error term, while overestimating σ² inflates the log-variance penalty.</w:t>
+      </w:r>
+    </w:p>
+    <w:p>
+      <w:r>
+        <w:rPr>
+          <w:rFonts w:ascii="Times New Roman" w:hAnsi="Times New Roman" w:eastAsia="微软雅黑"/>
+        </w:rPr>
+        <w:t>该损失函数同时优化均值预测精度和方差校准：低估 σ² 会放大平方误差项，高估 σ² 会放大对数方差惩罚项。</w:t>
+      </w:r>
+    </w:p>
+    <w:p>
+      <w:r>
+        <w:rPr>
+          <w:rFonts w:ascii="Times New Roman" w:hAnsi="Times New Roman" w:eastAsia="微软雅黑"/>
+        </w:rPr>
+        <w:t>The second term is a monotonicity penalty. For each input-output pair (x_i, y_j) with a physically expected gradient sign s_ij ∈ {+1, −1}, the penalty is:</w:t>
+      </w:r>
+    </w:p>
+    <w:p>
+      <w:r>
+        <w:rPr>
+          <w:rFonts w:ascii="Times New Roman" w:hAnsi="Times New Roman" w:eastAsia="微软雅黑"/>
+        </w:rPr>
+        <w:t>第二项为单调性惩罚。对每个具有物理预期梯度符号 s_ij ∈ {+1, −1} 的输入–输出对 (x_i, y_j)，惩罚项为：</w:t>
+      </w:r>
+    </w:p>
+    <w:p>
+      <w:r>
+        <w:rPr>
+          <w:rFonts w:ascii="Times New Roman" w:hAnsi="Times New Roman" w:eastAsia="微软雅黑"/>
+        </w:rPr>
+        <w:t xml:space="preserve">  L_mono = w_mono · (1/|P|) Σ_{(i,j,s)∈P} mean_batch[ReLU(−s_ij · ∂μ_j/∂x_i)]</w:t>
+      </w:r>
+    </w:p>
+    <w:p>
+      <w:r>
+        <w:rPr>
+          <w:rFonts w:ascii="Times New Roman" w:hAnsi="Times New Roman" w:eastAsia="微软雅黑"/>
+        </w:rPr>
+        <w:t xml:space="preserve">The monotone pairs P are derived from constitutive reasoning at the following confidence levels. High-confidence pairs (directly from constitutive equations): </w:t>
+      </w:r>
+      <w:r>
+        <w:rPr>
+          <w:rFonts w:ascii="Times New Roman" w:hAnsi="Times New Roman" w:eastAsia="微软雅黑"/>
+          <w:i/>
+        </w:rPr>
+        <w:t>E</w:t>
+      </w:r>
+      <w:r>
+        <w:rPr>
+          <w:rFonts w:ascii="Times New Roman" w:hAnsi="Times New Roman" w:eastAsia="微软雅黑"/>
+          <w:vertAlign w:val="subscript"/>
+        </w:rPr>
+        <w:t>intercept</w:t>
+      </w:r>
+      <w:r>
+        <w:rPr>
+          <w:rFonts w:ascii="Times New Roman" w:hAnsi="Times New Roman" w:eastAsia="微软雅黑"/>
+        </w:rPr>
+        <w:t xml:space="preserve"> → stress (+), from σ ∝ E · ε; </w:t>
+      </w:r>
+      <w:r>
+        <w:rPr>
+          <w:rFonts w:ascii="Times New Roman" w:hAnsi="Times New Roman" w:eastAsia="微软雅黑"/>
+          <w:i/>
+        </w:rPr>
+        <w:t>k</w:t>
+      </w:r>
+      <w:r>
+        <w:rPr>
+          <w:rFonts w:ascii="Times New Roman" w:hAnsi="Times New Roman" w:eastAsia="微软雅黑"/>
+          <w:vertAlign w:val="subscript"/>
+        </w:rPr>
+        <w:t>ref</w:t>
+      </w:r>
+      <w:r>
+        <w:rPr>
+          <w:rFonts w:ascii="Times New Roman" w:hAnsi="Times New Roman" w:eastAsia="微软雅黑"/>
+        </w:rPr>
+        <w:t xml:space="preserve"> → fuel temperature (−) and monolith temperature (−), from Fourier's law. Medium-confidence pairs (requiring coupling reasoning): </w:t>
+      </w:r>
+      <w:r>
+        <w:rPr>
+          <w:rFonts w:ascii="Times New Roman" w:hAnsi="Times New Roman" w:eastAsia="微软雅黑"/>
+          <w:i w:val="0"/>
+        </w:rPr>
+        <w:t>α</w:t>
+      </w:r>
+      <w:r>
+        <w:rPr>
+          <w:rFonts w:ascii="Times New Roman" w:hAnsi="Times New Roman" w:eastAsia="微软雅黑"/>
+          <w:vertAlign w:val="subscript"/>
+        </w:rPr>
+        <w:t>base</w:t>
+      </w:r>
+      <w:r>
+        <w:rPr>
+          <w:rFonts w:ascii="Times New Roman" w:hAnsi="Times New Roman" w:eastAsia="微软雅黑"/>
+        </w:rPr>
+        <w:t xml:space="preserve"> → stress (+), because higher expansion produces more thermal strain; </w:t>
+      </w:r>
+      <w:r>
+        <w:rPr>
+          <w:rFonts w:ascii="Times New Roman" w:hAnsi="Times New Roman" w:eastAsia="微软雅黑"/>
+          <w:i w:val="0"/>
+        </w:rPr>
+        <w:t>α</w:t>
+      </w:r>
+      <w:r>
+        <w:rPr>
+          <w:rFonts w:ascii="Times New Roman" w:hAnsi="Times New Roman" w:eastAsia="微软雅黑"/>
+          <w:vertAlign w:val="subscript"/>
+        </w:rPr>
+        <w:t>base</w:t>
+      </w:r>
+      <w:r>
+        <w:rPr>
+          <w:rFonts w:ascii="Times New Roman" w:hAnsi="Times New Roman" w:eastAsia="微软雅黑"/>
+        </w:rPr>
+        <w:t xml:space="preserve"> → </w:t>
+      </w:r>
+      <w:r>
+        <w:rPr>
+          <w:rFonts w:ascii="Times New Roman" w:hAnsi="Times New Roman" w:eastAsia="微软雅黑"/>
+          <w:i/>
+        </w:rPr>
+        <w:t>k</w:t>
+      </w:r>
+      <w:r>
+        <w:rPr>
+          <w:rFonts w:ascii="Times New Roman" w:hAnsi="Times New Roman" w:eastAsia="微软雅黑"/>
+          <w:vertAlign w:val="subscript"/>
+        </w:rPr>
+        <w:t>eff</w:t>
+      </w:r>
+      <w:r>
+        <w:rPr>
+          <w:rFonts w:ascii="Times New Roman" w:hAnsi="Times New Roman" w:eastAsia="微软雅黑"/>
+        </w:rPr>
+        <w:t xml:space="preserve"> (−) and </w:t>
+      </w:r>
+      <w:r>
+        <w:rPr>
+          <w:rFonts w:ascii="Times New Roman" w:hAnsi="Times New Roman" w:eastAsia="微软雅黑"/>
+          <w:i w:val="0"/>
+        </w:rPr>
+        <w:t>α</w:t>
+      </w:r>
+      <w:r>
+        <w:rPr>
+          <w:rFonts w:ascii="Times New Roman" w:hAnsi="Times New Roman" w:eastAsia="微软雅黑"/>
+          <w:vertAlign w:val="subscript"/>
+        </w:rPr>
+        <w:t>slope</w:t>
+      </w:r>
+      <w:r>
+        <w:rPr>
+          <w:rFonts w:ascii="Times New Roman" w:hAnsi="Times New Roman" w:eastAsia="微软雅黑"/>
+        </w:rPr>
+        <w:t xml:space="preserve"> → </w:t>
+      </w:r>
+      <w:r>
+        <w:rPr>
+          <w:rFonts w:ascii="Times New Roman" w:hAnsi="Times New Roman" w:eastAsia="微软雅黑"/>
+          <w:i/>
+        </w:rPr>
+        <w:t>k</w:t>
+      </w:r>
+      <w:r>
+        <w:rPr>
+          <w:rFonts w:ascii="Times New Roman" w:hAnsi="Times New Roman" w:eastAsia="微软雅黑"/>
+          <w:vertAlign w:val="subscript"/>
+        </w:rPr>
+        <w:t>eff</w:t>
+      </w:r>
+      <w:r>
+        <w:rPr>
+          <w:rFonts w:ascii="Times New Roman" w:hAnsi="Times New Roman" w:eastAsia="微软雅黑"/>
+        </w:rPr>
+        <w:t xml:space="preserve"> (−), because expansion is expected to increase neutron leakage. Lower-confidence pairs whose sign may depend on operating regime are not included.</w:t>
+      </w:r>
+    </w:p>
+    <w:p>
+      <w:r>
+        <w:rPr>
+          <w:rFonts w:ascii="Times New Roman" w:hAnsi="Times New Roman" w:eastAsia="微软雅黑"/>
+        </w:rPr>
+        <w:t xml:space="preserve">单调对集合 P 基于本构推理推导，置信层级如下。高置信对（直接来自本构方程）： </w:t>
+      </w:r>
+      <w:r>
+        <w:rPr>
+          <w:rFonts w:ascii="Times New Roman" w:hAnsi="Times New Roman" w:eastAsia="微软雅黑"/>
+          <w:i/>
+        </w:rPr>
+        <w:t>E</w:t>
+      </w:r>
+      <w:r>
+        <w:rPr>
+          <w:rFonts w:ascii="Times New Roman" w:hAnsi="Times New Roman" w:eastAsia="微软雅黑"/>
+          <w:vertAlign w:val="subscript"/>
+        </w:rPr>
+        <w:t>intercept</w:t>
+      </w:r>
+      <w:r>
+        <w:rPr>
+          <w:rFonts w:ascii="Times New Roman" w:hAnsi="Times New Roman" w:eastAsia="微软雅黑"/>
+        </w:rPr>
+        <w:t xml:space="preserve"> → 应力 (+)，源于 σ ∝ E · ε；</w:t>
+      </w:r>
+      <w:r>
+        <w:rPr>
+          <w:rFonts w:ascii="Times New Roman" w:hAnsi="Times New Roman" w:eastAsia="微软雅黑"/>
+          <w:i/>
+        </w:rPr>
+        <w:t>k</w:t>
+      </w:r>
+      <w:r>
+        <w:rPr>
+          <w:rFonts w:ascii="Times New Roman" w:hAnsi="Times New Roman" w:eastAsia="微软雅黑"/>
+          <w:vertAlign w:val="subscript"/>
+        </w:rPr>
+        <w:t>ref</w:t>
+      </w:r>
+      <w:r>
+        <w:rPr>
+          <w:rFonts w:ascii="Times New Roman" w:hAnsi="Times New Roman" w:eastAsia="微软雅黑"/>
+        </w:rPr>
+        <w:t xml:space="preserve"> → 燃料温度 (−) 和基体温度 (−)，源于 Fourier 定律。中等置信对（需要耦合推理）：</w:t>
+      </w:r>
+      <w:r>
+        <w:rPr>
+          <w:rFonts w:ascii="Times New Roman" w:hAnsi="Times New Roman" w:eastAsia="微软雅黑"/>
+          <w:i w:val="0"/>
+        </w:rPr>
+        <w:t>α</w:t>
+      </w:r>
+      <w:r>
+        <w:rPr>
+          <w:rFonts w:ascii="Times New Roman" w:hAnsi="Times New Roman" w:eastAsia="微软雅黑"/>
+          <w:vertAlign w:val="subscript"/>
+        </w:rPr>
+        <w:t>base</w:t>
+      </w:r>
+      <w:r>
+        <w:rPr>
+          <w:rFonts w:ascii="Times New Roman" w:hAnsi="Times New Roman" w:eastAsia="微软雅黑"/>
+        </w:rPr>
+        <w:t xml:space="preserve"> → 应力 (+)，因为更大膨胀产生更多热应变；</w:t>
+      </w:r>
+      <w:r>
+        <w:rPr>
+          <w:rFonts w:ascii="Times New Roman" w:hAnsi="Times New Roman" w:eastAsia="微软雅黑"/>
+          <w:i w:val="0"/>
+        </w:rPr>
+        <w:t>α</w:t>
+      </w:r>
+      <w:r>
+        <w:rPr>
+          <w:rFonts w:ascii="Times New Roman" w:hAnsi="Times New Roman" w:eastAsia="微软雅黑"/>
+          <w:vertAlign w:val="subscript"/>
+        </w:rPr>
+        <w:t>base</w:t>
+      </w:r>
+      <w:r>
+        <w:rPr>
+          <w:rFonts w:ascii="Times New Roman" w:hAnsi="Times New Roman" w:eastAsia="微软雅黑"/>
+        </w:rPr>
+        <w:t xml:space="preserve"> → </w:t>
+      </w:r>
+      <w:r>
+        <w:rPr>
+          <w:rFonts w:ascii="Times New Roman" w:hAnsi="Times New Roman" w:eastAsia="微软雅黑"/>
+          <w:i/>
+        </w:rPr>
+        <w:t>k</w:t>
+      </w:r>
+      <w:r>
+        <w:rPr>
+          <w:rFonts w:ascii="Times New Roman" w:hAnsi="Times New Roman" w:eastAsia="微软雅黑"/>
+          <w:vertAlign w:val="subscript"/>
+        </w:rPr>
+        <w:t>eff</w:t>
+      </w:r>
+      <w:r>
+        <w:rPr>
+          <w:rFonts w:ascii="Times New Roman" w:hAnsi="Times New Roman" w:eastAsia="微软雅黑"/>
+        </w:rPr>
+        <w:t xml:space="preserve"> (−) 和 </w:t>
+      </w:r>
+      <w:r>
+        <w:rPr>
+          <w:rFonts w:ascii="Times New Roman" w:hAnsi="Times New Roman" w:eastAsia="微软雅黑"/>
+          <w:i w:val="0"/>
+        </w:rPr>
+        <w:t>α</w:t>
+      </w:r>
+      <w:r>
+        <w:rPr>
+          <w:rFonts w:ascii="Times New Roman" w:hAnsi="Times New Roman" w:eastAsia="微软雅黑"/>
+          <w:vertAlign w:val="subscript"/>
+        </w:rPr>
+        <w:t>slope</w:t>
+      </w:r>
+      <w:r>
+        <w:rPr>
+          <w:rFonts w:ascii="Times New Roman" w:hAnsi="Times New Roman" w:eastAsia="微软雅黑"/>
+        </w:rPr>
+        <w:t xml:space="preserve"> → </w:t>
+      </w:r>
+      <w:r>
+        <w:rPr>
+          <w:rFonts w:ascii="Times New Roman" w:hAnsi="Times New Roman" w:eastAsia="微软雅黑"/>
+          <w:i/>
+        </w:rPr>
+        <w:t>k</w:t>
+      </w:r>
+      <w:r>
+        <w:rPr>
+          <w:rFonts w:ascii="Times New Roman" w:hAnsi="Times New Roman" w:eastAsia="微软雅黑"/>
+          <w:vertAlign w:val="subscript"/>
+        </w:rPr>
+        <w:t>eff</w:t>
+      </w:r>
+      <w:r>
+        <w:rPr>
+          <w:rFonts w:ascii="Times New Roman" w:hAnsi="Times New Roman" w:eastAsia="微软雅黑"/>
+        </w:rPr>
+        <w:t xml:space="preserve"> (−)，因为膨胀预期增加中子泄漏。符号可能随运行工况变化的低置信对不纳入。</w:t>
+      </w:r>
+    </w:p>
+    <w:p>
+      <w:r>
+        <w:rPr>
+          <w:rFonts w:ascii="Times New Roman" w:hAnsi="Times New Roman" w:eastAsia="微软雅黑"/>
+        </w:rPr>
+        <w:t>The third term is an inequality penalty for output ordering constraints:</w:t>
+      </w:r>
+    </w:p>
+    <w:p>
+      <w:r>
+        <w:rPr>
+          <w:rFonts w:ascii="Times New Roman" w:hAnsi="Times New Roman" w:eastAsia="微软雅黑"/>
+        </w:rPr>
+        <w:t>第三项为输出排序约束的不等式惩罚：</w:t>
+      </w:r>
+    </w:p>
+    <w:p>
+      <w:r>
+        <w:rPr>
+          <w:rFonts w:ascii="Times New Roman" w:hAnsi="Times New Roman" w:eastAsia="微软雅黑"/>
+        </w:rPr>
+        <w:t xml:space="preserve">  L_ineq = w_ineq · (1/|Q|) Σ_{(j,k)∈Q} mean_batch[ReLU(μ_k − μ_j)]</w:t>
+      </w:r>
+    </w:p>
+    <w:p>
+      <w:r>
+        <w:rPr>
+          <w:rFonts w:ascii="Times New Roman" w:hAnsi="Times New Roman" w:eastAsia="微软雅黑"/>
+        </w:rPr>
+        <w:t>The inequality set Q encodes physical ordering relationships: peak fuel temperature ≥ average fuel temperature (for both iteration levels), and non-negativity of stress. These constraints cannot be violated by the physical system and serve as regularisers against physically implausible predictions in data-sparse regions.</w:t>
+      </w:r>
+    </w:p>
+    <w:p>
+      <w:r>
+        <w:rPr>
+          <w:rFonts w:ascii="Times New Roman" w:hAnsi="Times New Roman" w:eastAsia="微软雅黑"/>
+        </w:rPr>
+        <w:t>不等式集合 Q 编码物理排序关系：峰值燃料温度 ≥ 平均燃料温度（两个迭代层次均适用），以及应力非负性。这些约束在物理系统中不可能被违反，作为数据稀疏区域物理不合理预测的正则化器。</w:t>
+      </w:r>
+    </w:p>
+    <w:p>
+      <w:r>
+        <w:rPr>
+          <w:rFonts w:ascii="Times New Roman" w:hAnsi="Times New Roman" w:eastAsia="微软雅黑"/>
+        </w:rPr>
+        <w:t>The total loss is: L = L_NLL + L_mono + L_ineq.</w:t>
+      </w:r>
+    </w:p>
+    <w:p>
+      <w:r>
+        <w:rPr>
+          <w:rFonts w:ascii="Times New Roman" w:hAnsi="Times New Roman" w:eastAsia="微软雅黑"/>
+        </w:rPr>
+        <w:t>总损失为：L = L_NLL + L_mono + L_ineq。</w:t>
+      </w:r>
+    </w:p>
+    <w:p>
+      <w:r>
+        <w:rPr>
+          <w:rFonts w:ascii="Times New Roman" w:hAnsi="Times New Roman" w:eastAsia="微软雅黑"/>
+        </w:rPr>
+        <w:t>Five model variants were trained to isolate the effect of each regularisation component: (1) baseline (NLL only), (2) data-mono (NLL + data-derived monotonicity from Spearman rank correlation), (3) phy-mono (NLL + physics-prior monotonicity), (4) phy-ineq (NLL + physics-prior inequality), and (5) data-mono-ineq (NLL + data-derived monotonicity + inequality). The constraint-regularized surrogate used throughout this paper is the data-mono-ineq variant.</w:t>
+      </w:r>
+    </w:p>
+    <w:p>
+      <w:r>
+        <w:rPr>
+          <w:rFonts w:ascii="Times New Roman" w:hAnsi="Times New Roman" w:eastAsia="微软雅黑"/>
+        </w:rPr>
+        <w:t>训练了五种模型变体以分离各正则化组分的效果：(1) baseline（仅 NLL），(2) data-mono（NLL + 基于 Spearman 秩相关的数据驱动单调性），(3) phy-mono（NLL + 物理先验单调性），(4) phy-ineq（NLL + 物理先验不等式），(5) data-mono-ineq （NLL + 数据驱动单调性 + 不等式）。本文使用的约束正则化代理为 data-mono-ineq 变体。</w:t>
+      </w:r>
+    </w:p>
+    <w:p>
+      <w:r>
+        <w:rPr>
+          <w:rFonts w:ascii="Times New Roman" w:hAnsi="Times New Roman" w:eastAsia="微软雅黑"/>
+        </w:rPr>
+        <w:t>Hyperparameters for each variant were independently optimised via Optuna using a TPE sampler with median pruning. The search space included: depth (3–8 layers), width (64–256), learning rate (10⁻⁴–3 × 10⁻³), batch size ({32, 64, 128}), gradient clipping (0.5–5.0), dropout rate, and regularisation weights w_mono (10⁻³–10) and w_ineq (10⁻⁴–5). The baseline and data-mono variants used 60 trials; the ablation variants used 40 trials each. For each trial, training ran for up to 300 epochs with early stopping (patience 25–30, minimum improvement 10⁻⁶) on validation NLL. The final checkpoint was selected as the trial with the lowest validation NLL. All models were trained with the Adam optimiser (weight decay 10⁻⁸–10⁻³) using Xavier uniform initialisation.</w:t>
+      </w:r>
+    </w:p>
+    <w:p>
+      <w:r>
+        <w:rPr>
+          <w:rFonts w:ascii="Times New Roman" w:hAnsi="Times New Roman" w:eastAsia="微软雅黑"/>
+        </w:rPr>
+        <w:t>各变体的超参数通过 Optuna 使用 TPE 采样器和中位数剪枝独立优化。搜索空间包括：深度（3–8 层）、宽度（64–256）、学习率（10⁻⁴–3 × 10⁻³）、批大小（{32, 64, 128}）、梯度裁剪（0.5–5.0）、dropout 率和正则化权重 w_mono （10⁻³–10）及 w_ineq（10⁻⁴–5）。baseline 和 data-mono 使用 60 次试验；消融变体各使用 40 次试验。每次试验训练至多 300 个 epoch，基于验证集 NLL 早停（耐心 25–30，最小改进 10⁻⁶）。最终检查点选取验证 NLL 最低的试验。所有模型使用 Adam 优化器（权重衰减 10⁻⁸–10⁻³）和 Xavier 均匀初始化。</w:t>
       </w:r>
     </w:p>
     <w:p>
@@ -1676,7 +4336,7 @@
         <w:rPr>
           <w:rFonts w:ascii="Times New Roman" w:hAnsi="Times New Roman" w:eastAsia="微软雅黑"/>
         </w:rPr>
-        <w:t>20,000 samples are drawn from the joint prior by Latin hypercube sampling. For each sample θ_i, the surrogate returns the predictive mean μ(θ_i) for all 15 outputs. The empirical distribution of these means constitutes the prior-predictive uncertainty propagation (y = μ(θ) protocol, isolating parametric uncertainty from surrogate aleatoric noise). The predictive variant (y = μ(θ) + σ(θ)·ε, ε ~ N(0,1)) is reported in the appendix as a sanity check.</w:t>
+        <w:t>Forward uncertainty propagation quantifies how prior parameter uncertainty maps to output uncertainty through the surrogate. 20,000 samples are drawn from the joint prior (Section 4.1) by Latin hypercube sampling. For each sample θ_i, the surrogate returns the predictive mean μ(θ_i) for all 15 outputs. The empirical distribution of {μ(θ_i)}_{i=1}^{20000} constitutes the prior-predictive uncertainty propagation.</w:t>
       </w:r>
     </w:p>
     <w:p>
@@ -1684,7 +4344,39 @@
         <w:rPr>
           <w:rFonts w:ascii="Times New Roman" w:hAnsi="Times New Roman" w:eastAsia="微软雅黑"/>
         </w:rPr>
-        <w:t>从联合先验通过拉丁超立方采样抽取 20,000 个样本。对每个 θ_i，代理返回 15 个输出的预测均值 μ(θ_i)。均值的经验分布构成先验预测不确定性传播（y = μ(θ) 协议，隔离参数不确定性与代理偶然噪声）。预测变体（y = μ(θ) + σ(θ)·ε）在附录中作为一致性检验报告。</w:t>
+        <w:t>前向不确定性传播量化先验参数不确定性如何通过代理映射到输出不确定性。从联合先验（4.1 节）通过拉丁超立方采样抽取 20,000 个样本。对每个 θ_i，代理返回 15 个输出的预测均值 μ(θ_i)。{μ(θ_i)} 的经验分布构成先验预测不确定性传播。</w:t>
+      </w:r>
+    </w:p>
+    <w:p>
+      <w:r>
+        <w:rPr>
+          <w:rFonts w:ascii="Times New Roman" w:hAnsi="Times New Roman" w:eastAsia="微软雅黑"/>
+        </w:rPr>
+        <w:t>This protocol (y = μ(θ)) deliberately isolates parametric uncertainty from surrogate aleatoric noise. Because the heteroscedastic head models observation noise and model-form uncertainty as σ(θ), including it in the forward propagation (y = μ(θ) + σ(θ) · ε, ε ~ N(0,1)) would mix two distinct uncertainty sources. The main-text results report the μ-only protocol so that all variance in the output distribution is attributable to input-parameter variation. The predictive variant is reported in the appendix as a consistency check; it yields broader distributions but preserves the same qualitative conclusions.</w:t>
+      </w:r>
+    </w:p>
+    <w:p>
+      <w:r>
+        <w:rPr>
+          <w:rFonts w:ascii="Times New Roman" w:hAnsi="Times New Roman" w:eastAsia="微软雅黑"/>
+        </w:rPr>
+        <w:t>该协议（y = μ(θ)）有意隔离参数不确定性与代理偶然噪声。由于异方差头将观测噪声和模型形式不确定性建模为 σ(θ)，在前向传播中包含它（y = μ(θ) + σ(θ) · ε）会混合两个不同的不确定性来源。正文结果报告 μ-only 协议，使输出分布中的所有方差可归因于输入参数变异。预测变体在附录中作为一致性检验报告；它产生更宽的分布但保持相同的定性结论。</w:t>
+      </w:r>
+    </w:p>
+    <w:p>
+      <w:r>
+        <w:rPr>
+          <w:rFonts w:ascii="Times New Roman" w:hAnsi="Times New Roman" w:eastAsia="微软雅黑"/>
+        </w:rPr>
+        <w:t>The threshold exceedance probability is defined as P(σ_max &gt; τ) = (1/N) Σ_i 𝟙{μ_stress(θ_i) &gt; τ}, where τ is the design-screening threshold. Results are reported at τ = 131 MPa (primary) and at τ ∈ {110, 120, 169, 200} MPa to span the range from conservative to nominal-stress levels.</w:t>
+      </w:r>
+    </w:p>
+    <w:p>
+      <w:r>
+        <w:rPr>
+          <w:rFonts w:ascii="Times New Roman" w:hAnsi="Times New Roman" w:eastAsia="微软雅黑"/>
+        </w:rPr>
+        <w:t>阈值超越概率定义为 P(σ_max &gt; τ) = (1/N) Σ_i 𝟙{μ_stress(θ_i) &gt; τ}，τ 为设计筛选阈值。结果在 τ = 131 MPa（主要）和 τ ∈ {110, 120, 169, 200} MPa 下报告，覆盖从保守到标称应力水平的范围。</w:t>
       </w:r>
     </w:p>
     <w:p>
@@ -1700,7 +4392,7 @@
         <w:rPr>
           <w:rFonts w:ascii="Times New Roman" w:hAnsi="Times New Roman" w:eastAsia="微软雅黑"/>
         </w:rPr>
-        <w:t>Indices estimated using Saltelli quasi-random sampling with the Jansen estimator. Two independent matrices A, B (each N_S × 8, N_S = 4096); cross-matrices A_B^(i) by column replacement; total N_S · (8 + 2) = 40,960 evaluations per output per replication. The surrogate mean μ(θ) serves as the function evaluator. The analysis is independently repeated 50 times; 90% CI: S̄₁ ± 1.645 · SE. A factor is considered a stable contributor only if the CI lower bound exceeds zero.</w:t>
+        <w:t>Variance-based global sensitivity analysis is built on the Sobol decomposition of a square-integrable output Y = μ(θ) of independent inputs θ = (θ_1, …, θ_d):</w:t>
       </w:r>
     </w:p>
     <w:p>
@@ -1708,7 +4400,103 @@
         <w:rPr>
           <w:rFonts w:ascii="Times New Roman" w:hAnsi="Times New Roman" w:eastAsia="微软雅黑"/>
         </w:rPr>
-        <w:t>采用 Saltelli 准随机采样结合 Jansen 估计量。两个独立矩阵 A、B（各 N_S × 8， N_S = 4096）；列替换形成交叉矩阵；每输出每重复共 40,960 次评估。代理均值 μ(θ) 充当评估器。分析独立重复 50 次；90% CI：S̄₁ ± 1.645 · SE。仅 CI 下界 &gt; 0 的因子视为稳定贡献者。</w:t>
+        <w:t xml:space="preserve">  Var(Y) = Σ_i V_i + Σ_{i&lt;j} V_{ij} + … + V_{1…d},</w:t>
+      </w:r>
+    </w:p>
+    <w:p>
+      <w:r>
+        <w:rPr>
+          <w:rFonts w:ascii="Times New Roman" w:hAnsi="Times New Roman" w:eastAsia="微软雅黑"/>
+        </w:rPr>
+        <w:t>where V_i = Var_{θ_i}(E[Y | θ_i]) is the main-effect variance of input i and the higher-order terms collect pairwise and multi-way interactions. The first-order and total-order Sobol indices are</w:t>
+      </w:r>
+    </w:p>
+    <w:p>
+      <w:r>
+        <w:rPr>
+          <w:rFonts w:ascii="Times New Roman" w:hAnsi="Times New Roman" w:eastAsia="微软雅黑"/>
+        </w:rPr>
+        <w:t xml:space="preserve">  S_i = V_i / Var(Y),    S_{T,i} = 1 − Var_{θ_{~i}}(E[Y | θ_{~i}]) / Var(Y).</w:t>
+      </w:r>
+    </w:p>
+    <w:p>
+      <w:r>
+        <w:rPr>
+          <w:rFonts w:ascii="Times New Roman" w:hAnsi="Times New Roman" w:eastAsia="微软雅黑"/>
+        </w:rPr>
+        <w:t>S_i measures the fraction of output variance attributable to input i alone; S_{T,i} collects all effects involving input i, including interactions. A large gap between S_{T,i} and S_i indicates substantial interaction effects; when S_{T,i} ≈ S_i, input i acts primarily through an independent channel.</w:t>
+      </w:r>
+    </w:p>
+    <w:p>
+      <w:r>
+        <w:rPr>
+          <w:rFonts w:ascii="Times New Roman" w:hAnsi="Times New Roman" w:eastAsia="微软雅黑"/>
+        </w:rPr>
+        <w:t>基于方差的全局敏感性分析建立在 Sobol 分解之上。对于独立输入 θ = (θ_1, …, θ_d) 的平方可积输出 Y = μ(θ)，有：</w:t>
+      </w:r>
+    </w:p>
+    <w:p>
+      <w:r>
+        <w:rPr>
+          <w:rFonts w:ascii="Times New Roman" w:hAnsi="Times New Roman" w:eastAsia="微软雅黑"/>
+        </w:rPr>
+        <w:t xml:space="preserve">  Var(Y) = Σ_i V_i + Σ_{i&lt;j} V_{ij} + … + V_{1…d}，</w:t>
+      </w:r>
+    </w:p>
+    <w:p>
+      <w:r>
+        <w:rPr>
+          <w:rFonts w:ascii="Times New Roman" w:hAnsi="Times New Roman" w:eastAsia="微软雅黑"/>
+        </w:rPr>
+        <w:t>其中 V_i = Var_{θ_i}(E[Y | θ_i]) 为输入 i 的主效应方差，高阶项收集两两和多项交互。一阶与总阶 Sobol 指数分别为：</w:t>
+      </w:r>
+    </w:p>
+    <w:p>
+      <w:r>
+        <w:rPr>
+          <w:rFonts w:ascii="Times New Roman" w:hAnsi="Times New Roman" w:eastAsia="微软雅黑"/>
+        </w:rPr>
+        <w:t xml:space="preserve">  S_i = V_i / Var(Y)，  S_{T,i} = 1 − Var_{θ_{~i}}(E[Y | θ_{~i}]) / Var(Y)。</w:t>
+      </w:r>
+    </w:p>
+    <w:p>
+      <w:r>
+        <w:rPr>
+          <w:rFonts w:ascii="Times New Roman" w:hAnsi="Times New Roman" w:eastAsia="微软雅黑"/>
+        </w:rPr>
+        <w:t>S_i 度量仅由输入 i 单独引起的输出方差比例；S_{T,i} 汇集所有涉及输入 i 的效应（含交互）。S_{T,i} 与 S_i 之间的较大差距表明存在显著的交互效应；当 S_{T,i} ≈ S_i 时，输入 i 主要通过独立通道起作用。</w:t>
+      </w:r>
+    </w:p>
+    <w:p>
+      <w:r>
+        <w:rPr>
+          <w:rFonts w:ascii="Times New Roman" w:hAnsi="Times New Roman" w:eastAsia="微软雅黑"/>
+        </w:rPr>
+        <w:t>Indices are estimated using the Saltelli quasi-random sampling scheme with the Jansen estimator. Two independent N_S × 8 matrices A and B are drawn from the prior (N_S = 4096 per matrix). For each input dimension i, a cross-matrix A_B^(i) is formed by replacing the i-th column of A with that of B. The total number of surrogate evaluations per replication is N_S × (8 + 2) = 40,960. The surrogate mean function μ(θ) serves as the deterministic evaluator, for the same reason as in forward UQ: isolating parametric sensitivity from surrogate noise.</w:t>
+      </w:r>
+    </w:p>
+    <w:p>
+      <w:r>
+        <w:rPr>
+          <w:rFonts w:ascii="Times New Roman" w:hAnsi="Times New Roman" w:eastAsia="微软雅黑"/>
+        </w:rPr>
+        <w:t>采用 Saltelli 准随机采样方案结合 Jansen 估计量估计指数。从先验中抽取两个独立的 N_S × 8 矩阵 A 和 B（每矩阵 N_S = 4096）。对每个输入维度 i，将 A 的第 i 列替换为 B 的第 i 列形成交叉矩阵 A_B^(i)。每次重复的代理评估总数为 N_S × (8 + 2) = 40,960。代理均值函数 μ(θ) 充当确定性评估器，原因与前向 UQ 相同：隔离参数敏感性与代理噪声。</w:t>
+      </w:r>
+    </w:p>
+    <w:p>
+      <w:r>
+        <w:rPr>
+          <w:rFonts w:ascii="Times New Roman" w:hAnsi="Times New Roman" w:eastAsia="微软雅黑"/>
+        </w:rPr>
+        <w:t>To quantify sampling uncertainty in the estimated indices, the analysis is independently repeated 50 times with different random seeds. The 90% confidence interval for each index is computed as S̄₁ ± 1.645 × SE, where SE is the standard error across the 50 replications. A factor is considered a stable contributor only if the lower bound of its 90% CI exceeds zero; factors whose CI includes zero are not interpreted as meaningful contributors regardless of their point estimate.</w:t>
+      </w:r>
+    </w:p>
+    <w:p>
+      <w:r>
+        <w:rPr>
+          <w:rFonts w:ascii="Times New Roman" w:hAnsi="Times New Roman" w:eastAsia="微软雅黑"/>
+        </w:rPr>
+        <w:t>为量化估计指数中的采样不确定性，分析以不同随机种子独立重复 50 次。每个指数的 90% 置信区间计算为 S̄₁ ± 1.645 × SE，SE 为 50 次重复的标准误差。仅 90% CI 下界超过零的因子被视为稳定贡献者；CI 包含零的因子无论点估计值如何均不被解释为有意义的贡献者。</w:t>
       </w:r>
     </w:p>
     <w:p>
@@ -1724,7 +4512,7 @@
         <w:rPr>
           <w:rFonts w:ascii="Times New Roman" w:hAnsi="Times New Roman" w:eastAsia="微软雅黑"/>
         </w:rPr>
-        <w:t>Calibration parameters: E_intercept, α_base, α_slope, ν (4D), selected by Sobol ranking. The remaining 4 parameters fixed at true test-case values.</w:t>
+        <w:t>Posterior calibration uses Bayesian inference to update the prior parameter distribution given observed coupled outputs, quantifying how much parameter uncertainty can be reduced by measurement-like information. Given a prior π(θ) and a likelihood p(y_obs | θ) induced by the surrogate mean prediction and the observation-noise model, the posterior over calibrated parameters is</w:t>
       </w:r>
     </w:p>
     <w:p>
@@ -1732,7 +4520,7 @@
         <w:rPr>
           <w:rFonts w:ascii="Times New Roman" w:hAnsi="Times New Roman" w:eastAsia="微软雅黑"/>
         </w:rPr>
-        <w:t>标定参数：E_intercept、α_base、α_slope、ν（4D），由 Sobol 排序选定。其余 4 个参数固定在真实测试案例值。</w:t>
+        <w:t xml:space="preserve">  p(θ | y_obs) ∝ p(y_obs | θ) · π(θ).</w:t>
       </w:r>
     </w:p>
     <w:p>
@@ -1740,7 +4528,7 @@
         <w:rPr>
           <w:rFonts w:ascii="Times New Roman" w:hAnsi="Times New Roman" w:eastAsia="微软雅黑"/>
         </w:rPr>
-        <w:t>Benchmark cases drawn from the test split (n = 18: 6 low / 6 near / 6 high stress). Feasibility-check cases: 10 high-stress cases (stress 133–194 MPa).</w:t>
+        <w:t>The posterior is represented by MCMC samples {θ^(m)}_{m=1}^{M} and is used downstream both as an updated parameter distribution and as the input to an observation-conditioned exceedance-risk estimator (defined at the end of this section).</w:t>
       </w:r>
     </w:p>
     <w:p>
@@ -1748,7 +4536,7 @@
         <w:rPr>
           <w:rFonts w:ascii="Times New Roman" w:hAnsi="Times New Roman" w:eastAsia="微软雅黑"/>
         </w:rPr>
-        <w:t>基准案例来自测试集（n = 18：6 低 / 6 近阈值 / 6 高应力）。可行性检验案例： 10 个高应力案例（133–194 MPa）。</w:t>
+        <w:t>后验标定使用贝叶斯推断在给定观测耦合输出的条件下更新先验参数分布，量化类测量信息可以减少多少参数不确定性。给定先验 π(θ) 以及由代理均值预测与观测噪声模型共同给出的似然 p(y_obs | θ)，标定参数的后验为：</w:t>
       </w:r>
     </w:p>
     <w:p>
@@ -1756,7 +4544,7 @@
         <w:rPr>
           <w:rFonts w:ascii="Times New Roman" w:hAnsi="Times New Roman" w:eastAsia="微软雅黑"/>
         </w:rPr>
-        <w:t>Observations: five primary coupled outputs + 2% Gaussian noise (σ_obs = 0.02 · y_true). MCMC: Metropolis-Hastings, 8000 iterations, burn-in 2000, thinning 5, proposal scale 0.40. Acceptance rates: 0.487–0.592. Convergence assessed by trace-plot inspection.</w:t>
+        <w:t xml:space="preserve">  p(θ | y_obs) ∝ p(y_obs | θ) · π(θ)。</w:t>
       </w:r>
     </w:p>
     <w:p>
@@ -1764,17 +4552,547 @@
         <w:rPr>
           <w:rFonts w:ascii="Times New Roman" w:hAnsi="Times New Roman" w:eastAsia="微软雅黑"/>
         </w:rPr>
-        <w:t>观测：5 个主耦合输出 + 2% 高斯噪声。MCMC：Metropolis-Hastings，8000 步，烧入 2000，抽稀 5，提议尺度 0.40。接受率 0.487–0.592。收敛通过 trace plot 评估。</w:t>
+        <w:t>后验通过 MCMC 样本 {θ^(m)}_{m=1}^{M} 表示，下游既作为更新后的参数分布使用，也作为观测条件下超阈风险估计（本节末尾给出定义）的输入。</w:t>
       </w:r>
     </w:p>
     <w:p>
       <w:r>
         <w:rPr>
           <w:rFonts w:ascii="Times New Roman" w:hAnsi="Times New Roman" w:eastAsia="微软雅黑"/>
+        </w:rPr>
+        <w:t xml:space="preserve">Four parameters are selected for calibration: </w:t>
+      </w:r>
+      <w:r>
+        <w:rPr>
+          <w:rFonts w:ascii="Times New Roman" w:hAnsi="Times New Roman" w:eastAsia="微软雅黑"/>
+          <w:i/>
+        </w:rPr>
+        <w:t>E</w:t>
+      </w:r>
+      <w:r>
+        <w:rPr>
+          <w:rFonts w:ascii="Times New Roman" w:hAnsi="Times New Roman" w:eastAsia="微软雅黑"/>
+          <w:vertAlign w:val="subscript"/>
+        </w:rPr>
+        <w:t>intercept</w:t>
+      </w:r>
+      <w:r>
+        <w:rPr>
+          <w:rFonts w:ascii="Times New Roman" w:hAnsi="Times New Roman" w:eastAsia="微软雅黑"/>
+        </w:rPr>
+        <w:t xml:space="preserve">, </w:t>
+      </w:r>
+      <w:r>
+        <w:rPr>
+          <w:rFonts w:ascii="Times New Roman" w:hAnsi="Times New Roman" w:eastAsia="微软雅黑"/>
+          <w:i w:val="0"/>
+        </w:rPr>
+        <w:t>α</w:t>
+      </w:r>
+      <w:r>
+        <w:rPr>
+          <w:rFonts w:ascii="Times New Roman" w:hAnsi="Times New Roman" w:eastAsia="微软雅黑"/>
+          <w:vertAlign w:val="subscript"/>
+        </w:rPr>
+        <w:t>base</w:t>
+      </w:r>
+      <w:r>
+        <w:rPr>
+          <w:rFonts w:ascii="Times New Roman" w:hAnsi="Times New Roman" w:eastAsia="微软雅黑"/>
+        </w:rPr>
+        <w:t xml:space="preserve">, </w:t>
+      </w:r>
+      <w:r>
+        <w:rPr>
+          <w:rFonts w:ascii="Times New Roman" w:hAnsi="Times New Roman" w:eastAsia="微软雅黑"/>
+          <w:i w:val="0"/>
+        </w:rPr>
+        <w:t>α</w:t>
+      </w:r>
+      <w:r>
+        <w:rPr>
+          <w:rFonts w:ascii="Times New Roman" w:hAnsi="Times New Roman" w:eastAsia="微软雅黑"/>
+          <w:vertAlign w:val="subscript"/>
+        </w:rPr>
+        <w:t>slope</w:t>
+      </w:r>
+      <w:r>
+        <w:rPr>
+          <w:rFonts w:ascii="Times New Roman" w:hAnsi="Times New Roman" w:eastAsia="微软雅黑"/>
+        </w:rPr>
+        <w:t xml:space="preserve">, and </w:t>
+      </w:r>
+      <w:r>
+        <w:rPr>
+          <w:rFonts w:ascii="Times New Roman" w:hAnsi="Times New Roman" w:eastAsia="微软雅黑"/>
+          <w:i/>
+        </w:rPr>
+        <w:t>k</w:t>
+      </w:r>
+      <w:r>
+        <w:rPr>
+          <w:rFonts w:ascii="Times New Roman" w:hAnsi="Times New Roman" w:eastAsia="微软雅黑"/>
+          <w:vertAlign w:val="subscript"/>
+        </w:rPr>
+        <w:t>ref</w:t>
+      </w:r>
+      <w:r>
+        <w:rPr>
+          <w:rFonts w:ascii="Times New Roman" w:hAnsi="Times New Roman" w:eastAsia="微软雅黑"/>
+        </w:rPr>
+        <w:t xml:space="preserve">. This subset was chosen based on the Sobol ranking: these four parameters have the largest S₁ values for stress and/or </w:t>
+      </w:r>
+      <w:r>
+        <w:rPr>
+          <w:rFonts w:ascii="Times New Roman" w:hAnsi="Times New Roman" w:eastAsia="微软雅黑"/>
+          <w:i/>
+        </w:rPr>
+        <w:t>k</w:t>
+      </w:r>
+      <w:r>
+        <w:rPr>
+          <w:rFonts w:ascii="Times New Roman" w:hAnsi="Times New Roman" w:eastAsia="微软雅黑"/>
+          <w:vertAlign w:val="subscript"/>
+        </w:rPr>
+        <w:t>eff</w:t>
+      </w:r>
+      <w:r>
+        <w:rPr>
+          <w:rFonts w:ascii="Times New Roman" w:hAnsi="Times New Roman" w:eastAsia="微软雅黑"/>
+        </w:rPr>
+        <w:t>, collectively accounting for the majority of the explained variance. The remaining four parameters (</w:t>
+      </w:r>
+      <w:r>
+        <w:rPr>
+          <w:rFonts w:ascii="Times New Roman" w:hAnsi="Times New Roman" w:eastAsia="微软雅黑"/>
+          <w:i/>
+        </w:rPr>
+        <w:t>E</w:t>
+      </w:r>
+      <w:r>
+        <w:rPr>
+          <w:rFonts w:ascii="Times New Roman" w:hAnsi="Times New Roman" w:eastAsia="微软雅黑"/>
+          <w:vertAlign w:val="subscript"/>
+        </w:rPr>
+        <w:t>slope</w:t>
+      </w:r>
+      <w:r>
+        <w:rPr>
+          <w:rFonts w:ascii="Times New Roman" w:hAnsi="Times New Roman" w:eastAsia="微软雅黑"/>
+        </w:rPr>
+        <w:t xml:space="preserve">, </w:t>
+      </w:r>
+      <w:r>
+        <w:rPr>
+          <w:rFonts w:ascii="Times New Roman" w:hAnsi="Times New Roman" w:eastAsia="微软雅黑"/>
+          <w:i/>
+        </w:rPr>
+        <w:t>T</w:t>
+      </w:r>
+      <w:r>
+        <w:rPr>
+          <w:rFonts w:ascii="Times New Roman" w:hAnsi="Times New Roman" w:eastAsia="微软雅黑"/>
+          <w:vertAlign w:val="subscript"/>
+        </w:rPr>
+        <w:t>ref</w:t>
+      </w:r>
+      <w:r>
+        <w:rPr>
+          <w:rFonts w:ascii="Times New Roman" w:hAnsi="Times New Roman" w:eastAsia="微软雅黑"/>
+        </w:rPr>
+        <w:t xml:space="preserve">, </w:t>
+      </w:r>
+      <w:r>
+        <w:rPr>
+          <w:rFonts w:ascii="Times New Roman" w:hAnsi="Times New Roman" w:eastAsia="微软雅黑"/>
+          <w:i/>
+        </w:rPr>
+        <w:t>k</w:t>
+      </w:r>
+      <w:r>
+        <w:rPr>
+          <w:rFonts w:ascii="Times New Roman" w:hAnsi="Times New Roman" w:eastAsia="微软雅黑"/>
+          <w:vertAlign w:val="subscript"/>
+        </w:rPr>
+        <w:t>slope</w:t>
+      </w:r>
+      <w:r>
+        <w:rPr>
+          <w:rFonts w:ascii="Times New Roman" w:hAnsi="Times New Roman" w:eastAsia="微软雅黑"/>
+        </w:rPr>
+        <w:t>, ν) are fixed at their true test-case values. Fixing these parameters is a simplification that assumes they could be independently measured; relaxing this assumption to a full 8-dimensional calibration would require additional independent observations to constrain the expanded parameter space.</w:t>
+      </w:r>
+    </w:p>
+    <w:p>
+      <w:r>
+        <w:rPr>
+          <w:rFonts w:ascii="Times New Roman" w:hAnsi="Times New Roman" w:eastAsia="微软雅黑"/>
+        </w:rPr>
+        <w:t>选择四个参数进行标定：</w:t>
+      </w:r>
+      <w:r>
+        <w:rPr>
+          <w:rFonts w:ascii="Times New Roman" w:hAnsi="Times New Roman" w:eastAsia="微软雅黑"/>
+          <w:i/>
+        </w:rPr>
+        <w:t>E</w:t>
+      </w:r>
+      <w:r>
+        <w:rPr>
+          <w:rFonts w:ascii="Times New Roman" w:hAnsi="Times New Roman" w:eastAsia="微软雅黑"/>
+          <w:vertAlign w:val="subscript"/>
+        </w:rPr>
+        <w:t>intercept</w:t>
+      </w:r>
+      <w:r>
+        <w:rPr>
+          <w:rFonts w:ascii="Times New Roman" w:hAnsi="Times New Roman" w:eastAsia="微软雅黑"/>
+        </w:rPr>
+        <w:t>、</w:t>
+      </w:r>
+      <w:r>
+        <w:rPr>
+          <w:rFonts w:ascii="Times New Roman" w:hAnsi="Times New Roman" w:eastAsia="微软雅黑"/>
+          <w:i w:val="0"/>
+        </w:rPr>
+        <w:t>α</w:t>
+      </w:r>
+      <w:r>
+        <w:rPr>
+          <w:rFonts w:ascii="Times New Roman" w:hAnsi="Times New Roman" w:eastAsia="微软雅黑"/>
+          <w:vertAlign w:val="subscript"/>
+        </w:rPr>
+        <w:t>base</w:t>
+      </w:r>
+      <w:r>
+        <w:rPr>
+          <w:rFonts w:ascii="Times New Roman" w:hAnsi="Times New Roman" w:eastAsia="微软雅黑"/>
+        </w:rPr>
+        <w:t>、</w:t>
+      </w:r>
+      <w:r>
+        <w:rPr>
+          <w:rFonts w:ascii="Times New Roman" w:hAnsi="Times New Roman" w:eastAsia="微软雅黑"/>
+          <w:i w:val="0"/>
+        </w:rPr>
+        <w:t>α</w:t>
+      </w:r>
+      <w:r>
+        <w:rPr>
+          <w:rFonts w:ascii="Times New Roman" w:hAnsi="Times New Roman" w:eastAsia="微软雅黑"/>
+          <w:vertAlign w:val="subscript"/>
+        </w:rPr>
+        <w:t>slope</w:t>
+      </w:r>
+      <w:r>
+        <w:rPr>
+          <w:rFonts w:ascii="Times New Roman" w:hAnsi="Times New Roman" w:eastAsia="微软雅黑"/>
+        </w:rPr>
+        <w:t xml:space="preserve"> 和 </w:t>
+      </w:r>
+      <w:r>
+        <w:rPr>
+          <w:rFonts w:ascii="Times New Roman" w:hAnsi="Times New Roman" w:eastAsia="微软雅黑"/>
+          <w:i/>
+        </w:rPr>
+        <w:t>k</w:t>
+      </w:r>
+      <w:r>
+        <w:rPr>
+          <w:rFonts w:ascii="Times New Roman" w:hAnsi="Times New Roman" w:eastAsia="微软雅黑"/>
+          <w:vertAlign w:val="subscript"/>
+        </w:rPr>
+        <w:t>ref</w:t>
+      </w:r>
+      <w:r>
+        <w:rPr>
+          <w:rFonts w:ascii="Times New Roman" w:hAnsi="Times New Roman" w:eastAsia="微软雅黑"/>
+        </w:rPr>
+        <w:t xml:space="preserve">。该子集基于 Sobol 排序选择：这四个参数对应力和/或 </w:t>
+      </w:r>
+      <w:r>
+        <w:rPr>
+          <w:rFonts w:ascii="Times New Roman" w:hAnsi="Times New Roman" w:eastAsia="微软雅黑"/>
+          <w:i/>
+        </w:rPr>
+        <w:t>k</w:t>
+      </w:r>
+      <w:r>
+        <w:rPr>
+          <w:rFonts w:ascii="Times New Roman" w:hAnsi="Times New Roman" w:eastAsia="微软雅黑"/>
+          <w:vertAlign w:val="subscript"/>
+        </w:rPr>
+        <w:t>eff</w:t>
+      </w:r>
+      <w:r>
+        <w:rPr>
+          <w:rFonts w:ascii="Times New Roman" w:hAnsi="Times New Roman" w:eastAsia="微软雅黑"/>
+        </w:rPr>
+        <w:t xml:space="preserve"> 具有最大的 S₁ 值，共同解释了大部分方差。其余四个参数（</w:t>
+      </w:r>
+      <w:r>
+        <w:rPr>
+          <w:rFonts w:ascii="Times New Roman" w:hAnsi="Times New Roman" w:eastAsia="微软雅黑"/>
+          <w:i/>
+        </w:rPr>
+        <w:t>E</w:t>
+      </w:r>
+      <w:r>
+        <w:rPr>
+          <w:rFonts w:ascii="Times New Roman" w:hAnsi="Times New Roman" w:eastAsia="微软雅黑"/>
+          <w:vertAlign w:val="subscript"/>
+        </w:rPr>
+        <w:t>slope</w:t>
+      </w:r>
+      <w:r>
+        <w:rPr>
+          <w:rFonts w:ascii="Times New Roman" w:hAnsi="Times New Roman" w:eastAsia="微软雅黑"/>
+        </w:rPr>
+        <w:t>、</w:t>
+      </w:r>
+      <w:r>
+        <w:rPr>
+          <w:rFonts w:ascii="Times New Roman" w:hAnsi="Times New Roman" w:eastAsia="微软雅黑"/>
+          <w:i/>
+        </w:rPr>
+        <w:t>T</w:t>
+      </w:r>
+      <w:r>
+        <w:rPr>
+          <w:rFonts w:ascii="Times New Roman" w:hAnsi="Times New Roman" w:eastAsia="微软雅黑"/>
+          <w:vertAlign w:val="subscript"/>
+        </w:rPr>
+        <w:t>ref</w:t>
+      </w:r>
+      <w:r>
+        <w:rPr>
+          <w:rFonts w:ascii="Times New Roman" w:hAnsi="Times New Roman" w:eastAsia="微软雅黑"/>
+        </w:rPr>
+        <w:t>、</w:t>
+      </w:r>
+      <w:r>
+        <w:rPr>
+          <w:rFonts w:ascii="Times New Roman" w:hAnsi="Times New Roman" w:eastAsia="微软雅黑"/>
+          <w:i/>
+        </w:rPr>
+        <w:t>k</w:t>
+      </w:r>
+      <w:r>
+        <w:rPr>
+          <w:rFonts w:ascii="Times New Roman" w:hAnsi="Times New Roman" w:eastAsia="微软雅黑"/>
+          <w:vertAlign w:val="subscript"/>
+        </w:rPr>
+        <w:t>slope</w:t>
+      </w:r>
+      <w:r>
+        <w:rPr>
+          <w:rFonts w:ascii="Times New Roman" w:hAnsi="Times New Roman" w:eastAsia="微软雅黑"/>
+        </w:rPr>
+        <w:t>、ν）固定在真实测试案例值。固定这些参数是一种简化假设，假定它们可被独立测量；将该假设放松为完整 8 维标定需要额外的独立观测来约束扩展的参数空间。</w:t>
+      </w:r>
+    </w:p>
+    <w:p>
+      <w:r>
+        <w:rPr>
+          <w:rFonts w:ascii="Times New Roman" w:hAnsi="Times New Roman" w:eastAsia="微软雅黑"/>
+        </w:rPr>
+        <w:t>Benchmark cases are drawn from the held-out test split to ensure that the surrogate has not seen the true parameter-output pairs during training. A total of 18 benchmark cases are selected by stratified sampling across three stress categories: 6 low-stress, 6 near-threshold (around 131 MPa), and 6 high-stress cases, spanning a true stress range of 102–198 MPa. An additional 10 feasibility-check cases (true stress 133–194 MPa, all exceeding 131 MPa) are used to test whether the posterior correctly excludes high-stress configurations from the feasible set. These 10 cases overlap partially with the high-stress stratum of the 18 benchmark cases.</w:t>
+      </w:r>
+    </w:p>
+    <w:p>
+      <w:r>
+        <w:rPr>
+          <w:rFonts w:ascii="Times New Roman" w:hAnsi="Times New Roman" w:eastAsia="微软雅黑"/>
+        </w:rPr>
+        <w:t>基准案例从留出测试集中抽取，确保代理在训练中未见过真实参数–输出对。通过在三个应力类别中分层采样选取共 18 个基准案例：6 低应力、6 近阈值（约 131 MPa 附近）和 6 高应力案例，真实应力范围 102–198 MPa。另选 10 个可行性检验案例（真实应力 133–194 MPa，均超 131 MPa）用于检验后验是否将高应力配置排除在可行集之外。这 10 个案例与 18 个基准的高应力层部分重叠。</w:t>
+      </w:r>
+    </w:p>
+    <w:p>
+      <w:r>
+        <w:rPr>
+          <w:rFonts w:ascii="Times New Roman" w:hAnsi="Times New Roman" w:eastAsia="微软雅黑"/>
+        </w:rPr>
+        <w:t xml:space="preserve">For each benchmark case, the "observations" are the true HF outputs of 5 primary coupled quantities (peak global stress, peak fuel temperature, peak monolith temperature, wall displacement, and </w:t>
+      </w:r>
+      <w:r>
+        <w:rPr>
+          <w:rFonts w:ascii="Times New Roman" w:hAnsi="Times New Roman" w:eastAsia="微软雅黑"/>
+          <w:i/>
+        </w:rPr>
+        <w:t>k</w:t>
+      </w:r>
+      <w:r>
+        <w:rPr>
+          <w:rFonts w:ascii="Times New Roman" w:hAnsi="Times New Roman" w:eastAsia="微软雅黑"/>
+          <w:vertAlign w:val="subscript"/>
+        </w:rPr>
+        <w:t>eff</w:t>
+      </w:r>
+      <w:r>
+        <w:rPr>
+          <w:rFonts w:ascii="Times New Roman" w:hAnsi="Times New Roman" w:eastAsia="微软雅黑"/>
+        </w:rPr>
+        <w:t>) corrupted by 2% multiplicative Gaussian noise: y_obs = y_true + ε, ε ~ N(0, (0.02 × |y_true|)²). This noise level simulates realistic measurement uncertainty.</w:t>
+      </w:r>
+    </w:p>
+    <w:p>
+      <w:r>
+        <w:rPr>
+          <w:rFonts w:ascii="Times New Roman" w:hAnsi="Times New Roman" w:eastAsia="微软雅黑"/>
+        </w:rPr>
+        <w:t xml:space="preserve">对每个基准案例，"观测"为 5 个主耦合输出（峰值全局应力、峰值燃料温度、峰值基体温度、壁面位移和 </w:t>
+      </w:r>
+      <w:r>
+        <w:rPr>
+          <w:rFonts w:ascii="Times New Roman" w:hAnsi="Times New Roman" w:eastAsia="微软雅黑"/>
+          <w:i/>
+        </w:rPr>
+        <w:t>k</w:t>
+      </w:r>
+      <w:r>
+        <w:rPr>
+          <w:rFonts w:ascii="Times New Roman" w:hAnsi="Times New Roman" w:eastAsia="微软雅黑"/>
+          <w:vertAlign w:val="subscript"/>
+        </w:rPr>
+        <w:t>eff</w:t>
+      </w:r>
+      <w:r>
+        <w:rPr>
+          <w:rFonts w:ascii="Times New Roman" w:hAnsi="Times New Roman" w:eastAsia="微软雅黑"/>
+        </w:rPr>
+        <w:t>）的真实 HF 输出加 2% 乘性高斯噪声： y_obs = y_true + ε，ε ~ N(0, (0.02 × |y_true|)²)。该噪声水平模拟实际测量不确定性。</w:t>
+      </w:r>
+    </w:p>
+    <w:p>
+      <w:r>
+        <w:rPr>
+          <w:rFonts w:ascii="Times New Roman" w:hAnsi="Times New Roman" w:eastAsia="微软雅黑"/>
+        </w:rPr>
+        <w:t>The posterior is sampled using single-chain Metropolis-Hastings MCMC. The proposal distribution is a Gaussian centred at the current state with scale 0.40 × σ_prior for each parameter, where σ_prior is the prior standard deviation. Each chain runs for 8000 iterations; the first 2000 are discarded as burn-in and every 5th sample is retained, yielding 1200 posterior samples per case. The log-likelihood for a candidate parameter vector θ* is:</w:t>
+      </w:r>
+    </w:p>
+    <w:p>
+      <w:r>
+        <w:rPr>
+          <w:rFonts w:ascii="Times New Roman" w:hAnsi="Times New Roman" w:eastAsia="微软雅黑"/>
+        </w:rPr>
+        <w:t>后验通过单链 Metropolis-Hastings MCMC 采样。提议分布为以当前状态为中心的高斯分布，每个参数的尺度为 0.40 × σ_prior（σ_prior 为先验标准差）。每条链运行 8000 步迭代；前 2000 步作为烧入期丢弃，每 5 步保留 1 个样本，每个案例产生 1200 个后验样本。候选参数向量 θ* 的对数似然为：</w:t>
+      </w:r>
+    </w:p>
+    <w:p>
+      <w:r>
+        <w:rPr>
+          <w:rFonts w:ascii="Times New Roman" w:hAnsi="Times New Roman" w:eastAsia="微软雅黑"/>
+        </w:rPr>
+        <w:t xml:space="preserve">  log L(y_obs | θ*) = −(1/2) Σ_j [(y_obs,j − μ_j(θ*))² / σ²_obs,j + log σ²_obs,j]</w:t>
+      </w:r>
+    </w:p>
+    <w:p>
+      <w:r>
+        <w:rPr>
+          <w:rFonts w:ascii="Times New Roman" w:hAnsi="Times New Roman" w:eastAsia="微软雅黑"/>
+        </w:rPr>
+        <w:t>where μ_j(θ*) is the surrogate mean prediction for the j-th output and σ_obs,j = 0.02 × |y_true,j| is the observation noise standard deviation. Acceptance rates across the 18 benchmark cases ranged from 0.487 to 0.592, within the recommended range for random-walk Metropolis. Convergence is assessed by trace-plot inspection (Fig. A1)</w:t>
+      </w:r>
+      <w:r>
+        <w:rPr>
+          <w:rFonts w:ascii="Times New Roman" w:hAnsi="Times New Roman" w:eastAsia="微软雅黑"/>
           <w:b/>
           <w:color w:val="CC0000"/>
         </w:rPr>
-        <w:t>【待补：MCMC 收敛的定量诊断（Rhat 或等效指标）。benchmark_summary.csv 已含 rhat 列，但尚未在正文中引用具体数值。】</w:t>
+        <w:t>【待补：Rhat 定量诊断。benchmark_summary.csv 已含 rhat 列但尚未在正文引用具体数值。多链 (n_chains = 4) 运行可提供正式 Rhat，当前为单链运行】</w:t>
+      </w:r>
+      <w:r>
+        <w:rPr>
+          <w:rFonts w:ascii="Times New Roman" w:hAnsi="Times New Roman" w:eastAsia="微软雅黑"/>
+        </w:rPr>
+        <w:t>.</w:t>
+      </w:r>
+    </w:p>
+    <w:p>
+      <w:r>
+        <w:rPr>
+          <w:rFonts w:ascii="Times New Roman" w:hAnsi="Times New Roman" w:eastAsia="微软雅黑"/>
+        </w:rPr>
+        <w:t>其中 μ_j(θ*) 为第 j 个输出的代理均值预测，σ_obs,j = 0.02 × |y_true,j| 为观测噪声标准差。18 个基准案例的接受率范围 0.487–0.592，在随机游走 Metropolis 的推荐区间内。收敛通过 trace plot 评估（图 A1）</w:t>
+      </w:r>
+      <w:r>
+        <w:rPr>
+          <w:rFonts w:ascii="Times New Roman" w:hAnsi="Times New Roman" w:eastAsia="微软雅黑"/>
+          <w:b/>
+          <w:color w:val="CC0000"/>
+        </w:rPr>
+        <w:t>【待补：同上】</w:t>
+      </w:r>
+      <w:r>
+        <w:rPr>
+          <w:rFonts w:ascii="Times New Roman" w:hAnsi="Times New Roman" w:eastAsia="微软雅黑"/>
+        </w:rPr>
+        <w:t>。</w:t>
+      </w:r>
+    </w:p>
+    <w:p>
+      <w:r>
+        <w:rPr>
+          <w:rFonts w:ascii="Times New Roman" w:hAnsi="Times New Roman" w:eastAsia="微软雅黑"/>
+        </w:rPr>
+        <w:t>Given the posterior MCMC samples {θ^(m)}_{m=1}^{M}, the observation-conditioned exceedance probability at a screening threshold τ is defined as the posterior expectation of the mean-prediction exceedance indicator:</w:t>
+      </w:r>
+    </w:p>
+    <w:p>
+      <w:r>
+        <w:rPr>
+          <w:rFonts w:ascii="Times New Roman" w:hAnsi="Times New Roman" w:eastAsia="微软雅黑"/>
+        </w:rPr>
+        <w:t xml:space="preserve">  P(σ_max &gt; τ | y_obs) = (1/M) Σ_m 𝟙{μ_stress(θ^(m)) &gt; τ}.</w:t>
+      </w:r>
+    </w:p>
+    <w:p>
+      <w:r>
+        <w:rPr>
+          <w:rFonts w:ascii="Times New Roman" w:hAnsi="Times New Roman" w:eastAsia="微软雅黑"/>
+        </w:rPr>
+        <w:t>This is the posterior counterpart of the prior exceedance probability defined in Section 4.4. Consistent with the μ-only protocol adopted throughout the main text, surrogate predictive variance is not integrated into the risk indicator; the risk is an exceedance probability over the posterior distribution of parameters.</w:t>
+      </w:r>
+    </w:p>
+    <w:p>
+      <w:r>
+        <w:rPr>
+          <w:rFonts w:ascii="Times New Roman" w:hAnsi="Times New Roman" w:eastAsia="微软雅黑"/>
+        </w:rPr>
+        <w:t>给定后验 MCMC 样本 {θ^(m)}_{m=1}^{M}，筛选阈值 τ 下的观测条件超阈概率定义为均值预测超阈指示函数在后验上的期望：</w:t>
+      </w:r>
+    </w:p>
+    <w:p>
+      <w:r>
+        <w:rPr>
+          <w:rFonts w:ascii="Times New Roman" w:hAnsi="Times New Roman" w:eastAsia="微软雅黑"/>
+        </w:rPr>
+        <w:t xml:space="preserve">  P(σ_max &gt; τ | y_obs) = (1/M) Σ_m 𝟙{μ_stress(θ^(m)) &gt; τ}。</w:t>
+      </w:r>
+    </w:p>
+    <w:p>
+      <w:r>
+        <w:rPr>
+          <w:rFonts w:ascii="Times New Roman" w:hAnsi="Times New Roman" w:eastAsia="微软雅黑"/>
+        </w:rPr>
+        <w:t>这是 4.4 节给出的先验超阈概率在观测条件下的对应量。与全文采用的 μ-only 协议一致，代理预测方差不整合进风险指示函数；该风险为参数后验分布上的超阈概率。</w:t>
+      </w:r>
+    </w:p>
+    <w:p>
+      <w:r>
+        <w:rPr>
+          <w:rFonts w:ascii="Times New Roman" w:hAnsi="Times New Roman" w:eastAsia="微软雅黑"/>
+        </w:rPr>
+        <w:t>The direct HF spot-checks reported in Section 2.5 are not part of the posterior calibration pipeline. They are independent re-evaluations of the coupled solver at posterior-mean parameter values, intended to assess whether the surrogate's posterior-mean predictions are physically realisable. Their scope is limited to 5 selected cases and does not constitute a systematic validation of surrogate generalisation.</w:t>
+      </w:r>
+    </w:p>
+    <w:p>
+      <w:r>
+        <w:rPr>
+          <w:rFonts w:ascii="Times New Roman" w:hAnsi="Times New Roman" w:eastAsia="微软雅黑"/>
+        </w:rPr>
+        <w:t>第 2.5 节报告的直接 HF 抽查不属于后验标定流水线。它们是在后验均值参数处对耦合求解器的独立重新评估，旨在评估代理的后验均值预测是否在物理上可实现。其范围限于 5 个选定案例，不构成代理泛化能力的系统性验证。</w:t>
       </w:r>
     </w:p>
     <w:p>
@@ -1822,7 +5140,7 @@
         <w:rPr>
           <w:rFonts w:ascii="Times New Roman" w:hAnsi="Times New Roman" w:eastAsia="微软雅黑"/>
         </w:rPr>
-        <w:t>(2) Multi-physics coupling compresses material-parameter-driven stress uncertainty by 29% — a direct consequence of the neutronics-thermal negative feedback absent in decoupled analysis.</w:t>
+        <w:t>(2) Multi-physics coupling compresses material-parameter-driven stress uncertainty by 29%, consistent with the expected neutronics-thermal negative feedback that is absent in decoupled analysis.</w:t>
       </w:r>
     </w:p>
     <w:p>
@@ -1830,7 +5148,7 @@
         <w:rPr>
           <w:rFonts w:ascii="Times New Roman" w:hAnsi="Times New Roman" w:eastAsia="微软雅黑"/>
         </w:rPr>
-        <w:t>（2）多物理耦合将材料参数驱动的应力不确定性压缩 29%——中子–热负反馈的直接体现，解耦分析中不存在该效应。</w:t>
+        <w:t>（2）多物理耦合将材料参数驱动的应力不确定性压缩 29%，与解耦分析中不存在的中子–热负反馈机制一致。</w:t>
       </w:r>
     </w:p>
     <w:p>
@@ -1838,7 +5156,87 @@
         <w:rPr>
           <w:rFonts w:ascii="Times New Roman" w:hAnsi="Times New Roman" w:eastAsia="微软雅黑"/>
         </w:rPr>
-        <w:t>(3) Stress and keff are governed by distinct sensitivity pathways: E_intercept (S₁ = 0.586) dominates stress, α_base (S₁ = 0.775) dominates keff, with limited cross-interaction. This supports modular design strategies where stress-margin and reactivity-control interventions can be optimised largely independently.</w:t>
+        <w:t xml:space="preserve">(3) Stress and </w:t>
+      </w:r>
+      <w:r>
+        <w:rPr>
+          <w:rFonts w:ascii="Times New Roman" w:hAnsi="Times New Roman" w:eastAsia="微软雅黑"/>
+          <w:i/>
+        </w:rPr>
+        <w:t>k</w:t>
+      </w:r>
+      <w:r>
+        <w:rPr>
+          <w:rFonts w:ascii="Times New Roman" w:hAnsi="Times New Roman" w:eastAsia="微软雅黑"/>
+          <w:vertAlign w:val="subscript"/>
+        </w:rPr>
+        <w:t>eff</w:t>
+      </w:r>
+      <w:r>
+        <w:rPr>
+          <w:rFonts w:ascii="Times New Roman" w:hAnsi="Times New Roman" w:eastAsia="微软雅黑"/>
+        </w:rPr>
+        <w:t xml:space="preserve"> are governed by distinct sensitivity pathways at the dominant-factor level: </w:t>
+      </w:r>
+      <w:r>
+        <w:rPr>
+          <w:rFonts w:ascii="Times New Roman" w:hAnsi="Times New Roman" w:eastAsia="微软雅黑"/>
+          <w:i/>
+        </w:rPr>
+        <w:t>E</w:t>
+      </w:r>
+      <w:r>
+        <w:rPr>
+          <w:rFonts w:ascii="Times New Roman" w:hAnsi="Times New Roman" w:eastAsia="微软雅黑"/>
+          <w:vertAlign w:val="subscript"/>
+        </w:rPr>
+        <w:t>intercept</w:t>
+      </w:r>
+      <w:r>
+        <w:rPr>
+          <w:rFonts w:ascii="Times New Roman" w:hAnsi="Times New Roman" w:eastAsia="微软雅黑"/>
+        </w:rPr>
+        <w:t xml:space="preserve"> (S₁ = 0.586) dominates stress, </w:t>
+      </w:r>
+      <w:r>
+        <w:rPr>
+          <w:rFonts w:ascii="Times New Roman" w:hAnsi="Times New Roman" w:eastAsia="微软雅黑"/>
+          <w:i w:val="0"/>
+        </w:rPr>
+        <w:t>α</w:t>
+      </w:r>
+      <w:r>
+        <w:rPr>
+          <w:rFonts w:ascii="Times New Roman" w:hAnsi="Times New Roman" w:eastAsia="微软雅黑"/>
+          <w:vertAlign w:val="subscript"/>
+        </w:rPr>
+        <w:t>base</w:t>
+      </w:r>
+      <w:r>
+        <w:rPr>
+          <w:rFonts w:ascii="Times New Roman" w:hAnsi="Times New Roman" w:eastAsia="微软雅黑"/>
+        </w:rPr>
+        <w:t xml:space="preserve"> (S₁ = 0.775) dominates </w:t>
+      </w:r>
+      <w:r>
+        <w:rPr>
+          <w:rFonts w:ascii="Times New Roman" w:hAnsi="Times New Roman" w:eastAsia="微软雅黑"/>
+          <w:i/>
+        </w:rPr>
+        <w:t>k</w:t>
+      </w:r>
+      <w:r>
+        <w:rPr>
+          <w:rFonts w:ascii="Times New Roman" w:hAnsi="Times New Roman" w:eastAsia="微软雅黑"/>
+          <w:vertAlign w:val="subscript"/>
+        </w:rPr>
+        <w:t>eff</w:t>
+      </w:r>
+      <w:r>
+        <w:rPr>
+          <w:rFonts w:ascii="Times New Roman" w:hAnsi="Times New Roman" w:eastAsia="微软雅黑"/>
+        </w:rPr>
+        <w:t>, with limited cross-interaction. This motivates treating stress-margin and reactivity-control material characterisation as largely independent priorities.</w:t>
       </w:r>
     </w:p>
     <w:p>
@@ -1846,7 +5244,87 @@
         <w:rPr>
           <w:rFonts w:ascii="Times New Roman" w:hAnsi="Times New Roman" w:eastAsia="微软雅黑"/>
         </w:rPr>
-        <w:t>（3）应力和 keff 受不同敏感性路径支配：E_intercept（S₁ = 0.586）主导应力， α_base（S₁ = 0.775）主导 keff，交叉作用有限。支持应力裕量和反应性控制可基本独立优化的模块化设计策略。</w:t>
+        <w:t xml:space="preserve">（3）在主控因子层面，应力和 </w:t>
+      </w:r>
+      <w:r>
+        <w:rPr>
+          <w:rFonts w:ascii="Times New Roman" w:hAnsi="Times New Roman" w:eastAsia="微软雅黑"/>
+          <w:i/>
+        </w:rPr>
+        <w:t>k</w:t>
+      </w:r>
+      <w:r>
+        <w:rPr>
+          <w:rFonts w:ascii="Times New Roman" w:hAnsi="Times New Roman" w:eastAsia="微软雅黑"/>
+          <w:vertAlign w:val="subscript"/>
+        </w:rPr>
+        <w:t>eff</w:t>
+      </w:r>
+      <w:r>
+        <w:rPr>
+          <w:rFonts w:ascii="Times New Roman" w:hAnsi="Times New Roman" w:eastAsia="微软雅黑"/>
+        </w:rPr>
+        <w:t xml:space="preserve"> 受不同敏感性路径支配：</w:t>
+      </w:r>
+      <w:r>
+        <w:rPr>
+          <w:rFonts w:ascii="Times New Roman" w:hAnsi="Times New Roman" w:eastAsia="微软雅黑"/>
+          <w:i/>
+        </w:rPr>
+        <w:t>E</w:t>
+      </w:r>
+      <w:r>
+        <w:rPr>
+          <w:rFonts w:ascii="Times New Roman" w:hAnsi="Times New Roman" w:eastAsia="微软雅黑"/>
+          <w:vertAlign w:val="subscript"/>
+        </w:rPr>
+        <w:t>intercept</w:t>
+      </w:r>
+      <w:r>
+        <w:rPr>
+          <w:rFonts w:ascii="Times New Roman" w:hAnsi="Times New Roman" w:eastAsia="微软雅黑"/>
+        </w:rPr>
+        <w:t>（S₁ = 0.586）主导应力，</w:t>
+      </w:r>
+      <w:r>
+        <w:rPr>
+          <w:rFonts w:ascii="Times New Roman" w:hAnsi="Times New Roman" w:eastAsia="微软雅黑"/>
+          <w:i w:val="0"/>
+        </w:rPr>
+        <w:t>α</w:t>
+      </w:r>
+      <w:r>
+        <w:rPr>
+          <w:rFonts w:ascii="Times New Roman" w:hAnsi="Times New Roman" w:eastAsia="微软雅黑"/>
+          <w:vertAlign w:val="subscript"/>
+        </w:rPr>
+        <w:t>base</w:t>
+      </w:r>
+      <w:r>
+        <w:rPr>
+          <w:rFonts w:ascii="Times New Roman" w:hAnsi="Times New Roman" w:eastAsia="微软雅黑"/>
+        </w:rPr>
+        <w:t xml:space="preserve">（S₁ = 0.775）主导 </w:t>
+      </w:r>
+      <w:r>
+        <w:rPr>
+          <w:rFonts w:ascii="Times New Roman" w:hAnsi="Times New Roman" w:eastAsia="微软雅黑"/>
+          <w:i/>
+        </w:rPr>
+        <w:t>k</w:t>
+      </w:r>
+      <w:r>
+        <w:rPr>
+          <w:rFonts w:ascii="Times New Roman" w:hAnsi="Times New Roman" w:eastAsia="微软雅黑"/>
+          <w:vertAlign w:val="subscript"/>
+        </w:rPr>
+        <w:t>eff</w:t>
+      </w:r>
+      <w:r>
+        <w:rPr>
+          <w:rFonts w:ascii="Times New Roman" w:hAnsi="Times New Roman" w:eastAsia="微软雅黑"/>
+        </w:rPr>
+        <w:t>，交叉作用有限。这支持将应力裕量和反应性控制的材料表征视为基本独立的优先事项。</w:t>
       </w:r>
     </w:p>
     <w:p>
@@ -1854,7 +5332,7 @@
         <w:rPr>
           <w:rFonts w:ascii="Times New Roman" w:hAnsi="Times New Roman" w:eastAsia="微软雅黑"/>
         </w:rPr>
-        <w:t>(4) Posterior calibration correctly identifies high-risk parameter regions (87.5% 90%-CI coverage, P(σ &gt; 131 MPa) = 0.604–1.000 for high-stress cases) and is validated by direct HF re-evaluation (stress MAE = 0.70 MPa across 5 cases).</w:t>
+        <w:t>(4) Posterior calibration shifts the inferred parameter distribution toward observation-compatible regions (87.5% 90%-CI coverage, P(σ &gt; 131 MPa) = 0.604–1.000 for high-stress cases), with consistency supported by direct HF spot-checks (stress MAE = 0.70 MPa across 5 cases).</w:t>
       </w:r>
     </w:p>
     <w:p>
@@ -1862,7 +5340,7 @@
         <w:rPr>
           <w:rFonts w:ascii="Times New Roman" w:hAnsi="Times New Roman" w:eastAsia="微软雅黑"/>
         </w:rPr>
-        <w:t>（4）后验标定正确识别高风险参数区域（90%-CI 覆盖率 87.5%，高应力案例 P(σ &gt; 131 MPa) = 0.604–1.000），经直接 HF 重评估验证（5 例应力 MAE = 0.70 MPa）。</w:t>
+        <w:t>（4）后验标定将推断参数分布向与观测相容的区域收敛（90%-CI 覆盖率 87.5%，高应力案例 P(σ &gt; 131 MPa) = 0.604–1.000），经 5 例直接 HF 抽查支持一致性（应力 MAE = 0.70 MPa）。</w:t>
       </w:r>
     </w:p>
     <w:p>
@@ -1886,7 +5364,7 @@
         <w:pStyle w:val="Heading1"/>
       </w:pPr>
       <w:r>
-        <w:t>致谢 / Acknowledgements</w:t>
+        <w:t>参考文献 / References</w:t>
       </w:r>
     </w:p>
     <w:p>
@@ -1894,7 +5372,7 @@
         <w:rPr>
           <w:rFonts w:ascii="Times New Roman" w:hAnsi="Times New Roman" w:eastAsia="微软雅黑"/>
         </w:rPr>
-        <w:t>The authors gratefully acknowledge the support provided by the National Natural Science Foundation of China [12175138]; Shanghai Rising-Star Program; and LingChuang Research Project of China National Nuclear Corporation.</w:t>
+        <w:t>[1]  McClure PR, Poston DI, Dixon DD, Cooley JW. Design of megawatt power level heat pipe reactors. Los Alamos National Laboratory Technical Report, LA-UR-15-28840; 2015.</w:t>
       </w:r>
     </w:p>
     <w:p>
@@ -1902,7 +5380,63 @@
         <w:rPr>
           <w:rFonts w:ascii="Times New Roman" w:hAnsi="Times New Roman" w:eastAsia="微软雅黑"/>
         </w:rPr>
-        <w:t>作者衷心感谢国家自然科学基金（项目编号 12175138）、上海市"启明星"计划以及中国核工业集团有限公司"领创"研究项目对本研究的资助支持。</w:t>
+        <w:t>[2]  Stauff NE, Miao Y, Cao Y, et al. High-fidelity multiphysics modeling of a heat pipe microreactor using BlueCrab. Nuclear Science and Engineering. 2024. doi:10.1080/00295639.2024.2375175.</w:t>
+      </w:r>
+    </w:p>
+    <w:p>
+      <w:r>
+        <w:rPr>
+          <w:rFonts w:ascii="Times New Roman" w:hAnsi="Times New Roman" w:eastAsia="微软雅黑"/>
+        </w:rPr>
+        <w:t>[3]  Miao Y, Cao Y, Mo K, et al. Multiphysics simulation of KRUSTY warm critical experiments using MOOSE tools. Nuclear Science and Engineering. 2025. doi:10.1080/00295639.2025.2560170.</w:t>
+      </w:r>
+    </w:p>
+    <w:p>
+      <w:r>
+        <w:rPr>
+          <w:rFonts w:ascii="Times New Roman" w:hAnsi="Times New Roman" w:eastAsia="微软雅黑"/>
+        </w:rPr>
+        <w:t>[4]  Aldebie F, Fernández-Cosials K, Hassan YA. Thermal-mechanical safety analysis of heat pipe micro reactor. Nuclear Engineering and Design. 2024;420:113003. doi:10.1016/j.nucengdes.2024.113003.</w:t>
+      </w:r>
+    </w:p>
+    <w:p>
+      <w:r>
+        <w:rPr>
+          <w:rFonts w:ascii="Times New Roman" w:hAnsi="Times New Roman" w:eastAsia="微软雅黑"/>
+        </w:rPr>
+        <w:t>[5]  Jeong MJ, Im J, Lee S, Cho HK. Multiphysics analysis of heat pipe cooled microreactor core with adjusted heat sink temperature for thermal stress reduction using OpenFOAM coupled with neutronics and heat pipe code. Frontiers in Energy Research. 2023;11:1213000. doi:10.3389/fenrg.2023.1213000.</w:t>
+      </w:r>
+    </w:p>
+    <w:p>
+      <w:r>
+        <w:rPr>
+          <w:rFonts w:ascii="Times New Roman" w:hAnsi="Times New Roman" w:eastAsia="微软雅黑"/>
+        </w:rPr>
+        <w:t>[6]  Slaughter AE, Prince ZM, German P, et al. MOOSE Stochastic Tools: a module for performing parallel, memory-efficient in situ stochastic simulations. SoftwareX. 2023;22:101345. doi:10.1016/j.softx.2023.101345.</w:t>
+      </w:r>
+    </w:p>
+    <w:p>
+      <w:r>
+        <w:rPr>
+          <w:rFonts w:ascii="Times New Roman" w:hAnsi="Times New Roman" w:eastAsia="微软雅黑"/>
+        </w:rPr>
+        <w:t>[7]  Dhulipala SLN, German P, Che Y, et al. MOOSE ProbML: parallelized probabilistic machine learning and uncertainty quantification for computational energy applications. Journal of Computational Science. 2026;94:102776. doi:10.1016/j.jocs.2025.102776.</w:t>
+      </w:r>
+    </w:p>
+    <w:p>
+      <w:r>
+        <w:rPr>
+          <w:rFonts w:ascii="Times New Roman" w:hAnsi="Times New Roman" w:eastAsia="微软雅黑"/>
+        </w:rPr>
+        <w:t>[8]  Lim JY, Li J, O'Grady D, Downar T, Duraisamy K. A hybrid surrogate modeling framework for the Digital Twin of a Fluoride-salt-cooled High-temperature Reactor (FHR). Nuclear Engineering and Design. 2025;433:113690. doi:10.1016/j.nucengdes.2024.113690.</w:t>
+      </w:r>
+    </w:p>
+    <w:p>
+      <w:r>
+        <w:rPr>
+          <w:rFonts w:ascii="Times New Roman" w:hAnsi="Times New Roman" w:eastAsia="微软雅黑"/>
+        </w:rPr>
+        <w:t>[9]  Zhang T, et al. Design-oriented multiphysics analysis and surrogate modelling of a heat-pipe-cooled reactor reporting nominal peak stress ~169 MPa. Energy. 2025. [existing manuscript citation — DOI/volume to be completed by author]</w:t>
       </w:r>
     </w:p>
     <w:p>
@@ -1910,7 +5444,7 @@
         <w:pStyle w:val="Heading1"/>
       </w:pPr>
       <w:r>
-        <w:t>附录 / Appendices  (内容摘要)</w:t>
+        <w:t>致谢 / Acknowledgements</w:t>
       </w:r>
     </w:p>
     <w:p>
@@ -1918,7 +5452,71 @@
         <w:rPr>
           <w:rFonts w:ascii="Times New Roman" w:hAnsi="Times New Roman" w:eastAsia="微软雅黑"/>
         </w:rPr>
-        <w:t>A. OOD 评估（α_base 外推：应力 ΔR² 对比；keff OOD R² ≈ 0.29） B. 基线代理完整测试集对比 C. 阈值扩展分析（110, 120, 131 MPa 扫描） D. 完整 Sobol 结果（8 输入 × 2 输出 × 5 模型，含 S_T 指数） E. 全部 15 输出量精度表（FIG A5: 分输出精度图） F. MCMC 迹图（FIG A1） G. 先验–后验边缘分布（FIG A2） H. 代理校准可靠性曲线（FIG A3） I. 异方差预测不确定性可视化（FIG A4） J. 先验–后验预测分布对比（FIG A6） K. HeteroMLP 架构示意图（FIG A7） L. 训练曲线（FIG A8）——五模型损失/指标演化 M. 速度基准详情表（TABLE M1） N. 前向 UQ predictive variant 结果对比（μ-only vs predictive）</w:t>
+        <w:t>The authors gratefully acknowledge the support provided by the National Natural Science Foundation of China [12175138]; Shanghai Rising-Star Program; and LingChuang Research Project of China National Nuclear Corporation.</w:t>
+      </w:r>
+    </w:p>
+    <w:p>
+      <w:r>
+        <w:rPr>
+          <w:rFonts w:ascii="Times New Roman" w:hAnsi="Times New Roman" w:eastAsia="微软雅黑"/>
+        </w:rPr>
+        <w:t>作者衷心感谢国家自然科学基金（项目编号 12175138）、上海市"启明星"计划以及中国核工业集团有限公司"领创"研究项目对本研究的资助支持。</w:t>
+      </w:r>
+    </w:p>
+    <w:p>
+      <w:pPr>
+        <w:pStyle w:val="Heading1"/>
+      </w:pPr>
+      <w:r>
+        <w:t>附录 / Appendices  (内容摘要)</w:t>
+      </w:r>
+    </w:p>
+    <w:p>
+      <w:r>
+        <w:rPr>
+          <w:rFonts w:ascii="Times New Roman" w:hAnsi="Times New Roman" w:eastAsia="微软雅黑"/>
+        </w:rPr>
+        <w:t>A. OOD 评估（</w:t>
+      </w:r>
+      <w:r>
+        <w:rPr>
+          <w:rFonts w:ascii="Times New Roman" w:hAnsi="Times New Roman" w:eastAsia="微软雅黑"/>
+          <w:i w:val="0"/>
+        </w:rPr>
+        <w:t>α</w:t>
+      </w:r>
+      <w:r>
+        <w:rPr>
+          <w:rFonts w:ascii="Times New Roman" w:hAnsi="Times New Roman" w:eastAsia="微软雅黑"/>
+          <w:vertAlign w:val="subscript"/>
+        </w:rPr>
+        <w:t>base</w:t>
+      </w:r>
+      <w:r>
+        <w:rPr>
+          <w:rFonts w:ascii="Times New Roman" w:hAnsi="Times New Roman" w:eastAsia="微软雅黑"/>
+        </w:rPr>
+        <w:t xml:space="preserve"> 外推：应力 ΔR² 对比；</w:t>
+      </w:r>
+      <w:r>
+        <w:rPr>
+          <w:rFonts w:ascii="Times New Roman" w:hAnsi="Times New Roman" w:eastAsia="微软雅黑"/>
+          <w:i/>
+        </w:rPr>
+        <w:t>k</w:t>
+      </w:r>
+      <w:r>
+        <w:rPr>
+          <w:rFonts w:ascii="Times New Roman" w:hAnsi="Times New Roman" w:eastAsia="微软雅黑"/>
+          <w:vertAlign w:val="subscript"/>
+        </w:rPr>
+        <w:t>eff</w:t>
+      </w:r>
+      <w:r>
+        <w:rPr>
+          <w:rFonts w:ascii="Times New Roman" w:hAnsi="Times New Roman" w:eastAsia="微软雅黑"/>
+        </w:rPr>
+        <w:t xml:space="preserve"> OOD R² ≈ 0.29） B. 基线代理完整测试集对比 C. 阈值扩展分析（110, 120, 131 MPa 扫描） D. 完整 Sobol 结果（8 输入 × 2 输出 × 5 模型，含 S_T 指数） E. 全部 15 输出量精度表（FIG A5: 分输出精度图） F. MCMC 迹图（FIG A1） G. 先验–后验边缘分布（FIG A2） H. 代理校准可靠性曲线（FIG A3） I. 异方差预测不确定性可视化（FIG A4） J. 先验–后验预测分布对比（FIG A6） K. HeteroMLP 架构示意图（FIG A7） L. 训练曲线（FIG A8）——五模型损失/指标演化 M. 速度基准详情表（TABLE M1） N. 前向 UQ predictive variant 结果对比（μ-only vs predictive）</w:t>
       </w:r>
     </w:p>
     <w:p>
